--- a/docs/20_성탄발표회_계획서.docx
+++ b/docs/20_성탄발표회_계획서.docx
@@ -11,7 +11,7 @@
         <w:rPr>
           <w:b w:val="0"/>
         </w:rPr>
-        <w:t>202X년 (교회명) 유치·아동부 성탄 축하 발표회 계획서</w:t>
+        <w:t>________년 (교회명) 유치부·아동부 성탄 발표회 계획서</w:t>
       </w:r>
     </w:p>
     <w:p>
@@ -22,7 +22,7 @@
         <w:rPr>
           <w:b w:val="0"/>
         </w:rPr>
-        <w:t>1. 개요</w:t>
+        <w:t>개요</w:t>
       </w:r>
     </w:p>
     <w:p>
@@ -31,15 +31,9 @@
       </w:pPr>
       <w:r>
         <w:rPr>
-          <w:b/>
-        </w:rPr>
-        <w:t>행사명:</w:t>
-      </w:r>
-      <w:r>
-        <w:rPr>
           <w:b w:val="0"/>
         </w:rPr>
-        <w:t xml:space="preserve"> 202X년 아기 예수님 탄생 축하 발표회</w:t>
+        <w:t>주제 : 예수님 오심을 기뻐해요</w:t>
       </w:r>
     </w:p>
     <w:p>
@@ -48,15 +42,9 @@
       </w:pPr>
       <w:r>
         <w:rPr>
-          <w:b/>
-        </w:rPr>
-        <w:t>주제:</w:t>
-      </w:r>
-      <w:r>
-        <w:rPr>
           <w:b w:val="0"/>
         </w:rPr>
-        <w:t xml:space="preserve"> (확인 필요 - 당해 교단/교회 주제 입력)</w:t>
+        <w:t>주제 말씀 : 누가복음 2:10~11</w:t>
       </w:r>
     </w:p>
     <w:p>
@@ -65,15 +53,9 @@
       </w:pPr>
       <w:r>
         <w:rPr>
-          <w:b/>
-        </w:rPr>
-        <w:t>일시:</w:t>
-      </w:r>
-      <w:r>
-        <w:rPr>
           <w:b w:val="0"/>
         </w:rPr>
-        <w:t xml:space="preserve"> 202X년 12월 ____일(일) 오후 ____시</w:t>
+        <w:t>목적 : 예수님의 탄생을 함께 기뻐하며 찬양과 말씀으로 성탄의 기쁨을 나눈다.</w:t>
       </w:r>
     </w:p>
     <w:p>
@@ -82,15 +64,9 @@
       </w:pPr>
       <w:r>
         <w:rPr>
-          <w:b/>
-        </w:rPr>
-        <w:t>장소:</w:t>
-      </w:r>
-      <w:r>
-        <w:rPr>
           <w:b w:val="0"/>
         </w:rPr>
-        <w:t xml:space="preserve"> (교회명) 본당 및 교육관</w:t>
+        <w:t>장소 : ________</w:t>
       </w:r>
     </w:p>
     <w:p>
@@ -99,15 +75,31 @@
       </w:pPr>
       <w:r>
         <w:rPr>
-          <w:b/>
+          <w:b w:val="0"/>
         </w:rPr>
-        <w:t>대상:</w:t>
+        <w:t>일시 : ________년 ________월 ________일 ________시</w:t>
       </w:r>
+    </w:p>
+    <w:p>
+      <w:pPr>
+        <w:pStyle w:val="ListBullet"/>
+      </w:pPr>
       <w:r>
         <w:rPr>
           <w:b w:val="0"/>
         </w:rPr>
-        <w:t xml:space="preserve"> 유치부, 아동부 학생 전원 및 학부모, 성도</w:t>
+        <w:t>담당 : ________</w:t>
+      </w:r>
+    </w:p>
+    <w:p>
+      <w:pPr>
+        <w:pStyle w:val="ListBullet"/>
+      </w:pPr>
+      <w:r>
+        <w:rPr>
+          <w:b w:val="0"/>
+        </w:rPr>
+        <w:t>대상 : 유치부·아동부 및 보호자(예상 인원 ________명: 학생 ________, 교사 ________, 보호자 ________)</w:t>
       </w:r>
     </w:p>
     <w:p>
@@ -118,7 +110,7 @@
         <w:rPr>
           <w:b w:val="0"/>
         </w:rPr>
-        <w:t>2. 세부 준비 일정 (D-6주)</w:t>
+        <w:t>준비물</w:t>
       </w:r>
     </w:p>
     <w:tbl>
@@ -128,15 +120,14 @@
         <w:tblLook w:firstColumn="1" w:firstRow="1" w:lastColumn="0" w:lastRow="0" w:noHBand="0" w:noVBand="1" w:val="04A0"/>
       </w:tblPr>
       <w:tblGrid>
-        <w:gridCol w:w="2160"/>
-        <w:gridCol w:w="2160"/>
-        <w:gridCol w:w="2160"/>
-        <w:gridCol w:w="2160"/>
+        <w:gridCol w:w="2880"/>
+        <w:gridCol w:w="2880"/>
+        <w:gridCol w:w="2880"/>
       </w:tblGrid>
       <w:tr>
         <w:tc>
           <w:tcPr>
-            <w:tcW w:type="dxa" w:w="2160"/>
+            <w:tcW w:type="dxa" w:w="2880"/>
           </w:tcPr>
           <w:p>
             <w:r>
@@ -149,33 +140,20 @@
         </w:tc>
         <w:tc>
           <w:tcPr>
-            <w:tcW w:type="dxa" w:w="2160"/>
+            <w:tcW w:type="dxa" w:w="2880"/>
           </w:tcPr>
           <w:p>
             <w:r>
               <w:rPr>
                 <w:b/>
               </w:rPr>
-              <w:t>일정</w:t>
+              <w:t>준비물</w:t>
             </w:r>
           </w:p>
         </w:tc>
         <w:tc>
           <w:tcPr>
-            <w:tcW w:type="dxa" w:w="2160"/>
-          </w:tcPr>
-          <w:p>
-            <w:r>
-              <w:rPr>
-                <w:b/>
-              </w:rPr>
-              <w:t>주요 내용</w:t>
-            </w:r>
-          </w:p>
-        </w:tc>
-        <w:tc>
-          <w:tcPr>
-            <w:tcW w:type="dxa" w:w="2160"/>
+            <w:tcW w:type="dxa" w:w="2880"/>
           </w:tcPr>
           <w:p>
             <w:r>
@@ -190,53 +168,40 @@
       <w:tr>
         <w:tc>
           <w:tcPr>
-            <w:tcW w:type="dxa" w:w="2160"/>
+            <w:tcW w:type="dxa" w:w="2880"/>
           </w:tcPr>
           <w:p>
             <w:r>
               <w:rPr>
                 <w:b w:val="0"/>
               </w:rPr>
-              <w:t>D-6</w:t>
+              <w:t>예배·진행</w:t>
             </w:r>
           </w:p>
         </w:tc>
         <w:tc>
           <w:tcPr>
-            <w:tcW w:type="dxa" w:w="2160"/>
+            <w:tcW w:type="dxa" w:w="2880"/>
           </w:tcPr>
           <w:p>
             <w:r>
               <w:rPr>
                 <w:b w:val="0"/>
               </w:rPr>
-              <w:t>11월 ____일</w:t>
+              <w:t>성경, 순서지, 반별 명단</w:t>
             </w:r>
           </w:p>
         </w:tc>
         <w:tc>
           <w:tcPr>
-            <w:tcW w:type="dxa" w:w="2160"/>
+            <w:tcW w:type="dxa" w:w="2880"/>
           </w:tcPr>
           <w:p>
             <w:r>
               <w:rPr>
                 <w:b w:val="0"/>
               </w:rPr>
-              <w:t>발표회 기획안 확정 및 종목 선정</w:t>
-            </w:r>
-          </w:p>
-        </w:tc>
-        <w:tc>
-          <w:tcPr>
-            <w:tcW w:type="dxa" w:w="2160"/>
-          </w:tcPr>
-          <w:p>
-            <w:r>
-              <w:rPr>
-                <w:b w:val="0"/>
-              </w:rPr>
-              <w:t>교사회의</w:t>
+              <w:t>말씀은 장절로 표기</w:t>
             </w:r>
           </w:p>
         </w:tc>
@@ -244,53 +209,40 @@
       <w:tr>
         <w:tc>
           <w:tcPr>
-            <w:tcW w:type="dxa" w:w="2160"/>
+            <w:tcW w:type="dxa" w:w="2880"/>
           </w:tcPr>
           <w:p>
             <w:r>
               <w:rPr>
                 <w:b w:val="0"/>
               </w:rPr>
-              <w:t>D-5</w:t>
+              <w:t>의상</w:t>
             </w:r>
           </w:p>
         </w:tc>
         <w:tc>
           <w:tcPr>
-            <w:tcW w:type="dxa" w:w="2160"/>
+            <w:tcW w:type="dxa" w:w="2880"/>
           </w:tcPr>
           <w:p>
             <w:r>
               <w:rPr>
                 <w:b w:val="0"/>
               </w:rPr>
-              <w:t>11월 ____일</w:t>
+              <w:t>반별 기본 복장, 역할별 의상</w:t>
             </w:r>
           </w:p>
         </w:tc>
         <w:tc>
           <w:tcPr>
-            <w:tcW w:type="dxa" w:w="2160"/>
+            <w:tcW w:type="dxa" w:w="2880"/>
           </w:tcPr>
           <w:p>
             <w:r>
               <w:rPr>
                 <w:b w:val="0"/>
               </w:rPr>
-              <w:t>반별 곡 선정 및 대본 구성, 연습 시작</w:t>
-            </w:r>
-          </w:p>
-        </w:tc>
-        <w:tc>
-          <w:tcPr>
-            <w:tcW w:type="dxa" w:w="2160"/>
-          </w:tcPr>
-          <w:p>
-            <w:r>
-              <w:rPr>
-                <w:b w:val="0"/>
-              </w:rPr>
-              <w:t>각 반 교사</w:t>
+              <w:t>기존 물품 우선 사용</w:t>
             </w:r>
           </w:p>
         </w:tc>
@@ -298,53 +250,40 @@
       <w:tr>
         <w:tc>
           <w:tcPr>
-            <w:tcW w:type="dxa" w:w="2160"/>
+            <w:tcW w:type="dxa" w:w="2880"/>
           </w:tcPr>
           <w:p>
             <w:r>
               <w:rPr>
                 <w:b w:val="0"/>
               </w:rPr>
-              <w:t>D-4</w:t>
+              <w:t>소품</w:t>
             </w:r>
           </w:p>
         </w:tc>
         <w:tc>
           <w:tcPr>
-            <w:tcW w:type="dxa" w:w="2160"/>
+            <w:tcW w:type="dxa" w:w="2880"/>
           </w:tcPr>
           <w:p>
             <w:r>
               <w:rPr>
                 <w:b w:val="0"/>
               </w:rPr>
-              <w:t>12월 ____일</w:t>
+              <w:t>별, 구유 모형, 말씀 팻말</w:t>
             </w:r>
           </w:p>
         </w:tc>
         <w:tc>
           <w:tcPr>
-            <w:tcW w:type="dxa" w:w="2160"/>
+            <w:tcW w:type="dxa" w:w="2880"/>
           </w:tcPr>
           <w:p>
             <w:r>
               <w:rPr>
                 <w:b w:val="0"/>
               </w:rPr>
-              <w:t>의상 및 소품 발주, 배역 확정</w:t>
-            </w:r>
-          </w:p>
-        </w:tc>
-        <w:tc>
-          <w:tcPr>
-            <w:tcW w:type="dxa" w:w="2160"/>
-          </w:tcPr>
-          <w:p>
-            <w:r>
-              <w:rPr>
-                <w:b w:val="0"/>
-              </w:rPr>
-              <w:t>부장 집사</w:t>
+              <w:t>작고 가볍게 제작</w:t>
             </w:r>
           </w:p>
         </w:tc>
@@ -352,53 +291,40 @@
       <w:tr>
         <w:tc>
           <w:tcPr>
-            <w:tcW w:type="dxa" w:w="2160"/>
+            <w:tcW w:type="dxa" w:w="2880"/>
           </w:tcPr>
           <w:p>
             <w:r>
               <w:rPr>
                 <w:b w:val="0"/>
               </w:rPr>
-              <w:t>D-3</w:t>
+              <w:t>음향</w:t>
             </w:r>
           </w:p>
         </w:tc>
         <w:tc>
           <w:tcPr>
-            <w:tcW w:type="dxa" w:w="2160"/>
+            <w:tcW w:type="dxa" w:w="2880"/>
           </w:tcPr>
           <w:p>
             <w:r>
               <w:rPr>
                 <w:b w:val="0"/>
               </w:rPr>
-              <w:t>12월 ____일</w:t>
+              <w:t>마이크, 반주 음원, 재생 기기</w:t>
             </w:r>
           </w:p>
         </w:tc>
         <w:tc>
           <w:tcPr>
-            <w:tcW w:type="dxa" w:w="2160"/>
+            <w:tcW w:type="dxa" w:w="2880"/>
           </w:tcPr>
           <w:p>
             <w:r>
               <w:rPr>
                 <w:b w:val="0"/>
               </w:rPr>
-              <w:t>집중 연습 및 중간 점검</w:t>
-            </w:r>
-          </w:p>
-        </w:tc>
-        <w:tc>
-          <w:tcPr>
-            <w:tcW w:type="dxa" w:w="2160"/>
-          </w:tcPr>
-          <w:p>
-            <w:r>
-              <w:rPr>
-                <w:b w:val="0"/>
-              </w:rPr>
-              <w:t>각 반 연습</w:t>
+              <w:t>음원 별도 저장</w:t>
             </w:r>
           </w:p>
         </w:tc>
@@ -406,156 +332,42 @@
       <w:tr>
         <w:tc>
           <w:tcPr>
-            <w:tcW w:type="dxa" w:w="2160"/>
+            <w:tcW w:type="dxa" w:w="2880"/>
           </w:tcPr>
           <w:p>
             <w:r>
               <w:rPr>
                 <w:b w:val="0"/>
               </w:rPr>
-              <w:t>D-2</w:t>
+              <w:t>안전</w:t>
             </w:r>
           </w:p>
         </w:tc>
         <w:tc>
           <w:tcPr>
-            <w:tcW w:type="dxa" w:w="2160"/>
+            <w:tcW w:type="dxa" w:w="2880"/>
           </w:tcPr>
           <w:p>
             <w:r>
               <w:rPr>
                 <w:b w:val="0"/>
               </w:rPr>
-              <w:t>12월 ____일</w:t>
+              <w:t>구급함, 바닥 고정 테이프</w:t>
             </w:r>
           </w:p>
         </w:tc>
         <w:tc>
           <w:tcPr>
-            <w:tcW w:type="dxa" w:w="2160"/>
+            <w:tcW w:type="dxa" w:w="2880"/>
           </w:tcPr>
           <w:p>
             <w:r>
               <w:rPr>
                 <w:b w:val="0"/>
               </w:rPr>
-              <w:t>전체 흐름 연결 연습, 음향/영상 체크</w:t>
+              <w:t>통로 확보</w:t>
             </w:r>
           </w:p>
-        </w:tc>
-        <w:tc>
-          <w:tcPr>
-            <w:tcW w:type="dxa" w:w="2160"/>
-          </w:tcPr>
-          <w:p>
-            <w:r>
-              <w:rPr>
-                <w:b w:val="0"/>
-              </w:rPr>
-              <w:t>(교회명) 본당</w:t>
-            </w:r>
-          </w:p>
-        </w:tc>
-      </w:tr>
-      <w:tr>
-        <w:tc>
-          <w:tcPr>
-            <w:tcW w:type="dxa" w:w="2160"/>
-          </w:tcPr>
-          <w:p>
-            <w:r>
-              <w:rPr>
-                <w:b w:val="0"/>
-              </w:rPr>
-              <w:t>D-1</w:t>
-            </w:r>
-          </w:p>
-        </w:tc>
-        <w:tc>
-          <w:tcPr>
-            <w:tcW w:type="dxa" w:w="2160"/>
-          </w:tcPr>
-          <w:p>
-            <w:r>
-              <w:rPr>
-                <w:b w:val="0"/>
-              </w:rPr>
-              <w:t>12월 ____일</w:t>
-            </w:r>
-          </w:p>
-        </w:tc>
-        <w:tc>
-          <w:tcPr>
-            <w:tcW w:type="dxa" w:w="2160"/>
-          </w:tcPr>
-          <w:p>
-            <w:r>
-              <w:rPr>
-                <w:b w:val="0"/>
-              </w:rPr>
-              <w:t>리허설 (드레스 리허설) 및 최종 무대 세팅</w:t>
-            </w:r>
-          </w:p>
-        </w:tc>
-        <w:tc>
-          <w:tcPr>
-            <w:tcW w:type="dxa" w:w="2160"/>
-          </w:tcPr>
-          <w:p>
-            <w:r>
-              <w:rPr>
-                <w:b w:val="0"/>
-              </w:rPr>
-              <w:t>전체 스태프</w:t>
-            </w:r>
-          </w:p>
-        </w:tc>
-      </w:tr>
-      <w:tr>
-        <w:tc>
-          <w:tcPr>
-            <w:tcW w:type="dxa" w:w="2160"/>
-          </w:tcPr>
-          <w:p>
-            <w:r>
-              <w:rPr>
-                <w:b/>
-              </w:rPr>
-              <w:t>D-Day</w:t>
-            </w:r>
-          </w:p>
-        </w:tc>
-        <w:tc>
-          <w:tcPr>
-            <w:tcW w:type="dxa" w:w="2160"/>
-          </w:tcPr>
-          <w:p>
-            <w:r>
-              <w:rPr>
-                <w:b/>
-              </w:rPr>
-              <w:t>12월 ____일</w:t>
-            </w:r>
-          </w:p>
-        </w:tc>
-        <w:tc>
-          <w:tcPr>
-            <w:tcW w:type="dxa" w:w="2160"/>
-          </w:tcPr>
-          <w:p>
-            <w:r>
-              <w:rPr>
-                <w:b/>
-              </w:rPr>
-              <w:t>성탄 발표회 본 행사</w:t>
-            </w:r>
-          </w:p>
-        </w:tc>
-        <w:tc>
-          <w:tcPr>
-            <w:tcW w:type="dxa" w:w="2160"/>
-          </w:tcPr>
-          <w:p/>
         </w:tc>
       </w:tr>
     </w:tbl>
@@ -568,7 +380,1963 @@
         <w:rPr>
           <w:b w:val="0"/>
         </w:rPr>
-        <w:t>3. 반별 발표 종목 배정표</w:t>
+        <w:t>시간표</w:t>
+      </w:r>
+    </w:p>
+    <w:tbl>
+      <w:tblPr>
+        <w:tblStyle w:val="TableGrid"/>
+        <w:tblW w:type="auto" w:w="0"/>
+        <w:tblLook w:firstColumn="1" w:firstRow="1" w:lastColumn="0" w:lastRow="0" w:noHBand="0" w:noVBand="1" w:val="04A0"/>
+      </w:tblPr>
+      <w:tblGrid>
+        <w:gridCol w:w="2880"/>
+        <w:gridCol w:w="2880"/>
+        <w:gridCol w:w="2880"/>
+      </w:tblGrid>
+      <w:tr>
+        <w:tc>
+          <w:tcPr>
+            <w:tcW w:type="dxa" w:w="2880"/>
+          </w:tcPr>
+          <w:p>
+            <w:r>
+              <w:rPr>
+                <w:b/>
+              </w:rPr>
+              <w:t>시간</w:t>
+            </w:r>
+          </w:p>
+        </w:tc>
+        <w:tc>
+          <w:tcPr>
+            <w:tcW w:type="dxa" w:w="2880"/>
+          </w:tcPr>
+          <w:p>
+            <w:r>
+              <w:rPr>
+                <w:b/>
+              </w:rPr>
+              <w:t>행사 당일</w:t>
+            </w:r>
+          </w:p>
+        </w:tc>
+        <w:tc>
+          <w:tcPr>
+            <w:tcW w:type="dxa" w:w="2880"/>
+          </w:tcPr>
+          <w:p>
+            <w:r>
+              <w:rPr>
+                <w:b/>
+              </w:rPr>
+              <w:t>담당</w:t>
+            </w:r>
+          </w:p>
+        </w:tc>
+      </w:tr>
+      <w:tr>
+        <w:tc>
+          <w:tcPr>
+            <w:tcW w:type="dxa" w:w="2880"/>
+          </w:tcPr>
+          <w:p>
+            <w:r>
+              <w:rPr>
+                <w:b w:val="0"/>
+              </w:rPr>
+              <w:t>13:00~13:20</w:t>
+            </w:r>
+          </w:p>
+        </w:tc>
+        <w:tc>
+          <w:tcPr>
+            <w:tcW w:type="dxa" w:w="2880"/>
+          </w:tcPr>
+          <w:p>
+            <w:r>
+              <w:rPr>
+                <w:b w:val="0"/>
+              </w:rPr>
+              <w:t>무대·음향 점검</w:t>
+            </w:r>
+          </w:p>
+        </w:tc>
+        <w:tc>
+          <w:tcPr>
+            <w:tcW w:type="dxa" w:w="2880"/>
+          </w:tcPr>
+          <w:p>
+            <w:r>
+              <w:rPr>
+                <w:b w:val="0"/>
+              </w:rPr>
+              <w:t>________</w:t>
+            </w:r>
+          </w:p>
+        </w:tc>
+      </w:tr>
+      <w:tr>
+        <w:tc>
+          <w:tcPr>
+            <w:tcW w:type="dxa" w:w="2880"/>
+          </w:tcPr>
+          <w:p>
+            <w:r>
+              <w:rPr>
+                <w:b w:val="0"/>
+              </w:rPr>
+              <w:t>13:20~13:40</w:t>
+            </w:r>
+          </w:p>
+        </w:tc>
+        <w:tc>
+          <w:tcPr>
+            <w:tcW w:type="dxa" w:w="2880"/>
+          </w:tcPr>
+          <w:p>
+            <w:r>
+              <w:rPr>
+                <w:b w:val="0"/>
+              </w:rPr>
+              <w:t>학생 출석 확인·의상 착용</w:t>
+            </w:r>
+          </w:p>
+        </w:tc>
+        <w:tc>
+          <w:tcPr>
+            <w:tcW w:type="dxa" w:w="2880"/>
+          </w:tcPr>
+          <w:p>
+            <w:r>
+              <w:rPr>
+                <w:b w:val="0"/>
+              </w:rPr>
+              <w:t>반별 교사</w:t>
+            </w:r>
+          </w:p>
+        </w:tc>
+      </w:tr>
+      <w:tr>
+        <w:tc>
+          <w:tcPr>
+            <w:tcW w:type="dxa" w:w="2880"/>
+          </w:tcPr>
+          <w:p>
+            <w:r>
+              <w:rPr>
+                <w:b w:val="0"/>
+              </w:rPr>
+              <w:t>13:40~14:00</w:t>
+            </w:r>
+          </w:p>
+        </w:tc>
+        <w:tc>
+          <w:tcPr>
+            <w:tcW w:type="dxa" w:w="2880"/>
+          </w:tcPr>
+          <w:p>
+            <w:r>
+              <w:rPr>
+                <w:b w:val="0"/>
+              </w:rPr>
+              <w:t>입퇴장 확인·기도·착석</w:t>
+            </w:r>
+          </w:p>
+        </w:tc>
+        <w:tc>
+          <w:tcPr>
+            <w:tcW w:type="dxa" w:w="2880"/>
+          </w:tcPr>
+          <w:p>
+            <w:r>
+              <w:rPr>
+                <w:b w:val="0"/>
+              </w:rPr>
+              <w:t>________</w:t>
+            </w:r>
+          </w:p>
+        </w:tc>
+      </w:tr>
+      <w:tr>
+        <w:tc>
+          <w:tcPr>
+            <w:tcW w:type="dxa" w:w="2880"/>
+          </w:tcPr>
+          <w:p>
+            <w:r>
+              <w:rPr>
+                <w:b w:val="0"/>
+              </w:rPr>
+              <w:t>14:00~14:15</w:t>
+            </w:r>
+          </w:p>
+        </w:tc>
+        <w:tc>
+          <w:tcPr>
+            <w:tcW w:type="dxa" w:w="2880"/>
+          </w:tcPr>
+          <w:p>
+            <w:r>
+              <w:rPr>
+                <w:b w:val="0"/>
+              </w:rPr>
+              <w:t>찬양·기도·성탄 말씀</w:t>
+            </w:r>
+          </w:p>
+        </w:tc>
+        <w:tc>
+          <w:tcPr>
+            <w:tcW w:type="dxa" w:w="2880"/>
+          </w:tcPr>
+          <w:p>
+            <w:r>
+              <w:rPr>
+                <w:b w:val="0"/>
+              </w:rPr>
+              <w:t>________</w:t>
+            </w:r>
+          </w:p>
+        </w:tc>
+      </w:tr>
+      <w:tr>
+        <w:tc>
+          <w:tcPr>
+            <w:tcW w:type="dxa" w:w="2880"/>
+          </w:tcPr>
+          <w:p>
+            <w:r>
+              <w:rPr>
+                <w:b w:val="0"/>
+              </w:rPr>
+              <w:t>14:15~14:45</w:t>
+            </w:r>
+          </w:p>
+        </w:tc>
+        <w:tc>
+          <w:tcPr>
+            <w:tcW w:type="dxa" w:w="2880"/>
+          </w:tcPr>
+          <w:p>
+            <w:r>
+              <w:rPr>
+                <w:b w:val="0"/>
+              </w:rPr>
+              <w:t>반별 발표</w:t>
+            </w:r>
+          </w:p>
+        </w:tc>
+        <w:tc>
+          <w:tcPr>
+            <w:tcW w:type="dxa" w:w="2880"/>
+          </w:tcPr>
+          <w:p>
+            <w:r>
+              <w:rPr>
+                <w:b w:val="0"/>
+              </w:rPr>
+              <w:t>반별 교사</w:t>
+            </w:r>
+          </w:p>
+        </w:tc>
+      </w:tr>
+      <w:tr>
+        <w:tc>
+          <w:tcPr>
+            <w:tcW w:type="dxa" w:w="2880"/>
+          </w:tcPr>
+          <w:p>
+            <w:r>
+              <w:rPr>
+                <w:b w:val="0"/>
+              </w:rPr>
+              <w:t>14:45~15:00</w:t>
+            </w:r>
+          </w:p>
+        </w:tc>
+        <w:tc>
+          <w:tcPr>
+            <w:tcW w:type="dxa" w:w="2880"/>
+          </w:tcPr>
+          <w:p>
+            <w:r>
+              <w:rPr>
+                <w:b w:val="0"/>
+              </w:rPr>
+              <w:t>함께 찬양·마침 기도·사진</w:t>
+            </w:r>
+          </w:p>
+        </w:tc>
+        <w:tc>
+          <w:tcPr>
+            <w:tcW w:type="dxa" w:w="2880"/>
+          </w:tcPr>
+          <w:p>
+            <w:r>
+              <w:rPr>
+                <w:b w:val="0"/>
+              </w:rPr>
+              <w:t>________</w:t>
+            </w:r>
+          </w:p>
+        </w:tc>
+      </w:tr>
+      <w:tr>
+        <w:tc>
+          <w:tcPr>
+            <w:tcW w:type="dxa" w:w="2880"/>
+          </w:tcPr>
+          <w:p>
+            <w:r>
+              <w:rPr>
+                <w:b w:val="0"/>
+              </w:rPr>
+              <w:t>15:00~15:20</w:t>
+            </w:r>
+          </w:p>
+        </w:tc>
+        <w:tc>
+          <w:tcPr>
+            <w:tcW w:type="dxa" w:w="2880"/>
+          </w:tcPr>
+          <w:p>
+            <w:r>
+              <w:rPr>
+                <w:b w:val="0"/>
+              </w:rPr>
+              <w:t>보호자 인계·정리</w:t>
+            </w:r>
+          </w:p>
+        </w:tc>
+        <w:tc>
+          <w:tcPr>
+            <w:tcW w:type="dxa" w:w="2880"/>
+          </w:tcPr>
+          <w:p>
+            <w:r>
+              <w:rPr>
+                <w:b w:val="0"/>
+              </w:rPr>
+              <w:t>________</w:t>
+            </w:r>
+          </w:p>
+        </w:tc>
+      </w:tr>
+    </w:tbl>
+    <w:p/>
+    <w:p>
+      <w:pPr>
+        <w:pStyle w:val="Heading2"/>
+      </w:pPr>
+      <w:r>
+        <w:rPr>
+          <w:b w:val="0"/>
+        </w:rPr>
+        <w:t>연습 일정표</w:t>
+      </w:r>
+    </w:p>
+    <w:tbl>
+      <w:tblPr>
+        <w:tblStyle w:val="TableGrid"/>
+        <w:tblW w:type="auto" w:w="0"/>
+        <w:tblLook w:firstColumn="1" w:firstRow="1" w:lastColumn="0" w:lastRow="0" w:noHBand="0" w:noVBand="1" w:val="04A0"/>
+      </w:tblPr>
+      <w:tblGrid>
+        <w:gridCol w:w="2880"/>
+        <w:gridCol w:w="2880"/>
+        <w:gridCol w:w="2880"/>
+      </w:tblGrid>
+      <w:tr>
+        <w:tc>
+          <w:tcPr>
+            <w:tcW w:type="dxa" w:w="2880"/>
+          </w:tcPr>
+          <w:p>
+            <w:r>
+              <w:rPr>
+                <w:b/>
+              </w:rPr>
+              <w:t>시기</w:t>
+            </w:r>
+          </w:p>
+        </w:tc>
+        <w:tc>
+          <w:tcPr>
+            <w:tcW w:type="dxa" w:w="2880"/>
+          </w:tcPr>
+          <w:p>
+            <w:r>
+              <w:rPr>
+                <w:b/>
+              </w:rPr>
+              <w:t>연습 내용</w:t>
+            </w:r>
+          </w:p>
+        </w:tc>
+        <w:tc>
+          <w:tcPr>
+            <w:tcW w:type="dxa" w:w="2880"/>
+          </w:tcPr>
+          <w:p>
+            <w:r>
+              <w:rPr>
+                <w:b/>
+              </w:rPr>
+              <w:t>확인 사항</w:t>
+            </w:r>
+          </w:p>
+        </w:tc>
+      </w:tr>
+      <w:tr>
+        <w:tc>
+          <w:tcPr>
+            <w:tcW w:type="dxa" w:w="2880"/>
+          </w:tcPr>
+          <w:p>
+            <w:r>
+              <w:rPr>
+                <w:b w:val="0"/>
+              </w:rPr>
+              <w:t>D-6주</w:t>
+            </w:r>
+          </w:p>
+        </w:tc>
+        <w:tc>
+          <w:tcPr>
+            <w:tcW w:type="dxa" w:w="2880"/>
+          </w:tcPr>
+          <w:p>
+            <w:r>
+              <w:rPr>
+                <w:b w:val="0"/>
+              </w:rPr>
+              <w:t>종목·곡·역할 정하기</w:t>
+            </w:r>
+          </w:p>
+        </w:tc>
+        <w:tc>
+          <w:tcPr>
+            <w:tcW w:type="dxa" w:w="2880"/>
+          </w:tcPr>
+          <w:p>
+            <w:r>
+              <w:rPr>
+                <w:b w:val="0"/>
+              </w:rPr>
+              <w:t>참가 인원·부모 안내</w:t>
+            </w:r>
+          </w:p>
+        </w:tc>
+      </w:tr>
+      <w:tr>
+        <w:tc>
+          <w:tcPr>
+            <w:tcW w:type="dxa" w:w="2880"/>
+          </w:tcPr>
+          <w:p>
+            <w:r>
+              <w:rPr>
+                <w:b w:val="0"/>
+              </w:rPr>
+              <w:t>D-5주</w:t>
+            </w:r>
+          </w:p>
+        </w:tc>
+        <w:tc>
+          <w:tcPr>
+            <w:tcW w:type="dxa" w:w="2880"/>
+          </w:tcPr>
+          <w:p>
+            <w:r>
+              <w:rPr>
+                <w:b w:val="0"/>
+              </w:rPr>
+              <w:t>찬양·율동·대사 익히기</w:t>
+            </w:r>
+          </w:p>
+        </w:tc>
+        <w:tc>
+          <w:tcPr>
+            <w:tcW w:type="dxa" w:w="2880"/>
+          </w:tcPr>
+          <w:p>
+            <w:r>
+              <w:rPr>
+                <w:b w:val="0"/>
+              </w:rPr>
+              <w:t>음원·암송 장절 확정</w:t>
+            </w:r>
+          </w:p>
+        </w:tc>
+      </w:tr>
+      <w:tr>
+        <w:tc>
+          <w:tcPr>
+            <w:tcW w:type="dxa" w:w="2880"/>
+          </w:tcPr>
+          <w:p>
+            <w:r>
+              <w:rPr>
+                <w:b w:val="0"/>
+              </w:rPr>
+              <w:t>D-4주</w:t>
+            </w:r>
+          </w:p>
+        </w:tc>
+        <w:tc>
+          <w:tcPr>
+            <w:tcW w:type="dxa" w:w="2880"/>
+          </w:tcPr>
+          <w:p>
+            <w:r>
+              <w:rPr>
+                <w:b w:val="0"/>
+              </w:rPr>
+              <w:t>반별 연습</w:t>
+            </w:r>
+          </w:p>
+        </w:tc>
+        <w:tc>
+          <w:tcPr>
+            <w:tcW w:type="dxa" w:w="2880"/>
+          </w:tcPr>
+          <w:p>
+            <w:r>
+              <w:rPr>
+                <w:b w:val="0"/>
+              </w:rPr>
+              <w:t>의상 크기·소품 수량</w:t>
+            </w:r>
+          </w:p>
+        </w:tc>
+      </w:tr>
+      <w:tr>
+        <w:tc>
+          <w:tcPr>
+            <w:tcW w:type="dxa" w:w="2880"/>
+          </w:tcPr>
+          <w:p>
+            <w:r>
+              <w:rPr>
+                <w:b w:val="0"/>
+              </w:rPr>
+              <w:t>D-3주</w:t>
+            </w:r>
+          </w:p>
+        </w:tc>
+        <w:tc>
+          <w:tcPr>
+            <w:tcW w:type="dxa" w:w="2880"/>
+          </w:tcPr>
+          <w:p>
+            <w:r>
+              <w:rPr>
+                <w:b w:val="0"/>
+              </w:rPr>
+              <w:t>동작·대사 연결하기</w:t>
+            </w:r>
+          </w:p>
+        </w:tc>
+        <w:tc>
+          <w:tcPr>
+            <w:tcW w:type="dxa" w:w="2880"/>
+          </w:tcPr>
+          <w:p>
+            <w:r>
+              <w:rPr>
+                <w:b w:val="0"/>
+              </w:rPr>
+              <w:t>결석 학생 역할 조정</w:t>
+            </w:r>
+          </w:p>
+        </w:tc>
+      </w:tr>
+      <w:tr>
+        <w:tc>
+          <w:tcPr>
+            <w:tcW w:type="dxa" w:w="2880"/>
+          </w:tcPr>
+          <w:p>
+            <w:r>
+              <w:rPr>
+                <w:b w:val="0"/>
+              </w:rPr>
+              <w:t>D-2주</w:t>
+            </w:r>
+          </w:p>
+        </w:tc>
+        <w:tc>
+          <w:tcPr>
+            <w:tcW w:type="dxa" w:w="2880"/>
+          </w:tcPr>
+          <w:p>
+            <w:r>
+              <w:rPr>
+                <w:b w:val="0"/>
+              </w:rPr>
+              <w:t>입퇴장 포함 합동 연습</w:t>
+            </w:r>
+          </w:p>
+        </w:tc>
+        <w:tc>
+          <w:tcPr>
+            <w:tcW w:type="dxa" w:w="2880"/>
+          </w:tcPr>
+          <w:p>
+            <w:r>
+              <w:rPr>
+                <w:b w:val="0"/>
+              </w:rPr>
+              <w:t>마이크·음원 순서</w:t>
+            </w:r>
+          </w:p>
+        </w:tc>
+      </w:tr>
+      <w:tr>
+        <w:tc>
+          <w:tcPr>
+            <w:tcW w:type="dxa" w:w="2880"/>
+          </w:tcPr>
+          <w:p>
+            <w:r>
+              <w:rPr>
+                <w:b w:val="0"/>
+              </w:rPr>
+              <w:t>D-1주</w:t>
+            </w:r>
+          </w:p>
+        </w:tc>
+        <w:tc>
+          <w:tcPr>
+            <w:tcW w:type="dxa" w:w="2880"/>
+          </w:tcPr>
+          <w:p>
+            <w:r>
+              <w:rPr>
+                <w:b w:val="0"/>
+              </w:rPr>
+              <w:t>의상·소품 포함 최종 연습</w:t>
+            </w:r>
+          </w:p>
+        </w:tc>
+        <w:tc>
+          <w:tcPr>
+            <w:tcW w:type="dxa" w:w="2880"/>
+          </w:tcPr>
+          <w:p>
+            <w:r>
+              <w:rPr>
+                <w:b w:val="0"/>
+              </w:rPr>
+              <w:t>전체 시간·보호자 인계</w:t>
+            </w:r>
+          </w:p>
+        </w:tc>
+      </w:tr>
+      <w:tr>
+        <w:tc>
+          <w:tcPr>
+            <w:tcW w:type="dxa" w:w="2880"/>
+          </w:tcPr>
+          <w:p>
+            <w:r>
+              <w:rPr>
+                <w:b w:val="0"/>
+              </w:rPr>
+              <w:t>당일</w:t>
+            </w:r>
+          </w:p>
+        </w:tc>
+        <w:tc>
+          <w:tcPr>
+            <w:tcW w:type="dxa" w:w="2880"/>
+          </w:tcPr>
+          <w:p>
+            <w:r>
+              <w:rPr>
+                <w:b w:val="0"/>
+              </w:rPr>
+              <w:t>짧은 동선 확인·격려</w:t>
+            </w:r>
+          </w:p>
+        </w:tc>
+        <w:tc>
+          <w:tcPr>
+            <w:tcW w:type="dxa" w:w="2880"/>
+          </w:tcPr>
+          <w:p>
+            <w:r>
+              <w:rPr>
+                <w:b w:val="0"/>
+              </w:rPr>
+              <w:t>무리한 반복 연습 금지</w:t>
+            </w:r>
+          </w:p>
+        </w:tc>
+      </w:tr>
+    </w:tbl>
+    <w:p/>
+    <w:p>
+      <w:r>
+        <w:rPr>
+          <w:b w:val="0"/>
+        </w:rPr>
+        <w:t>※ 주일 연습 시간 : ________ / 장소 : ________ / 회당 20~30분 이내</w:t>
+      </w:r>
+    </w:p>
+    <w:p>
+      <w:pPr>
+        <w:pStyle w:val="Heading2"/>
+      </w:pPr>
+      <w:r>
+        <w:rPr>
+          <w:b w:val="0"/>
+        </w:rPr>
+        <w:t>반별 발표 종목 배정</w:t>
+      </w:r>
+    </w:p>
+    <w:tbl>
+      <w:tblPr>
+        <w:tblStyle w:val="TableGrid"/>
+        <w:tblW w:type="auto" w:w="0"/>
+        <w:tblLook w:firstColumn="1" w:firstRow="1" w:lastColumn="0" w:lastRow="0" w:noHBand="0" w:noVBand="1" w:val="04A0"/>
+      </w:tblPr>
+      <w:tblGrid>
+        <w:gridCol w:w="1440"/>
+        <w:gridCol w:w="1440"/>
+        <w:gridCol w:w="1440"/>
+        <w:gridCol w:w="1440"/>
+        <w:gridCol w:w="1440"/>
+        <w:gridCol w:w="1440"/>
+      </w:tblGrid>
+      <w:tr>
+        <w:tc>
+          <w:tcPr>
+            <w:tcW w:type="dxa" w:w="1440"/>
+          </w:tcPr>
+          <w:p>
+            <w:r>
+              <w:rPr>
+                <w:b/>
+              </w:rPr>
+              <w:t>부서·반</w:t>
+            </w:r>
+          </w:p>
+        </w:tc>
+        <w:tc>
+          <w:tcPr>
+            <w:tcW w:type="dxa" w:w="1440"/>
+          </w:tcPr>
+          <w:p>
+            <w:r>
+              <w:rPr>
+                <w:b/>
+              </w:rPr>
+              <w:t>종목</w:t>
+            </w:r>
+          </w:p>
+        </w:tc>
+        <w:tc>
+          <w:tcPr>
+            <w:tcW w:type="dxa" w:w="1440"/>
+          </w:tcPr>
+          <w:p>
+            <w:r>
+              <w:rPr>
+                <w:b/>
+              </w:rPr>
+              <w:t>곡명·내용·장절</w:t>
+            </w:r>
+          </w:p>
+        </w:tc>
+        <w:tc>
+          <w:tcPr>
+            <w:tcW w:type="dxa" w:w="1440"/>
+          </w:tcPr>
+          <w:p>
+            <w:r>
+              <w:rPr>
+                <w:b/>
+              </w:rPr>
+              <w:t>인원</w:t>
+            </w:r>
+          </w:p>
+        </w:tc>
+        <w:tc>
+          <w:tcPr>
+            <w:tcW w:type="dxa" w:w="1440"/>
+          </w:tcPr>
+          <w:p>
+            <w:r>
+              <w:rPr>
+                <w:b/>
+              </w:rPr>
+              <w:t>발표 시간</w:t>
+            </w:r>
+          </w:p>
+        </w:tc>
+        <w:tc>
+          <w:tcPr>
+            <w:tcW w:type="dxa" w:w="1440"/>
+          </w:tcPr>
+          <w:p>
+            <w:r>
+              <w:rPr>
+                <w:b/>
+              </w:rPr>
+              <w:t>담당</w:t>
+            </w:r>
+          </w:p>
+        </w:tc>
+      </w:tr>
+      <w:tr>
+        <w:tc>
+          <w:tcPr>
+            <w:tcW w:type="dxa" w:w="1440"/>
+          </w:tcPr>
+          <w:p>
+            <w:r>
+              <w:rPr>
+                <w:b w:val="0"/>
+              </w:rPr>
+              <w:t>유치부 ________반</w:t>
+            </w:r>
+          </w:p>
+        </w:tc>
+        <w:tc>
+          <w:tcPr>
+            <w:tcW w:type="dxa" w:w="1440"/>
+          </w:tcPr>
+          <w:p>
+            <w:r>
+              <w:rPr>
+                <w:b w:val="0"/>
+              </w:rPr>
+              <w:t>율동</w:t>
+            </w:r>
+          </w:p>
+        </w:tc>
+        <w:tc>
+          <w:tcPr>
+            <w:tcW w:type="dxa" w:w="1440"/>
+          </w:tcPr>
+          <w:p>
+            <w:r>
+              <w:rPr>
+                <w:b w:val="0"/>
+              </w:rPr>
+              <w:t>________</w:t>
+            </w:r>
+          </w:p>
+        </w:tc>
+        <w:tc>
+          <w:tcPr>
+            <w:tcW w:type="dxa" w:w="1440"/>
+          </w:tcPr>
+          <w:p>
+            <w:r>
+              <w:rPr>
+                <w:b w:val="0"/>
+              </w:rPr>
+              <w:t>________명</w:t>
+            </w:r>
+          </w:p>
+        </w:tc>
+        <w:tc>
+          <w:tcPr>
+            <w:tcW w:type="dxa" w:w="1440"/>
+          </w:tcPr>
+          <w:p>
+            <w:r>
+              <w:rPr>
+                <w:b w:val="0"/>
+              </w:rPr>
+              <w:t>3분</w:t>
+            </w:r>
+          </w:p>
+        </w:tc>
+        <w:tc>
+          <w:tcPr>
+            <w:tcW w:type="dxa" w:w="1440"/>
+          </w:tcPr>
+          <w:p>
+            <w:r>
+              <w:rPr>
+                <w:b w:val="0"/>
+              </w:rPr>
+              <w:t>________</w:t>
+            </w:r>
+          </w:p>
+        </w:tc>
+      </w:tr>
+      <w:tr>
+        <w:tc>
+          <w:tcPr>
+            <w:tcW w:type="dxa" w:w="1440"/>
+          </w:tcPr>
+          <w:p>
+            <w:r>
+              <w:rPr>
+                <w:b w:val="0"/>
+              </w:rPr>
+              <w:t>유치부 ________반</w:t>
+            </w:r>
+          </w:p>
+        </w:tc>
+        <w:tc>
+          <w:tcPr>
+            <w:tcW w:type="dxa" w:w="1440"/>
+          </w:tcPr>
+          <w:p>
+            <w:r>
+              <w:rPr>
+                <w:b w:val="0"/>
+              </w:rPr>
+              <w:t>찬양</w:t>
+            </w:r>
+          </w:p>
+        </w:tc>
+        <w:tc>
+          <w:tcPr>
+            <w:tcW w:type="dxa" w:w="1440"/>
+          </w:tcPr>
+          <w:p>
+            <w:r>
+              <w:rPr>
+                <w:b w:val="0"/>
+              </w:rPr>
+              <w:t>________</w:t>
+            </w:r>
+          </w:p>
+        </w:tc>
+        <w:tc>
+          <w:tcPr>
+            <w:tcW w:type="dxa" w:w="1440"/>
+          </w:tcPr>
+          <w:p>
+            <w:r>
+              <w:rPr>
+                <w:b w:val="0"/>
+              </w:rPr>
+              <w:t>________명</w:t>
+            </w:r>
+          </w:p>
+        </w:tc>
+        <w:tc>
+          <w:tcPr>
+            <w:tcW w:type="dxa" w:w="1440"/>
+          </w:tcPr>
+          <w:p>
+            <w:r>
+              <w:rPr>
+                <w:b w:val="0"/>
+              </w:rPr>
+              <w:t>3분</w:t>
+            </w:r>
+          </w:p>
+        </w:tc>
+        <w:tc>
+          <w:tcPr>
+            <w:tcW w:type="dxa" w:w="1440"/>
+          </w:tcPr>
+          <w:p>
+            <w:r>
+              <w:rPr>
+                <w:b w:val="0"/>
+              </w:rPr>
+              <w:t>________</w:t>
+            </w:r>
+          </w:p>
+        </w:tc>
+      </w:tr>
+      <w:tr>
+        <w:tc>
+          <w:tcPr>
+            <w:tcW w:type="dxa" w:w="1440"/>
+          </w:tcPr>
+          <w:p>
+            <w:r>
+              <w:rPr>
+                <w:b w:val="0"/>
+              </w:rPr>
+              <w:t>아동부 ________반</w:t>
+            </w:r>
+          </w:p>
+        </w:tc>
+        <w:tc>
+          <w:tcPr>
+            <w:tcW w:type="dxa" w:w="1440"/>
+          </w:tcPr>
+          <w:p>
+            <w:r>
+              <w:rPr>
+                <w:b w:val="0"/>
+              </w:rPr>
+              <w:t>성극</w:t>
+            </w:r>
+          </w:p>
+        </w:tc>
+        <w:tc>
+          <w:tcPr>
+            <w:tcW w:type="dxa" w:w="1440"/>
+          </w:tcPr>
+          <w:p>
+            <w:r>
+              <w:rPr>
+                <w:b w:val="0"/>
+              </w:rPr>
+              <w:t>예수님 탄생</w:t>
+            </w:r>
+          </w:p>
+        </w:tc>
+        <w:tc>
+          <w:tcPr>
+            <w:tcW w:type="dxa" w:w="1440"/>
+          </w:tcPr>
+          <w:p>
+            <w:r>
+              <w:rPr>
+                <w:b w:val="0"/>
+              </w:rPr>
+              <w:t>________명</w:t>
+            </w:r>
+          </w:p>
+        </w:tc>
+        <w:tc>
+          <w:tcPr>
+            <w:tcW w:type="dxa" w:w="1440"/>
+          </w:tcPr>
+          <w:p>
+            <w:r>
+              <w:rPr>
+                <w:b w:val="0"/>
+              </w:rPr>
+              <w:t>7분</w:t>
+            </w:r>
+          </w:p>
+        </w:tc>
+        <w:tc>
+          <w:tcPr>
+            <w:tcW w:type="dxa" w:w="1440"/>
+          </w:tcPr>
+          <w:p>
+            <w:r>
+              <w:rPr>
+                <w:b w:val="0"/>
+              </w:rPr>
+              <w:t>________</w:t>
+            </w:r>
+          </w:p>
+        </w:tc>
+      </w:tr>
+      <w:tr>
+        <w:tc>
+          <w:tcPr>
+            <w:tcW w:type="dxa" w:w="1440"/>
+          </w:tcPr>
+          <w:p>
+            <w:r>
+              <w:rPr>
+                <w:b w:val="0"/>
+              </w:rPr>
+              <w:t>아동부 ________반</w:t>
+            </w:r>
+          </w:p>
+        </w:tc>
+        <w:tc>
+          <w:tcPr>
+            <w:tcW w:type="dxa" w:w="1440"/>
+          </w:tcPr>
+          <w:p>
+            <w:r>
+              <w:rPr>
+                <w:b w:val="0"/>
+              </w:rPr>
+              <w:t>암송</w:t>
+            </w:r>
+          </w:p>
+        </w:tc>
+        <w:tc>
+          <w:tcPr>
+            <w:tcW w:type="dxa" w:w="1440"/>
+          </w:tcPr>
+          <w:p>
+            <w:r>
+              <w:rPr>
+                <w:b w:val="0"/>
+              </w:rPr>
+              <w:t>누가복음 2:10~11</w:t>
+            </w:r>
+          </w:p>
+        </w:tc>
+        <w:tc>
+          <w:tcPr>
+            <w:tcW w:type="dxa" w:w="1440"/>
+          </w:tcPr>
+          <w:p>
+            <w:r>
+              <w:rPr>
+                <w:b w:val="0"/>
+              </w:rPr>
+              <w:t>________명</w:t>
+            </w:r>
+          </w:p>
+        </w:tc>
+        <w:tc>
+          <w:tcPr>
+            <w:tcW w:type="dxa" w:w="1440"/>
+          </w:tcPr>
+          <w:p>
+            <w:r>
+              <w:rPr>
+                <w:b w:val="0"/>
+              </w:rPr>
+              <w:t>3분</w:t>
+            </w:r>
+          </w:p>
+        </w:tc>
+        <w:tc>
+          <w:tcPr>
+            <w:tcW w:type="dxa" w:w="1440"/>
+          </w:tcPr>
+          <w:p>
+            <w:r>
+              <w:rPr>
+                <w:b w:val="0"/>
+              </w:rPr>
+              <w:t>________</w:t>
+            </w:r>
+          </w:p>
+        </w:tc>
+      </w:tr>
+    </w:tbl>
+    <w:p/>
+    <w:p>
+      <w:r>
+        <w:rPr>
+          <w:b w:val="0"/>
+        </w:rPr>
+        <w:t>※ 반 수에 맞게 종목을 합치며, 혼자 발표하기 어려운 학생은 교사와 함께 참여한다.</w:t>
+      </w:r>
+    </w:p>
+    <w:p>
+      <w:pPr>
+        <w:pStyle w:val="Heading2"/>
+      </w:pPr>
+      <w:r>
+        <w:rPr>
+          <w:b w:val="0"/>
+        </w:rPr>
+        <w:t>특별활동</w:t>
+      </w:r>
+    </w:p>
+    <w:p>
+      <w:r>
+        <w:rPr>
+          <w:b w:val="0"/>
+        </w:rPr>
+        <w:t xml:space="preserve">1) </w:t>
+      </w:r>
+      <w:r>
+        <w:rPr>
+          <w:b/>
+        </w:rPr>
+        <w:t>함께 찬양</w:t>
+      </w:r>
+      <w:r>
+        <w:rPr>
+          <w:b w:val="0"/>
+        </w:rPr>
+        <w:t xml:space="preserve"> : 모든 학생과 보호자가 자리에서 성탄 찬양을 부른다.</w:t>
+      </w:r>
+    </w:p>
+    <w:p>
+      <w:r>
+        <w:rPr>
+          <w:b w:val="0"/>
+        </w:rPr>
+        <w:t xml:space="preserve">2) </w:t>
+      </w:r>
+      <w:r>
+        <w:rPr>
+          <w:b/>
+        </w:rPr>
+        <w:t>성탄 감사 나눔</w:t>
+      </w:r>
+      <w:r>
+        <w:rPr>
+          <w:b w:val="0"/>
+        </w:rPr>
+        <w:t xml:space="preserve"> : 감사 제목을 별 모양 종이에 쓰거나 그려 붙인다.</w:t>
+      </w:r>
+    </w:p>
+    <w:p>
+      <w:r>
+        <w:rPr>
+          <w:b w:val="0"/>
+        </w:rPr>
+        <w:t xml:space="preserve">3) </w:t>
+      </w:r>
+      <w:r>
+        <w:rPr>
+          <w:b/>
+        </w:rPr>
+        <w:t>기념사진</w:t>
+      </w:r>
+      <w:r>
+        <w:rPr>
+          <w:b w:val="0"/>
+        </w:rPr>
+        <w:t xml:space="preserve"> : 희망 가정만 참여하며, 사진 공개는 별도 동의를 확인한다.</w:t>
+      </w:r>
+    </w:p>
+    <w:p>
+      <w:pPr>
+        <w:pStyle w:val="Heading2"/>
+      </w:pPr>
+      <w:r>
+        <w:rPr>
+          <w:b w:val="0"/>
+        </w:rPr>
+        <w:t>의상·소품 목록</w:t>
+      </w:r>
+    </w:p>
+    <w:tbl>
+      <w:tblPr>
+        <w:tblStyle w:val="TableGrid"/>
+        <w:tblW w:type="auto" w:w="0"/>
+        <w:tblLook w:firstColumn="1" w:firstRow="1" w:lastColumn="0" w:lastRow="0" w:noHBand="0" w:noVBand="1" w:val="04A0"/>
+      </w:tblPr>
+      <w:tblGrid>
+        <w:gridCol w:w="1440"/>
+        <w:gridCol w:w="1440"/>
+        <w:gridCol w:w="1440"/>
+        <w:gridCol w:w="1440"/>
+        <w:gridCol w:w="1440"/>
+        <w:gridCol w:w="1440"/>
+      </w:tblGrid>
+      <w:tr>
+        <w:tc>
+          <w:tcPr>
+            <w:tcW w:type="dxa" w:w="1440"/>
+          </w:tcPr>
+          <w:p>
+            <w:r>
+              <w:rPr>
+                <w:b/>
+              </w:rPr>
+              <w:t>구분</w:t>
+            </w:r>
+          </w:p>
+        </w:tc>
+        <w:tc>
+          <w:tcPr>
+            <w:tcW w:type="dxa" w:w="1440"/>
+          </w:tcPr>
+          <w:p>
+            <w:r>
+              <w:rPr>
+                <w:b/>
+              </w:rPr>
+              <w:t>품목</w:t>
+            </w:r>
+          </w:p>
+        </w:tc>
+        <w:tc>
+          <w:tcPr>
+            <w:tcW w:type="dxa" w:w="1440"/>
+          </w:tcPr>
+          <w:p>
+            <w:r>
+              <w:rPr>
+                <w:b/>
+              </w:rPr>
+              <w:t>필요 수량</w:t>
+            </w:r>
+          </w:p>
+        </w:tc>
+        <w:tc>
+          <w:tcPr>
+            <w:tcW w:type="dxa" w:w="1440"/>
+          </w:tcPr>
+          <w:p>
+            <w:r>
+              <w:rPr>
+                <w:b/>
+              </w:rPr>
+              <w:t>보유·대여</w:t>
+            </w:r>
+          </w:p>
+        </w:tc>
+        <w:tc>
+          <w:tcPr>
+            <w:tcW w:type="dxa" w:w="1440"/>
+          </w:tcPr>
+          <w:p>
+            <w:r>
+              <w:rPr>
+                <w:b/>
+              </w:rPr>
+              <w:t>추가 준비</w:t>
+            </w:r>
+          </w:p>
+        </w:tc>
+        <w:tc>
+          <w:tcPr>
+            <w:tcW w:type="dxa" w:w="1440"/>
+          </w:tcPr>
+          <w:p>
+            <w:r>
+              <w:rPr>
+                <w:b/>
+              </w:rPr>
+              <w:t>담당</w:t>
+            </w:r>
+          </w:p>
+        </w:tc>
+      </w:tr>
+      <w:tr>
+        <w:tc>
+          <w:tcPr>
+            <w:tcW w:type="dxa" w:w="1440"/>
+          </w:tcPr>
+          <w:p>
+            <w:r>
+              <w:rPr>
+                <w:b w:val="0"/>
+              </w:rPr>
+              <w:t>공통</w:t>
+            </w:r>
+          </w:p>
+        </w:tc>
+        <w:tc>
+          <w:tcPr>
+            <w:tcW w:type="dxa" w:w="1440"/>
+          </w:tcPr>
+          <w:p>
+            <w:r>
+              <w:rPr>
+                <w:b w:val="0"/>
+              </w:rPr>
+              <w:t>흰 상의·편한 하의</w:t>
+            </w:r>
+          </w:p>
+        </w:tc>
+        <w:tc>
+          <w:tcPr>
+            <w:tcW w:type="dxa" w:w="1440"/>
+          </w:tcPr>
+          <w:p>
+            <w:r>
+              <w:rPr>
+                <w:b w:val="0"/>
+              </w:rPr>
+              <w:t>________</w:t>
+            </w:r>
+          </w:p>
+        </w:tc>
+        <w:tc>
+          <w:tcPr>
+            <w:tcW w:type="dxa" w:w="1440"/>
+          </w:tcPr>
+          <w:p>
+            <w:r>
+              <w:rPr>
+                <w:b w:val="0"/>
+              </w:rPr>
+              <w:t>가정 준비</w:t>
+            </w:r>
+          </w:p>
+        </w:tc>
+        <w:tc>
+          <w:tcPr>
+            <w:tcW w:type="dxa" w:w="1440"/>
+          </w:tcPr>
+          <w:p>
+            <w:r>
+              <w:rPr>
+                <w:b w:val="0"/>
+              </w:rPr>
+              <w:t>보유 옷 활용</w:t>
+            </w:r>
+          </w:p>
+        </w:tc>
+        <w:tc>
+          <w:tcPr>
+            <w:tcW w:type="dxa" w:w="1440"/>
+          </w:tcPr>
+          <w:p>
+            <w:r>
+              <w:rPr>
+                <w:b w:val="0"/>
+              </w:rPr>
+              <w:t>________</w:t>
+            </w:r>
+          </w:p>
+        </w:tc>
+      </w:tr>
+      <w:tr>
+        <w:tc>
+          <w:tcPr>
+            <w:tcW w:type="dxa" w:w="1440"/>
+          </w:tcPr>
+          <w:p>
+            <w:r>
+              <w:rPr>
+                <w:b w:val="0"/>
+              </w:rPr>
+              <w:t>성극</w:t>
+            </w:r>
+          </w:p>
+        </w:tc>
+        <w:tc>
+          <w:tcPr>
+            <w:tcW w:type="dxa" w:w="1440"/>
+          </w:tcPr>
+          <w:p>
+            <w:r>
+              <w:rPr>
+                <w:b w:val="0"/>
+              </w:rPr>
+              <w:t>역할별 겉옷</w:t>
+            </w:r>
+          </w:p>
+        </w:tc>
+        <w:tc>
+          <w:tcPr>
+            <w:tcW w:type="dxa" w:w="1440"/>
+          </w:tcPr>
+          <w:p>
+            <w:r>
+              <w:rPr>
+                <w:b w:val="0"/>
+              </w:rPr>
+              <w:t>________</w:t>
+            </w:r>
+          </w:p>
+        </w:tc>
+        <w:tc>
+          <w:tcPr>
+            <w:tcW w:type="dxa" w:w="1440"/>
+          </w:tcPr>
+          <w:p>
+            <w:r>
+              <w:rPr>
+                <w:b w:val="0"/>
+              </w:rPr>
+              <w:t>________</w:t>
+            </w:r>
+          </w:p>
+        </w:tc>
+        <w:tc>
+          <w:tcPr>
+            <w:tcW w:type="dxa" w:w="1440"/>
+          </w:tcPr>
+          <w:p>
+            <w:r>
+              <w:rPr>
+                <w:b w:val="0"/>
+              </w:rPr>
+              <w:t>________</w:t>
+            </w:r>
+          </w:p>
+        </w:tc>
+        <w:tc>
+          <w:tcPr>
+            <w:tcW w:type="dxa" w:w="1440"/>
+          </w:tcPr>
+          <w:p>
+            <w:r>
+              <w:rPr>
+                <w:b w:val="0"/>
+              </w:rPr>
+              <w:t>________</w:t>
+            </w:r>
+          </w:p>
+        </w:tc>
+      </w:tr>
+      <w:tr>
+        <w:tc>
+          <w:tcPr>
+            <w:tcW w:type="dxa" w:w="1440"/>
+          </w:tcPr>
+          <w:p>
+            <w:r>
+              <w:rPr>
+                <w:b w:val="0"/>
+              </w:rPr>
+              <w:t>성극</w:t>
+            </w:r>
+          </w:p>
+        </w:tc>
+        <w:tc>
+          <w:tcPr>
+            <w:tcW w:type="dxa" w:w="1440"/>
+          </w:tcPr>
+          <w:p>
+            <w:r>
+              <w:rPr>
+                <w:b w:val="0"/>
+              </w:rPr>
+              <w:t>구유 모형·별</w:t>
+            </w:r>
+          </w:p>
+        </w:tc>
+        <w:tc>
+          <w:tcPr>
+            <w:tcW w:type="dxa" w:w="1440"/>
+          </w:tcPr>
+          <w:p>
+            <w:r>
+              <w:rPr>
+                <w:b w:val="0"/>
+              </w:rPr>
+              <w:t>________</w:t>
+            </w:r>
+          </w:p>
+        </w:tc>
+        <w:tc>
+          <w:tcPr>
+            <w:tcW w:type="dxa" w:w="1440"/>
+          </w:tcPr>
+          <w:p>
+            <w:r>
+              <w:rPr>
+                <w:b w:val="0"/>
+              </w:rPr>
+              <w:t>________</w:t>
+            </w:r>
+          </w:p>
+        </w:tc>
+        <w:tc>
+          <w:tcPr>
+            <w:tcW w:type="dxa" w:w="1440"/>
+          </w:tcPr>
+          <w:p>
+            <w:r>
+              <w:rPr>
+                <w:b w:val="0"/>
+              </w:rPr>
+              <w:t>________</w:t>
+            </w:r>
+          </w:p>
+        </w:tc>
+        <w:tc>
+          <w:tcPr>
+            <w:tcW w:type="dxa" w:w="1440"/>
+          </w:tcPr>
+          <w:p>
+            <w:r>
+              <w:rPr>
+                <w:b w:val="0"/>
+              </w:rPr>
+              <w:t>________</w:t>
+            </w:r>
+          </w:p>
+        </w:tc>
+      </w:tr>
+      <w:tr>
+        <w:tc>
+          <w:tcPr>
+            <w:tcW w:type="dxa" w:w="1440"/>
+          </w:tcPr>
+          <w:p>
+            <w:r>
+              <w:rPr>
+                <w:b w:val="0"/>
+              </w:rPr>
+              <w:t>암송</w:t>
+            </w:r>
+          </w:p>
+        </w:tc>
+        <w:tc>
+          <w:tcPr>
+            <w:tcW w:type="dxa" w:w="1440"/>
+          </w:tcPr>
+          <w:p>
+            <w:r>
+              <w:rPr>
+                <w:b w:val="0"/>
+              </w:rPr>
+              <w:t>말씀 장절 팻말</w:t>
+            </w:r>
+          </w:p>
+        </w:tc>
+        <w:tc>
+          <w:tcPr>
+            <w:tcW w:type="dxa" w:w="1440"/>
+          </w:tcPr>
+          <w:p>
+            <w:r>
+              <w:rPr>
+                <w:b w:val="0"/>
+              </w:rPr>
+              <w:t>________</w:t>
+            </w:r>
+          </w:p>
+        </w:tc>
+        <w:tc>
+          <w:tcPr>
+            <w:tcW w:type="dxa" w:w="1440"/>
+          </w:tcPr>
+          <w:p>
+            <w:r>
+              <w:rPr>
+                <w:b w:val="0"/>
+              </w:rPr>
+              <w:t>________</w:t>
+            </w:r>
+          </w:p>
+        </w:tc>
+        <w:tc>
+          <w:tcPr>
+            <w:tcW w:type="dxa" w:w="1440"/>
+          </w:tcPr>
+          <w:p>
+            <w:r>
+              <w:rPr>
+                <w:b w:val="0"/>
+              </w:rPr>
+              <w:t>________</w:t>
+            </w:r>
+          </w:p>
+        </w:tc>
+        <w:tc>
+          <w:tcPr>
+            <w:tcW w:type="dxa" w:w="1440"/>
+          </w:tcPr>
+          <w:p>
+            <w:r>
+              <w:rPr>
+                <w:b w:val="0"/>
+              </w:rPr>
+              <w:t>________</w:t>
+            </w:r>
+          </w:p>
+        </w:tc>
+      </w:tr>
+    </w:tbl>
+    <w:p/>
+    <w:p>
+      <w:pPr>
+        <w:pStyle w:val="Heading2"/>
+      </w:pPr>
+      <w:r>
+        <w:rPr>
+          <w:b w:val="0"/>
+        </w:rPr>
+        <w:t>무대·음향 체크</w:t>
+      </w:r>
+    </w:p>
+    <w:tbl>
+      <w:tblPr>
+        <w:tblStyle w:val="TableGrid"/>
+        <w:tblW w:type="auto" w:w="0"/>
+        <w:tblLook w:firstColumn="1" w:firstRow="1" w:lastColumn="0" w:lastRow="0" w:noHBand="0" w:noVBand="1" w:val="04A0"/>
+      </w:tblPr>
+      <w:tblGrid>
+        <w:gridCol w:w="2880"/>
+        <w:gridCol w:w="2880"/>
+        <w:gridCol w:w="2880"/>
+      </w:tblGrid>
+      <w:tr>
+        <w:tc>
+          <w:tcPr>
+            <w:tcW w:type="dxa" w:w="2880"/>
+          </w:tcPr>
+          <w:p>
+            <w:r>
+              <w:rPr>
+                <w:b/>
+              </w:rPr>
+              <w:t>확인 항목</w:t>
+            </w:r>
+          </w:p>
+        </w:tc>
+        <w:tc>
+          <w:tcPr>
+            <w:tcW w:type="dxa" w:w="2880"/>
+          </w:tcPr>
+          <w:p>
+            <w:r>
+              <w:rPr>
+                <w:b/>
+              </w:rPr>
+              <w:t>완료</w:t>
+            </w:r>
+          </w:p>
+        </w:tc>
+        <w:tc>
+          <w:tcPr>
+            <w:tcW w:type="dxa" w:w="2880"/>
+          </w:tcPr>
+          <w:p>
+            <w:r>
+              <w:rPr>
+                <w:b/>
+              </w:rPr>
+              <w:t>담당</w:t>
+            </w:r>
+          </w:p>
+        </w:tc>
+      </w:tr>
+      <w:tr>
+        <w:tc>
+          <w:tcPr>
+            <w:tcW w:type="dxa" w:w="2880"/>
+          </w:tcPr>
+          <w:p>
+            <w:r>
+              <w:rPr>
+                <w:b w:val="0"/>
+              </w:rPr>
+              <w:t>무대 가장자리·계단 확인, 전선 고정</w:t>
+            </w:r>
+          </w:p>
+        </w:tc>
+        <w:tc>
+          <w:tcPr>
+            <w:tcW w:type="dxa" w:w="2880"/>
+          </w:tcPr>
+          <w:p>
+            <w:r>
+              <w:rPr>
+                <w:b w:val="0"/>
+              </w:rPr>
+              <w:t>□</w:t>
+            </w:r>
+          </w:p>
+        </w:tc>
+        <w:tc>
+          <w:tcPr>
+            <w:tcW w:type="dxa" w:w="2880"/>
+          </w:tcPr>
+          <w:p>
+            <w:r>
+              <w:rPr>
+                <w:b w:val="0"/>
+              </w:rPr>
+              <w:t>________</w:t>
+            </w:r>
+          </w:p>
+        </w:tc>
+      </w:tr>
+      <w:tr>
+        <w:tc>
+          <w:tcPr>
+            <w:tcW w:type="dxa" w:w="2880"/>
+          </w:tcPr>
+          <w:p>
+            <w:r>
+              <w:rPr>
+                <w:b w:val="0"/>
+              </w:rPr>
+              <w:t>대기 장소·입퇴장 통로 확보</w:t>
+            </w:r>
+          </w:p>
+        </w:tc>
+        <w:tc>
+          <w:tcPr>
+            <w:tcW w:type="dxa" w:w="2880"/>
+          </w:tcPr>
+          <w:p>
+            <w:r>
+              <w:rPr>
+                <w:b w:val="0"/>
+              </w:rPr>
+              <w:t>□</w:t>
+            </w:r>
+          </w:p>
+        </w:tc>
+        <w:tc>
+          <w:tcPr>
+            <w:tcW w:type="dxa" w:w="2880"/>
+          </w:tcPr>
+          <w:p>
+            <w:r>
+              <w:rPr>
+                <w:b w:val="0"/>
+              </w:rPr>
+              <w:t>________</w:t>
+            </w:r>
+          </w:p>
+        </w:tc>
+      </w:tr>
+      <w:tr>
+        <w:tc>
+          <w:tcPr>
+            <w:tcW w:type="dxa" w:w="2880"/>
+          </w:tcPr>
+          <w:p>
+            <w:r>
+              <w:rPr>
+                <w:b w:val="0"/>
+              </w:rPr>
+              <w:t>유치부 이동 동행 교사 배치</w:t>
+            </w:r>
+          </w:p>
+        </w:tc>
+        <w:tc>
+          <w:tcPr>
+            <w:tcW w:type="dxa" w:w="2880"/>
+          </w:tcPr>
+          <w:p>
+            <w:r>
+              <w:rPr>
+                <w:b w:val="0"/>
+              </w:rPr>
+              <w:t>□</w:t>
+            </w:r>
+          </w:p>
+        </w:tc>
+        <w:tc>
+          <w:tcPr>
+            <w:tcW w:type="dxa" w:w="2880"/>
+          </w:tcPr>
+          <w:p>
+            <w:r>
+              <w:rPr>
+                <w:b w:val="0"/>
+              </w:rPr>
+              <w:t>________</w:t>
+            </w:r>
+          </w:p>
+        </w:tc>
+      </w:tr>
+      <w:tr>
+        <w:tc>
+          <w:tcPr>
+            <w:tcW w:type="dxa" w:w="2880"/>
+          </w:tcPr>
+          <w:p>
+            <w:r>
+              <w:rPr>
+                <w:b w:val="0"/>
+              </w:rPr>
+              <w:t>마이크 높이·음량·건전지 확인</w:t>
+            </w:r>
+          </w:p>
+        </w:tc>
+        <w:tc>
+          <w:tcPr>
+            <w:tcW w:type="dxa" w:w="2880"/>
+          </w:tcPr>
+          <w:p>
+            <w:r>
+              <w:rPr>
+                <w:b w:val="0"/>
+              </w:rPr>
+              <w:t>□</w:t>
+            </w:r>
+          </w:p>
+        </w:tc>
+        <w:tc>
+          <w:tcPr>
+            <w:tcW w:type="dxa" w:w="2880"/>
+          </w:tcPr>
+          <w:p>
+            <w:r>
+              <w:rPr>
+                <w:b w:val="0"/>
+              </w:rPr>
+              <w:t>________</w:t>
+            </w:r>
+          </w:p>
+        </w:tc>
+      </w:tr>
+      <w:tr>
+        <w:tc>
+          <w:tcPr>
+            <w:tcW w:type="dxa" w:w="2880"/>
+          </w:tcPr>
+          <w:p>
+            <w:r>
+              <w:rPr>
+                <w:b w:val="0"/>
+              </w:rPr>
+              <w:t>음원에 순서 번호 표시·예비 파일 준비</w:t>
+            </w:r>
+          </w:p>
+        </w:tc>
+        <w:tc>
+          <w:tcPr>
+            <w:tcW w:type="dxa" w:w="2880"/>
+          </w:tcPr>
+          <w:p>
+            <w:r>
+              <w:rPr>
+                <w:b w:val="0"/>
+              </w:rPr>
+              <w:t>□</w:t>
+            </w:r>
+          </w:p>
+        </w:tc>
+        <w:tc>
+          <w:tcPr>
+            <w:tcW w:type="dxa" w:w="2880"/>
+          </w:tcPr>
+          <w:p>
+            <w:r>
+              <w:rPr>
+                <w:b w:val="0"/>
+              </w:rPr>
+              <w:t>________</w:t>
+            </w:r>
+          </w:p>
+        </w:tc>
+      </w:tr>
+      <w:tr>
+        <w:tc>
+          <w:tcPr>
+            <w:tcW w:type="dxa" w:w="2880"/>
+          </w:tcPr>
+          <w:p>
+            <w:r>
+              <w:rPr>
+                <w:b w:val="0"/>
+              </w:rPr>
+              <w:t>촬영 위치 지정·보호자 인계 명단 준비</w:t>
+            </w:r>
+          </w:p>
+        </w:tc>
+        <w:tc>
+          <w:tcPr>
+            <w:tcW w:type="dxa" w:w="2880"/>
+          </w:tcPr>
+          <w:p>
+            <w:r>
+              <w:rPr>
+                <w:b w:val="0"/>
+              </w:rPr>
+              <w:t>□</w:t>
+            </w:r>
+          </w:p>
+        </w:tc>
+        <w:tc>
+          <w:tcPr>
+            <w:tcW w:type="dxa" w:w="2880"/>
+          </w:tcPr>
+          <w:p>
+            <w:r>
+              <w:rPr>
+                <w:b w:val="0"/>
+              </w:rPr>
+              <w:t>________</w:t>
+            </w:r>
+          </w:p>
+        </w:tc>
+      </w:tr>
+    </w:tbl>
+    <w:p/>
+    <w:p>
+      <w:pPr>
+        <w:pStyle w:val="Heading2"/>
+      </w:pPr>
+      <w:r>
+        <w:rPr>
+          <w:b w:val="0"/>
+        </w:rPr>
+        <w:t>예산표</w:t>
       </w:r>
     </w:p>
     <w:tbl>
@@ -594,7 +2362,7 @@
               <w:rPr>
                 <w:b/>
               </w:rPr>
-              <w:t>구분</w:t>
+              <w:t>항목</w:t>
             </w:r>
           </w:p>
         </w:tc>
@@ -607,7 +2375,7 @@
               <w:rPr>
                 <w:b/>
               </w:rPr>
-              <w:t>대상</w:t>
+              <w:t>단가</w:t>
             </w:r>
           </w:p>
         </w:tc>
@@ -620,7 +2388,7 @@
               <w:rPr>
                 <w:b/>
               </w:rPr>
-              <w:t>종목</w:t>
+              <w:t>수량</w:t>
             </w:r>
           </w:p>
         </w:tc>
@@ -633,7 +2401,7 @@
               <w:rPr>
                 <w:b/>
               </w:rPr>
-              <w:t>곡명 / 제목</w:t>
+              <w:t>금액</w:t>
             </w:r>
           </w:p>
         </w:tc>
@@ -646,7 +2414,7 @@
               <w:rPr>
                 <w:b/>
               </w:rPr>
-              <w:t>담당 교사</w:t>
+              <w:t>비고</w:t>
             </w:r>
           </w:p>
         </w:tc>
@@ -661,7 +2429,7 @@
               <w:rPr>
                 <w:b w:val="0"/>
               </w:rPr>
-              <w:t>오프닝</w:t>
+              <w:t>의상·소품 보완</w:t>
             </w:r>
           </w:p>
         </w:tc>
@@ -674,20 +2442,7 @@
               <w:rPr>
                 <w:b w:val="0"/>
               </w:rPr>
-              <w:t>유치부</w:t>
-            </w:r>
-          </w:p>
-        </w:tc>
-        <w:tc>
-          <w:tcPr>
-            <w:tcW w:type="dxa" w:w="1728"/>
-          </w:tcPr>
-          <w:p>
-            <w:r>
-              <w:rPr>
-                <w:b w:val="0"/>
-              </w:rPr>
-              <w:t>율동</w:t>
+              <w:t>________원</w:t>
             </w:r>
           </w:p>
         </w:tc>
@@ -713,7 +2468,20 @@
               <w:rPr>
                 <w:b w:val="0"/>
               </w:rPr>
-              <w:t>________</w:t>
+              <w:t>________원</w:t>
+            </w:r>
+          </w:p>
+        </w:tc>
+        <w:tc>
+          <w:tcPr>
+            <w:tcW w:type="dxa" w:w="1728"/>
+          </w:tcPr>
+          <w:p>
+            <w:r>
+              <w:rPr>
+                <w:b w:val="0"/>
+              </w:rPr>
+              <w:t>보유품 우선</w:t>
             </w:r>
           </w:p>
         </w:tc>
@@ -728,7 +2496,7 @@
               <w:rPr>
                 <w:b w:val="0"/>
               </w:rPr>
-              <w:t>순서 1</w:t>
+              <w:t>순서지 인쇄</w:t>
             </w:r>
           </w:p>
         </w:tc>
@@ -741,7 +2509,7 @@
               <w:rPr>
                 <w:b w:val="0"/>
               </w:rPr>
-              <w:t>아동부 저학년</w:t>
+              <w:t>________원</w:t>
             </w:r>
           </w:p>
         </w:tc>
@@ -754,7 +2522,54 @@
               <w:rPr>
                 <w:b w:val="0"/>
               </w:rPr>
-              <w:t>찬양 및 율동</w:t>
+              <w:t>________부</w:t>
+            </w:r>
+          </w:p>
+        </w:tc>
+        <w:tc>
+          <w:tcPr>
+            <w:tcW w:type="dxa" w:w="1728"/>
+          </w:tcPr>
+          <w:p>
+            <w:r>
+              <w:rPr>
+                <w:b w:val="0"/>
+              </w:rPr>
+              <w:t>________원</w:t>
+            </w:r>
+          </w:p>
+        </w:tc>
+        <w:tc>
+          <w:tcPr>
+            <w:tcW w:type="dxa" w:w="1728"/>
+          </w:tcPr>
+          <w:p/>
+        </w:tc>
+      </w:tr>
+      <w:tr>
+        <w:tc>
+          <w:tcPr>
+            <w:tcW w:type="dxa" w:w="1728"/>
+          </w:tcPr>
+          <w:p>
+            <w:r>
+              <w:rPr>
+                <w:b w:val="0"/>
+              </w:rPr>
+              <w:t>감사 활동 재료</w:t>
+            </w:r>
+          </w:p>
+        </w:tc>
+        <w:tc>
+          <w:tcPr>
+            <w:tcW w:type="dxa" w:w="1728"/>
+          </w:tcPr>
+          <w:p>
+            <w:r>
+              <w:rPr>
+                <w:b w:val="0"/>
+              </w:rPr>
+              <w:t>________원</w:t>
             </w:r>
           </w:p>
         </w:tc>
@@ -780,9 +2595,15 @@
               <w:rPr>
                 <w:b w:val="0"/>
               </w:rPr>
-              <w:t>________</w:t>
+              <w:t>________원</w:t>
             </w:r>
           </w:p>
+        </w:tc>
+        <w:tc>
+          <w:tcPr>
+            <w:tcW w:type="dxa" w:w="1728"/>
+          </w:tcPr>
+          <w:p/>
         </w:tc>
       </w:tr>
       <w:tr>
@@ -795,7 +2616,7 @@
               <w:rPr>
                 <w:b w:val="0"/>
               </w:rPr>
-              <w:t>순서 2</w:t>
+              <w:t>예비비</w:t>
             </w:r>
           </w:p>
         </w:tc>
@@ -808,515 +2629,7 @@
               <w:rPr>
                 <w:b w:val="0"/>
               </w:rPr>
-              <w:t>유치부</w:t>
-            </w:r>
-          </w:p>
-        </w:tc>
-        <w:tc>
-          <w:tcPr>
-            <w:tcW w:type="dxa" w:w="1728"/>
-          </w:tcPr>
-          <w:p>
-            <w:r>
-              <w:rPr>
-                <w:b w:val="0"/>
-              </w:rPr>
-              <w:t>성경 암송</w:t>
-            </w:r>
-          </w:p>
-        </w:tc>
-        <w:tc>
-          <w:tcPr>
-            <w:tcW w:type="dxa" w:w="1728"/>
-          </w:tcPr>
-          <w:p>
-            <w:r>
-              <w:rPr>
-                <w:b w:val="0"/>
-              </w:rPr>
-              <w:t>(성경 구절 장절만 기입)</w:t>
-            </w:r>
-          </w:p>
-        </w:tc>
-        <w:tc>
-          <w:tcPr>
-            <w:tcW w:type="dxa" w:w="1728"/>
-          </w:tcPr>
-          <w:p>
-            <w:r>
-              <w:rPr>
-                <w:b w:val="0"/>
-              </w:rPr>
-              <w:t>________</w:t>
-            </w:r>
-          </w:p>
-        </w:tc>
-      </w:tr>
-      <w:tr>
-        <w:tc>
-          <w:tcPr>
-            <w:tcW w:type="dxa" w:w="1728"/>
-          </w:tcPr>
-          <w:p>
-            <w:r>
-              <w:rPr>
-                <w:b w:val="0"/>
-              </w:rPr>
-              <w:t>순서 3</w:t>
-            </w:r>
-          </w:p>
-        </w:tc>
-        <w:tc>
-          <w:tcPr>
-            <w:tcW w:type="dxa" w:w="1728"/>
-          </w:tcPr>
-          <w:p>
-            <w:r>
-              <w:rPr>
-                <w:b w:val="0"/>
-              </w:rPr>
-              <w:t>아동부 고학년</w:t>
-            </w:r>
-          </w:p>
-        </w:tc>
-        <w:tc>
-          <w:tcPr>
-            <w:tcW w:type="dxa" w:w="1728"/>
-          </w:tcPr>
-          <w:p>
-            <w:r>
-              <w:rPr>
-                <w:b w:val="0"/>
-              </w:rPr>
-              <w:t>단막 성극</w:t>
-            </w:r>
-          </w:p>
-        </w:tc>
-        <w:tc>
-          <w:tcPr>
-            <w:tcW w:type="dxa" w:w="1728"/>
-          </w:tcPr>
-          <w:p>
-            <w:r>
-              <w:rPr>
-                <w:b w:val="0"/>
-              </w:rPr>
-              <w:t>(제목: ________)</w:t>
-            </w:r>
-          </w:p>
-        </w:tc>
-        <w:tc>
-          <w:tcPr>
-            <w:tcW w:type="dxa" w:w="1728"/>
-          </w:tcPr>
-          <w:p>
-            <w:r>
-              <w:rPr>
-                <w:b w:val="0"/>
-              </w:rPr>
-              <w:t>________</w:t>
-            </w:r>
-          </w:p>
-        </w:tc>
-      </w:tr>
-      <w:tr>
-        <w:tc>
-          <w:tcPr>
-            <w:tcW w:type="dxa" w:w="1728"/>
-          </w:tcPr>
-          <w:p>
-            <w:r>
-              <w:rPr>
-                <w:b w:val="0"/>
-              </w:rPr>
-              <w:t>엔딩</w:t>
-            </w:r>
-          </w:p>
-        </w:tc>
-        <w:tc>
-          <w:tcPr>
-            <w:tcW w:type="dxa" w:w="1728"/>
-          </w:tcPr>
-          <w:p>
-            <w:r>
-              <w:rPr>
-                <w:b w:val="0"/>
-              </w:rPr>
-              <w:t>전원</w:t>
-            </w:r>
-          </w:p>
-        </w:tc>
-        <w:tc>
-          <w:tcPr>
-            <w:tcW w:type="dxa" w:w="1728"/>
-          </w:tcPr>
-          <w:p>
-            <w:r>
-              <w:rPr>
-                <w:b w:val="0"/>
-              </w:rPr>
-              <w:t>합창</w:t>
-            </w:r>
-          </w:p>
-        </w:tc>
-        <w:tc>
-          <w:tcPr>
-            <w:tcW w:type="dxa" w:w="1728"/>
-          </w:tcPr>
-          <w:p>
-            <w:r>
-              <w:rPr>
-                <w:b w:val="0"/>
-              </w:rPr>
-              <w:t>________</w:t>
-            </w:r>
-          </w:p>
-        </w:tc>
-        <w:tc>
-          <w:tcPr>
-            <w:tcW w:type="dxa" w:w="1728"/>
-          </w:tcPr>
-          <w:p>
-            <w:r>
-              <w:rPr>
-                <w:b w:val="0"/>
-              </w:rPr>
-              <w:t>________</w:t>
-            </w:r>
-          </w:p>
-        </w:tc>
-      </w:tr>
-    </w:tbl>
-    <w:p/>
-    <w:p>
-      <w:pPr>
-        <w:pStyle w:val="Heading2"/>
-      </w:pPr>
-      <w:r>
-        <w:rPr>
-          <w:b w:val="0"/>
-        </w:rPr>
-        <w:t>4. 의상 및 소품 목록</w:t>
-      </w:r>
-    </w:p>
-    <w:tbl>
-      <w:tblPr>
-        <w:tblStyle w:val="TableGrid"/>
-        <w:tblW w:type="auto" w:w="0"/>
-        <w:tblLook w:firstColumn="1" w:firstRow="1" w:lastColumn="0" w:lastRow="0" w:noHBand="0" w:noVBand="1" w:val="04A0"/>
-      </w:tblPr>
-      <w:tblGrid>
-        <w:gridCol w:w="1728"/>
-        <w:gridCol w:w="1728"/>
-        <w:gridCol w:w="1728"/>
-        <w:gridCol w:w="1728"/>
-        <w:gridCol w:w="1728"/>
-      </w:tblGrid>
-      <w:tr>
-        <w:tc>
-          <w:tcPr>
-            <w:tcW w:type="dxa" w:w="1728"/>
-          </w:tcPr>
-          <w:p>
-            <w:r>
-              <w:rPr>
-                <w:b/>
-              </w:rPr>
-              <w:t>순서</w:t>
-            </w:r>
-          </w:p>
-        </w:tc>
-        <w:tc>
-          <w:tcPr>
-            <w:tcW w:type="dxa" w:w="1728"/>
-          </w:tcPr>
-          <w:p>
-            <w:r>
-              <w:rPr>
-                <w:b/>
-              </w:rPr>
-              <w:t>의상 구성</w:t>
-            </w:r>
-          </w:p>
-        </w:tc>
-        <w:tc>
-          <w:tcPr>
-            <w:tcW w:type="dxa" w:w="1728"/>
-          </w:tcPr>
-          <w:p>
-            <w:r>
-              <w:rPr>
-                <w:b/>
-              </w:rPr>
-              <w:t>준비 소품</w:t>
-            </w:r>
-          </w:p>
-        </w:tc>
-        <w:tc>
-          <w:tcPr>
-            <w:tcW w:type="dxa" w:w="1728"/>
-          </w:tcPr>
-          <w:p>
-            <w:r>
-              <w:rPr>
-                <w:b/>
-              </w:rPr>
-              <w:t>수량</w:t>
-            </w:r>
-          </w:p>
-        </w:tc>
-        <w:tc>
-          <w:tcPr>
-            <w:tcW w:type="dxa" w:w="1728"/>
-          </w:tcPr>
-          <w:p>
-            <w:r>
-              <w:rPr>
-                <w:b/>
-              </w:rPr>
-              <w:t>담당</w:t>
-            </w:r>
-          </w:p>
-        </w:tc>
-      </w:tr>
-      <w:tr>
-        <w:tc>
-          <w:tcPr>
-            <w:tcW w:type="dxa" w:w="1728"/>
-          </w:tcPr>
-          <w:p>
-            <w:r>
-              <w:rPr>
-                <w:b w:val="0"/>
-              </w:rPr>
-              <w:t>유치부</w:t>
-            </w:r>
-          </w:p>
-        </w:tc>
-        <w:tc>
-          <w:tcPr>
-            <w:tcW w:type="dxa" w:w="1728"/>
-          </w:tcPr>
-          <w:p>
-            <w:r>
-              <w:rPr>
-                <w:b w:val="0"/>
-              </w:rPr>
-              <w:t>흰색 티셔츠, 청바지</w:t>
-            </w:r>
-          </w:p>
-        </w:tc>
-        <w:tc>
-          <w:tcPr>
-            <w:tcW w:type="dxa" w:w="1728"/>
-          </w:tcPr>
-          <w:p>
-            <w:r>
-              <w:rPr>
-                <w:b w:val="0"/>
-              </w:rPr>
-              <w:t>머리띠, 손목 장식</w:t>
-            </w:r>
-          </w:p>
-        </w:tc>
-        <w:tc>
-          <w:tcPr>
-            <w:tcW w:type="dxa" w:w="1728"/>
-          </w:tcPr>
-          <w:p>
-            <w:r>
-              <w:rPr>
-                <w:b w:val="0"/>
-              </w:rPr>
-              <w:t>____개</w:t>
-            </w:r>
-          </w:p>
-        </w:tc>
-        <w:tc>
-          <w:tcPr>
-            <w:tcW w:type="dxa" w:w="1728"/>
-          </w:tcPr>
-          <w:p>
-            <w:r>
-              <w:rPr>
-                <w:b w:val="0"/>
-              </w:rPr>
-              <w:t>________</w:t>
-            </w:r>
-          </w:p>
-        </w:tc>
-      </w:tr>
-      <w:tr>
-        <w:tc>
-          <w:tcPr>
-            <w:tcW w:type="dxa" w:w="1728"/>
-          </w:tcPr>
-          <w:p>
-            <w:r>
-              <w:rPr>
-                <w:b w:val="0"/>
-              </w:rPr>
-              <w:t>아동부(저)</w:t>
-            </w:r>
-          </w:p>
-        </w:tc>
-        <w:tc>
-          <w:tcPr>
-            <w:tcW w:type="dxa" w:w="1728"/>
-          </w:tcPr>
-          <w:p>
-            <w:r>
-              <w:rPr>
-                <w:b w:val="0"/>
-              </w:rPr>
-              <w:t>단체복 또는 밝은 옷</w:t>
-            </w:r>
-          </w:p>
-        </w:tc>
-        <w:tc>
-          <w:tcPr>
-            <w:tcW w:type="dxa" w:w="1728"/>
-          </w:tcPr>
-          <w:p>
-            <w:r>
-              <w:rPr>
-                <w:b w:val="0"/>
-              </w:rPr>
-              <w:t>LED 촛불, 응원봉</w:t>
-            </w:r>
-          </w:p>
-        </w:tc>
-        <w:tc>
-          <w:tcPr>
-            <w:tcW w:type="dxa" w:w="1728"/>
-          </w:tcPr>
-          <w:p>
-            <w:r>
-              <w:rPr>
-                <w:b w:val="0"/>
-              </w:rPr>
-              <w:t>____개</w:t>
-            </w:r>
-          </w:p>
-        </w:tc>
-        <w:tc>
-          <w:tcPr>
-            <w:tcW w:type="dxa" w:w="1728"/>
-          </w:tcPr>
-          <w:p>
-            <w:r>
-              <w:rPr>
-                <w:b w:val="0"/>
-              </w:rPr>
-              <w:t>________</w:t>
-            </w:r>
-          </w:p>
-        </w:tc>
-      </w:tr>
-      <w:tr>
-        <w:tc>
-          <w:tcPr>
-            <w:tcW w:type="dxa" w:w="1728"/>
-          </w:tcPr>
-          <w:p>
-            <w:r>
-              <w:rPr>
-                <w:b w:val="0"/>
-              </w:rPr>
-              <w:t>아동부(고)</w:t>
-            </w:r>
-          </w:p>
-        </w:tc>
-        <w:tc>
-          <w:tcPr>
-            <w:tcW w:type="dxa" w:w="1728"/>
-          </w:tcPr>
-          <w:p>
-            <w:r>
-              <w:rPr>
-                <w:b w:val="0"/>
-              </w:rPr>
-              <w:t>성극 의상 (목자, 천사 등)</w:t>
-            </w:r>
-          </w:p>
-        </w:tc>
-        <w:tc>
-          <w:tcPr>
-            <w:tcW w:type="dxa" w:w="1728"/>
-          </w:tcPr>
-          <w:p>
-            <w:r>
-              <w:rPr>
-                <w:b w:val="0"/>
-              </w:rPr>
-              <w:t>별 지팡이, 아기 구유</w:t>
-            </w:r>
-          </w:p>
-        </w:tc>
-        <w:tc>
-          <w:tcPr>
-            <w:tcW w:type="dxa" w:w="1728"/>
-          </w:tcPr>
-          <w:p>
-            <w:r>
-              <w:rPr>
-                <w:b w:val="0"/>
-              </w:rPr>
-              <w:t>____개</w:t>
-            </w:r>
-          </w:p>
-        </w:tc>
-        <w:tc>
-          <w:tcPr>
-            <w:tcW w:type="dxa" w:w="1728"/>
-          </w:tcPr>
-          <w:p>
-            <w:r>
-              <w:rPr>
-                <w:b w:val="0"/>
-              </w:rPr>
-              <w:t>________</w:t>
-            </w:r>
-          </w:p>
-        </w:tc>
-      </w:tr>
-      <w:tr>
-        <w:tc>
-          <w:tcPr>
-            <w:tcW w:type="dxa" w:w="1728"/>
-          </w:tcPr>
-          <w:p>
-            <w:r>
-              <w:rPr>
-                <w:b w:val="0"/>
-              </w:rPr>
-              <w:t>무대 장식</w:t>
-            </w:r>
-          </w:p>
-        </w:tc>
-        <w:tc>
-          <w:tcPr>
-            <w:tcW w:type="dxa" w:w="1728"/>
-          </w:tcPr>
-          <w:p>
-            <w:r>
-              <w:rPr>
-                <w:b w:val="0"/>
-              </w:rPr>
-              <w:t>해당 없음</w:t>
-            </w:r>
-          </w:p>
-        </w:tc>
-        <w:tc>
-          <w:tcPr>
-            <w:tcW w:type="dxa" w:w="1728"/>
-          </w:tcPr>
-          <w:p>
-            <w:r>
-              <w:rPr>
-                <w:b w:val="0"/>
-              </w:rPr>
-              <w:t>풍선, 배경 현수막</w:t>
+              <w:t>________원</w:t>
             </w:r>
           </w:p>
         </w:tc>
@@ -1342,9 +2655,61 @@
               <w:rPr>
                 <w:b w:val="0"/>
               </w:rPr>
-              <w:t>________</w:t>
+              <w:t>________원</w:t>
             </w:r>
           </w:p>
+        </w:tc>
+        <w:tc>
+          <w:tcPr>
+            <w:tcW w:type="dxa" w:w="1728"/>
+          </w:tcPr>
+          <w:p/>
+        </w:tc>
+      </w:tr>
+      <w:tr>
+        <w:tc>
+          <w:tcPr>
+            <w:tcW w:type="dxa" w:w="1728"/>
+          </w:tcPr>
+          <w:p>
+            <w:r>
+              <w:rPr>
+                <w:b/>
+              </w:rPr>
+              <w:t>합계</w:t>
+            </w:r>
+          </w:p>
+        </w:tc>
+        <w:tc>
+          <w:tcPr>
+            <w:tcW w:type="dxa" w:w="1728"/>
+          </w:tcPr>
+          <w:p/>
+        </w:tc>
+        <w:tc>
+          <w:tcPr>
+            <w:tcW w:type="dxa" w:w="1728"/>
+          </w:tcPr>
+          <w:p/>
+        </w:tc>
+        <w:tc>
+          <w:tcPr>
+            <w:tcW w:type="dxa" w:w="1728"/>
+          </w:tcPr>
+          <w:p>
+            <w:r>
+              <w:rPr>
+                <w:b/>
+              </w:rPr>
+              <w:t>________원</w:t>
+            </w:r>
+          </w:p>
+        </w:tc>
+        <w:tc>
+          <w:tcPr>
+            <w:tcW w:type="dxa" w:w="1728"/>
+          </w:tcPr>
+          <w:p/>
         </w:tc>
       </w:tr>
     </w:tbl>
@@ -1357,7 +2722,7 @@
         <w:rPr>
           <w:b w:val="0"/>
         </w:rPr>
-        <w:t>5. 무대 및 음향/영상 체크리스트</w:t>
+        <w:t>구입 목록</w:t>
       </w:r>
     </w:p>
     <w:tbl>
@@ -1382,7 +2747,7 @@
               <w:rPr>
                 <w:b/>
               </w:rPr>
-              <w:t>항목</w:t>
+              <w:t>품목</w:t>
             </w:r>
           </w:p>
         </w:tc>
@@ -1395,7 +2760,7 @@
               <w:rPr>
                 <w:b/>
               </w:rPr>
-              <w:t>내용</w:t>
+              <w:t>수량</w:t>
             </w:r>
           </w:p>
         </w:tc>
@@ -1408,7 +2773,7 @@
               <w:rPr>
                 <w:b/>
               </w:rPr>
-              <w:t>점검 결과</w:t>
+              <w:t>구입처</w:t>
             </w:r>
           </w:p>
         </w:tc>
@@ -1421,7 +2786,7 @@
               <w:rPr>
                 <w:b/>
               </w:rPr>
-              <w:t>비고</w:t>
+              <w:t>담당</w:t>
             </w:r>
           </w:p>
         </w:tc>
@@ -1436,20 +2801,7 @@
               <w:rPr>
                 <w:b w:val="0"/>
               </w:rPr>
-              <w:t>음향</w:t>
-            </w:r>
-          </w:p>
-        </w:tc>
-        <w:tc>
-          <w:tcPr>
-            <w:tcW w:type="dxa" w:w="2160"/>
-          </w:tcPr>
-          <w:p>
-            <w:r>
-              <w:rPr>
-                <w:b w:val="0"/>
-              </w:rPr>
-              <w:t>무선 마이크 배터리 및 수신 상태</w:t>
+              <w:t>________</w:t>
             </w:r>
           </w:p>
         </w:tc>
@@ -1475,7 +2827,20 @@
               <w:rPr>
                 <w:b w:val="0"/>
               </w:rPr>
-              <w:t>(확인 필요)</w:t>
+              <w:t>________</w:t>
+            </w:r>
+          </w:p>
+        </w:tc>
+        <w:tc>
+          <w:tcPr>
+            <w:tcW w:type="dxa" w:w="2160"/>
+          </w:tcPr>
+          <w:p>
+            <w:r>
+              <w:rPr>
+                <w:b w:val="0"/>
+              </w:rPr>
+              <w:t>________</w:t>
             </w:r>
           </w:p>
         </w:tc>
@@ -1490,20 +2855,7 @@
               <w:rPr>
                 <w:b w:val="0"/>
               </w:rPr>
-              <w:t>음원</w:t>
-            </w:r>
-          </w:p>
-        </w:tc>
-        <w:tc>
-          <w:tcPr>
-            <w:tcW w:type="dxa" w:w="2160"/>
-          </w:tcPr>
-          <w:p>
-            <w:r>
-              <w:rPr>
-                <w:b w:val="0"/>
-              </w:rPr>
-              <w:t>MR 및 배경음악 파일 순서 확인</w:t>
+              <w:t>________</w:t>
             </w:r>
           </w:p>
         </w:tc>
@@ -1529,35 +2881,7 @@
               <w:rPr>
                 <w:b w:val="0"/>
               </w:rPr>
-              <w:t>USB/PC 저장</w:t>
-            </w:r>
-          </w:p>
-        </w:tc>
-      </w:tr>
-      <w:tr>
-        <w:tc>
-          <w:tcPr>
-            <w:tcW w:type="dxa" w:w="2160"/>
-          </w:tcPr>
-          <w:p>
-            <w:r>
-              <w:rPr>
-                <w:b w:val="0"/>
-              </w:rPr>
-              <w:t>영상</w:t>
-            </w:r>
-          </w:p>
-        </w:tc>
-        <w:tc>
-          <w:tcPr>
-            <w:tcW w:type="dxa" w:w="2160"/>
-          </w:tcPr>
-          <w:p>
-            <w:r>
-              <w:rPr>
-                <w:b w:val="0"/>
-              </w:rPr>
-              <w:t>배경 PPT 및 자막 송출 확인</w:t>
+              <w:t>________</w:t>
             </w:r>
           </w:p>
         </w:tc>
@@ -1574,43 +2898,207 @@
             </w:r>
           </w:p>
         </w:tc>
+      </w:tr>
+    </w:tbl>
+    <w:p/>
+    <w:p>
+      <w:pPr>
+        <w:pStyle w:val="Heading1"/>
+        <w:jc w:val="center"/>
+      </w:pPr>
+      <w:r>
+        <w:rPr>
+          <w:b w:val="0"/>
+        </w:rPr>
+        <w:t>________년 (교회명) 성탄 발표회 순서지</w:t>
+      </w:r>
+    </w:p>
+    <w:p>
+      <w:r>
+        <w:rPr>
+          <w:b/>
+        </w:rPr>
+        <w:t>예수님 오심을 기뻐해요</w:t>
+      </w:r>
+    </w:p>
+    <w:p>
+      <w:pPr>
+        <w:pStyle w:val="ListBullet"/>
+      </w:pPr>
+      <w:r>
+        <w:rPr>
+          <w:b w:val="0"/>
+        </w:rPr>
+        <w:t>주제 말씀 : 누가복음 2:10~11</w:t>
+      </w:r>
+    </w:p>
+    <w:p>
+      <w:pPr>
+        <w:pStyle w:val="ListBullet"/>
+      </w:pPr>
+      <w:r>
+        <w:rPr>
+          <w:b w:val="0"/>
+        </w:rPr>
+        <w:t>일시 : ________년 ________월 ________일 ________시</w:t>
+      </w:r>
+    </w:p>
+    <w:p>
+      <w:pPr>
+        <w:pStyle w:val="ListBullet"/>
+      </w:pPr>
+      <w:r>
+        <w:rPr>
+          <w:b w:val="0"/>
+        </w:rPr>
+        <w:t>장소 : ________</w:t>
+      </w:r>
+    </w:p>
+    <w:p>
+      <w:pPr>
+        <w:pStyle w:val="ListBullet"/>
+      </w:pPr>
+      <w:r>
+        <w:rPr>
+          <w:b w:val="0"/>
+        </w:rPr>
+        <w:t>참여 : 유치부·아동부</w:t>
+      </w:r>
+    </w:p>
+    <w:p>
+      <w:pPr>
+        <w:pStyle w:val="ListBullet"/>
+      </w:pPr>
+      <w:r>
+        <w:rPr>
+          <w:b w:val="0"/>
+        </w:rPr>
+        <w:t>진행 : ________</w:t>
+      </w:r>
+    </w:p>
+    <w:tbl>
+      <w:tblPr>
+        <w:tblStyle w:val="TableGrid"/>
+        <w:tblW w:type="auto" w:w="0"/>
+        <w:tblLook w:firstColumn="1" w:firstRow="1" w:lastColumn="0" w:lastRow="0" w:noHBand="0" w:noVBand="1" w:val="04A0"/>
+      </w:tblPr>
+      <w:tblGrid>
+        <w:gridCol w:w="2880"/>
+        <w:gridCol w:w="2880"/>
+        <w:gridCol w:w="2880"/>
+      </w:tblGrid>
+      <w:tr>
         <w:tc>
           <w:tcPr>
-            <w:tcW w:type="dxa" w:w="2160"/>
+            <w:tcW w:type="dxa" w:w="2880"/>
           </w:tcPr>
-          <w:p/>
+          <w:p>
+            <w:r>
+              <w:rPr>
+                <w:b/>
+              </w:rPr>
+              <w:t>순서</w:t>
+            </w:r>
+          </w:p>
+        </w:tc>
+        <w:tc>
+          <w:tcPr>
+            <w:tcW w:type="dxa" w:w="2880"/>
+          </w:tcPr>
+          <w:p>
+            <w:r>
+              <w:rPr>
+                <w:b/>
+              </w:rPr>
+              <w:t>내용</w:t>
+            </w:r>
+          </w:p>
+        </w:tc>
+        <w:tc>
+          <w:tcPr>
+            <w:tcW w:type="dxa" w:w="2880"/>
+          </w:tcPr>
+          <w:p>
+            <w:r>
+              <w:rPr>
+                <w:b/>
+              </w:rPr>
+              <w:t>담당·출연</w:t>
+            </w:r>
+          </w:p>
         </w:tc>
       </w:tr>
       <w:tr>
         <w:tc>
           <w:tcPr>
-            <w:tcW w:type="dxa" w:w="2160"/>
+            <w:tcW w:type="dxa" w:w="2880"/>
           </w:tcPr>
           <w:p>
             <w:r>
               <w:rPr>
                 <w:b w:val="0"/>
               </w:rPr>
-              <w:t>조명</w:t>
+              <w:t>1</w:t>
             </w:r>
           </w:p>
         </w:tc>
         <w:tc>
           <w:tcPr>
-            <w:tcW w:type="dxa" w:w="2160"/>
+            <w:tcW w:type="dxa" w:w="2880"/>
           </w:tcPr>
           <w:p>
             <w:r>
               <w:rPr>
                 <w:b w:val="0"/>
               </w:rPr>
-              <w:t>무대 조명 위치 및 밝기 조절</w:t>
+              <w:t>여는 찬양 : ________</w:t>
             </w:r>
           </w:p>
         </w:tc>
         <w:tc>
           <w:tcPr>
-            <w:tcW w:type="dxa" w:w="2160"/>
+            <w:tcW w:type="dxa" w:w="2880"/>
+          </w:tcPr>
+          <w:p>
+            <w:r>
+              <w:rPr>
+                <w:b w:val="0"/>
+              </w:rPr>
+              <w:t>다 함께</w:t>
+            </w:r>
+          </w:p>
+        </w:tc>
+      </w:tr>
+      <w:tr>
+        <w:tc>
+          <w:tcPr>
+            <w:tcW w:type="dxa" w:w="2880"/>
+          </w:tcPr>
+          <w:p>
+            <w:r>
+              <w:rPr>
+                <w:b w:val="0"/>
+              </w:rPr>
+              <w:t>2</w:t>
+            </w:r>
+          </w:p>
+        </w:tc>
+        <w:tc>
+          <w:tcPr>
+            <w:tcW w:type="dxa" w:w="2880"/>
+          </w:tcPr>
+          <w:p>
+            <w:r>
+              <w:rPr>
+                <w:b w:val="0"/>
+              </w:rPr>
+              <w:t>기도</w:t>
+            </w:r>
+          </w:p>
+        </w:tc>
+        <w:tc>
+          <w:tcPr>
+            <w:tcW w:type="dxa" w:w="2880"/>
           </w:tcPr>
           <w:p>
             <w:r>
@@ -1621,43 +3109,37 @@
             </w:r>
           </w:p>
         </w:tc>
-        <w:tc>
-          <w:tcPr>
-            <w:tcW w:type="dxa" w:w="2160"/>
-          </w:tcPr>
-          <w:p/>
-        </w:tc>
       </w:tr>
       <w:tr>
         <w:tc>
           <w:tcPr>
-            <w:tcW w:type="dxa" w:w="2160"/>
+            <w:tcW w:type="dxa" w:w="2880"/>
           </w:tcPr>
           <w:p>
             <w:r>
               <w:rPr>
                 <w:b w:val="0"/>
               </w:rPr>
-              <w:t>무대</w:t>
+              <w:t>3</w:t>
             </w:r>
           </w:p>
         </w:tc>
         <w:tc>
           <w:tcPr>
-            <w:tcW w:type="dxa" w:w="2160"/>
+            <w:tcW w:type="dxa" w:w="2880"/>
           </w:tcPr>
           <w:p>
             <w:r>
               <w:rPr>
                 <w:b w:val="0"/>
               </w:rPr>
-              <w:t>진입로 확보 및 미끄럼 방지 처리</w:t>
+              <w:t>성경 봉독 : 누가복음 2:10~11</w:t>
             </w:r>
           </w:p>
         </w:tc>
         <w:tc>
           <w:tcPr>
-            <w:tcW w:type="dxa" w:w="2160"/>
+            <w:tcW w:type="dxa" w:w="2880"/>
           </w:tcPr>
           <w:p>
             <w:r>
@@ -1668,11 +3150,668 @@
             </w:r>
           </w:p>
         </w:tc>
+      </w:tr>
+      <w:tr>
         <w:tc>
           <w:tcPr>
-            <w:tcW w:type="dxa" w:w="2160"/>
+            <w:tcW w:type="dxa" w:w="2880"/>
           </w:tcPr>
-          <w:p/>
+          <w:p>
+            <w:r>
+              <w:rPr>
+                <w:b w:val="0"/>
+              </w:rPr>
+              <w:t>4</w:t>
+            </w:r>
+          </w:p>
+        </w:tc>
+        <w:tc>
+          <w:tcPr>
+            <w:tcW w:type="dxa" w:w="2880"/>
+          </w:tcPr>
+          <w:p>
+            <w:r>
+              <w:rPr>
+                <w:b w:val="0"/>
+              </w:rPr>
+              <w:t>성탄 말씀 : ________</w:t>
+            </w:r>
+          </w:p>
+        </w:tc>
+        <w:tc>
+          <w:tcPr>
+            <w:tcW w:type="dxa" w:w="2880"/>
+          </w:tcPr>
+          <w:p>
+            <w:r>
+              <w:rPr>
+                <w:b w:val="0"/>
+              </w:rPr>
+              <w:t>________</w:t>
+            </w:r>
+          </w:p>
+        </w:tc>
+      </w:tr>
+      <w:tr>
+        <w:tc>
+          <w:tcPr>
+            <w:tcW w:type="dxa" w:w="2880"/>
+          </w:tcPr>
+          <w:p>
+            <w:r>
+              <w:rPr>
+                <w:b w:val="0"/>
+              </w:rPr>
+              <w:t>5</w:t>
+            </w:r>
+          </w:p>
+        </w:tc>
+        <w:tc>
+          <w:tcPr>
+            <w:tcW w:type="dxa" w:w="2880"/>
+          </w:tcPr>
+          <w:p>
+            <w:r>
+              <w:rPr>
+                <w:b w:val="0"/>
+              </w:rPr>
+              <w:t>율동 : ________</w:t>
+            </w:r>
+          </w:p>
+        </w:tc>
+        <w:tc>
+          <w:tcPr>
+            <w:tcW w:type="dxa" w:w="2880"/>
+          </w:tcPr>
+          <w:p>
+            <w:r>
+              <w:rPr>
+                <w:b w:val="0"/>
+              </w:rPr>
+              <w:t>유치부 ________반</w:t>
+            </w:r>
+          </w:p>
+        </w:tc>
+      </w:tr>
+      <w:tr>
+        <w:tc>
+          <w:tcPr>
+            <w:tcW w:type="dxa" w:w="2880"/>
+          </w:tcPr>
+          <w:p>
+            <w:r>
+              <w:rPr>
+                <w:b w:val="0"/>
+              </w:rPr>
+              <w:t>6</w:t>
+            </w:r>
+          </w:p>
+        </w:tc>
+        <w:tc>
+          <w:tcPr>
+            <w:tcW w:type="dxa" w:w="2880"/>
+          </w:tcPr>
+          <w:p>
+            <w:r>
+              <w:rPr>
+                <w:b w:val="0"/>
+              </w:rPr>
+              <w:t>찬양 : ________</w:t>
+            </w:r>
+          </w:p>
+        </w:tc>
+        <w:tc>
+          <w:tcPr>
+            <w:tcW w:type="dxa" w:w="2880"/>
+          </w:tcPr>
+          <w:p>
+            <w:r>
+              <w:rPr>
+                <w:b w:val="0"/>
+              </w:rPr>
+              <w:t>유치부 ________반</w:t>
+            </w:r>
+          </w:p>
+        </w:tc>
+      </w:tr>
+      <w:tr>
+        <w:tc>
+          <w:tcPr>
+            <w:tcW w:type="dxa" w:w="2880"/>
+          </w:tcPr>
+          <w:p>
+            <w:r>
+              <w:rPr>
+                <w:b w:val="0"/>
+              </w:rPr>
+              <w:t>7</w:t>
+            </w:r>
+          </w:p>
+        </w:tc>
+        <w:tc>
+          <w:tcPr>
+            <w:tcW w:type="dxa" w:w="2880"/>
+          </w:tcPr>
+          <w:p>
+            <w:r>
+              <w:rPr>
+                <w:b w:val="0"/>
+              </w:rPr>
+              <w:t>성극 : 예수님 탄생</w:t>
+            </w:r>
+          </w:p>
+        </w:tc>
+        <w:tc>
+          <w:tcPr>
+            <w:tcW w:type="dxa" w:w="2880"/>
+          </w:tcPr>
+          <w:p>
+            <w:r>
+              <w:rPr>
+                <w:b w:val="0"/>
+              </w:rPr>
+              <w:t>아동부 ________반</w:t>
+            </w:r>
+          </w:p>
+        </w:tc>
+      </w:tr>
+      <w:tr>
+        <w:tc>
+          <w:tcPr>
+            <w:tcW w:type="dxa" w:w="2880"/>
+          </w:tcPr>
+          <w:p>
+            <w:r>
+              <w:rPr>
+                <w:b w:val="0"/>
+              </w:rPr>
+              <w:t>8</w:t>
+            </w:r>
+          </w:p>
+        </w:tc>
+        <w:tc>
+          <w:tcPr>
+            <w:tcW w:type="dxa" w:w="2880"/>
+          </w:tcPr>
+          <w:p>
+            <w:r>
+              <w:rPr>
+                <w:b w:val="0"/>
+              </w:rPr>
+              <w:t>암송 : 누가복음 2:10~11</w:t>
+            </w:r>
+          </w:p>
+        </w:tc>
+        <w:tc>
+          <w:tcPr>
+            <w:tcW w:type="dxa" w:w="2880"/>
+          </w:tcPr>
+          <w:p>
+            <w:r>
+              <w:rPr>
+                <w:b w:val="0"/>
+              </w:rPr>
+              <w:t>아동부 ________반</w:t>
+            </w:r>
+          </w:p>
+        </w:tc>
+      </w:tr>
+      <w:tr>
+        <w:tc>
+          <w:tcPr>
+            <w:tcW w:type="dxa" w:w="2880"/>
+          </w:tcPr>
+          <w:p>
+            <w:r>
+              <w:rPr>
+                <w:b w:val="0"/>
+              </w:rPr>
+              <w:t>9</w:t>
+            </w:r>
+          </w:p>
+        </w:tc>
+        <w:tc>
+          <w:tcPr>
+            <w:tcW w:type="dxa" w:w="2880"/>
+          </w:tcPr>
+          <w:p>
+            <w:r>
+              <w:rPr>
+                <w:b w:val="0"/>
+              </w:rPr>
+              <w:t>함께 찬양 : ________</w:t>
+            </w:r>
+          </w:p>
+        </w:tc>
+        <w:tc>
+          <w:tcPr>
+            <w:tcW w:type="dxa" w:w="2880"/>
+          </w:tcPr>
+          <w:p>
+            <w:r>
+              <w:rPr>
+                <w:b w:val="0"/>
+              </w:rPr>
+              <w:t>다 함께</w:t>
+            </w:r>
+          </w:p>
+        </w:tc>
+      </w:tr>
+      <w:tr>
+        <w:tc>
+          <w:tcPr>
+            <w:tcW w:type="dxa" w:w="2880"/>
+          </w:tcPr>
+          <w:p>
+            <w:r>
+              <w:rPr>
+                <w:b w:val="0"/>
+              </w:rPr>
+              <w:t>10</w:t>
+            </w:r>
+          </w:p>
+        </w:tc>
+        <w:tc>
+          <w:tcPr>
+            <w:tcW w:type="dxa" w:w="2880"/>
+          </w:tcPr>
+          <w:p>
+            <w:r>
+              <w:rPr>
+                <w:b w:val="0"/>
+              </w:rPr>
+              <w:t>마침 기도·안내</w:t>
+            </w:r>
+          </w:p>
+        </w:tc>
+        <w:tc>
+          <w:tcPr>
+            <w:tcW w:type="dxa" w:w="2880"/>
+          </w:tcPr>
+          <w:p>
+            <w:r>
+              <w:rPr>
+                <w:b w:val="0"/>
+              </w:rPr>
+              <w:t>________</w:t>
+            </w:r>
+          </w:p>
+        </w:tc>
+      </w:tr>
+      <w:tr>
+        <w:tc>
+          <w:tcPr>
+            <w:tcW w:type="dxa" w:w="2880"/>
+          </w:tcPr>
+          <w:p>
+            <w:r>
+              <w:rPr>
+                <w:b w:val="0"/>
+              </w:rPr>
+              <w:t>11</w:t>
+            </w:r>
+          </w:p>
+        </w:tc>
+        <w:tc>
+          <w:tcPr>
+            <w:tcW w:type="dxa" w:w="2880"/>
+          </w:tcPr>
+          <w:p>
+            <w:r>
+              <w:rPr>
+                <w:b w:val="0"/>
+              </w:rPr>
+              <w:t>희망 가정 기념사진</w:t>
+            </w:r>
+          </w:p>
+        </w:tc>
+        <w:tc>
+          <w:tcPr>
+            <w:tcW w:type="dxa" w:w="2880"/>
+          </w:tcPr>
+          <w:p>
+            <w:r>
+              <w:rPr>
+                <w:b w:val="0"/>
+              </w:rPr>
+              <w:t>________</w:t>
+            </w:r>
+          </w:p>
+        </w:tc>
+      </w:tr>
+    </w:tbl>
+    <w:p/>
+    <w:p>
+      <w:r>
+        <w:rPr>
+          <w:b w:val="0"/>
+        </w:rPr>
+        <w:t>아이들이 천천히 하거나 실수해도 따뜻한 박수로 격려해 주세요.</w:t>
+      </w:r>
+    </w:p>
+    <w:p>
+      <w:r>
+        <w:rPr>
+          <w:b w:val="0"/>
+        </w:rPr>
+        <w:t>촬영은 지정된 자리에서 하시고, 다른 가정의 사진은 동의 없이 공개하지 말아 주세요.</w:t>
+      </w:r>
+    </w:p>
+    <w:p>
+      <w:pPr>
+        <w:pStyle w:val="Heading1"/>
+        <w:jc w:val="center"/>
+      </w:pPr>
+      <w:r>
+        <w:rPr>
+          <w:b w:val="0"/>
+        </w:rPr>
+        <w:t>(교회명) 유치부·아동부 성탄 발표회 부모 안내문</w:t>
+      </w:r>
+    </w:p>
+    <w:p>
+      <w:r>
+        <w:rPr>
+          <w:b w:val="0"/>
+        </w:rPr>
+        <w:t>보호자님께, 성탄의 기쁨이 가정에 함께하기를 바랍니다.</w:t>
+      </w:r>
+    </w:p>
+    <w:p>
+      <w:r>
+        <w:rPr>
+          <w:b w:val="0"/>
+        </w:rPr>
+        <w:t>아이들과 예수님의 탄생을 기뻐하는 성탄 발표회를 준비합니다.</w:t>
+      </w:r>
+    </w:p>
+    <w:p>
+      <w:r>
+        <w:rPr>
+          <w:b w:val="0"/>
+        </w:rPr>
+        <w:t>찬양과 율동, 성극과 암송으로 함께 마음을 모으려 합니다.</w:t>
+      </w:r>
+    </w:p>
+    <w:p>
+      <w:r>
+        <w:rPr>
+          <w:b w:val="0"/>
+        </w:rPr>
+        <w:t>연습은 주일 부서 활동 시간에 짧게 진행합니다.</w:t>
+      </w:r>
+    </w:p>
+    <w:p>
+      <w:r>
+        <w:rPr>
+          <w:b w:val="0"/>
+        </w:rPr>
+        <w:t>아이들이 즐겁게 참여하도록 가정에서도 따뜻하게 격려해 주세요.</w:t>
+      </w:r>
+    </w:p>
+    <w:p>
+      <w:r>
+        <w:rPr>
+          <w:b w:val="0"/>
+        </w:rPr>
+        <w:t>참가 여부와 도움이 필요한 내용을 회신해 주시면 준비에 반영하겠습니다.</w:t>
+      </w:r>
+    </w:p>
+    <w:p>
+      <w:r>
+        <w:rPr>
+          <w:b w:val="0"/>
+        </w:rPr>
+        <w:t>(부서명) 담당 ________ 드림</w:t>
+      </w:r>
+    </w:p>
+    <w:p>
+      <w:pPr>
+        <w:pStyle w:val="ListBullet"/>
+      </w:pPr>
+      <w:r>
+        <w:rPr>
+          <w:b w:val="0"/>
+        </w:rPr>
+        <w:t>표어 : 함께 기뻐하는 성탄</w:t>
+      </w:r>
+    </w:p>
+    <w:p>
+      <w:pPr>
+        <w:pStyle w:val="ListBullet"/>
+      </w:pPr>
+      <w:r>
+        <w:rPr>
+          <w:b w:val="0"/>
+        </w:rPr>
+        <w:t>주제 : 예수님 오심을 기뻐해요</w:t>
+      </w:r>
+    </w:p>
+    <w:p>
+      <w:pPr>
+        <w:pStyle w:val="ListBullet"/>
+      </w:pPr>
+      <w:r>
+        <w:rPr>
+          <w:b w:val="0"/>
+        </w:rPr>
+        <w:t>말씀 : 누가복음 2:10~11</w:t>
+      </w:r>
+    </w:p>
+    <w:p>
+      <w:pPr>
+        <w:pStyle w:val="ListBullet"/>
+      </w:pPr>
+      <w:r>
+        <w:rPr>
+          <w:b w:val="0"/>
+        </w:rPr>
+        <w:t>일시 : ________년 ________월 ________일 ________시</w:t>
+      </w:r>
+    </w:p>
+    <w:p>
+      <w:pPr>
+        <w:pStyle w:val="ListBullet"/>
+      </w:pPr>
+      <w:r>
+        <w:rPr>
+          <w:b w:val="0"/>
+        </w:rPr>
+        <w:t>장소 : ________</w:t>
+      </w:r>
+    </w:p>
+    <w:p>
+      <w:pPr>
+        <w:pStyle w:val="ListBullet"/>
+      </w:pPr>
+      <w:r>
+        <w:rPr>
+          <w:b w:val="0"/>
+        </w:rPr>
+        <w:t>연습 : ________월 ________일부터 매주 ________요일 ________시</w:t>
+      </w:r>
+    </w:p>
+    <w:p>
+      <w:pPr>
+        <w:pStyle w:val="ListBullet"/>
+      </w:pPr>
+      <w:r>
+        <w:rPr>
+          <w:b w:val="0"/>
+        </w:rPr>
+        <w:t>회신 기한 : ________월 ________일</w:t>
+      </w:r>
+    </w:p>
+    <w:p>
+      <w:pPr>
+        <w:pStyle w:val="ListBullet"/>
+      </w:pPr>
+      <w:r>
+        <w:rPr>
+          <w:b w:val="0"/>
+        </w:rPr>
+        <w:t>문의 : (부서명) 담당 ________ / 연락처 ________</w:t>
+      </w:r>
+    </w:p>
+    <w:p>
+      <w:pPr>
+        <w:pStyle w:val="Heading2"/>
+      </w:pPr>
+      <w:r>
+        <w:rPr>
+          <w:b w:val="0"/>
+        </w:rPr>
+        <w:t>시간표</w:t>
+      </w:r>
+    </w:p>
+    <w:tbl>
+      <w:tblPr>
+        <w:tblStyle w:val="TableGrid"/>
+        <w:tblW w:type="auto" w:w="0"/>
+        <w:tblLook w:firstColumn="1" w:firstRow="1" w:lastColumn="0" w:lastRow="0" w:noHBand="0" w:noVBand="1" w:val="04A0"/>
+      </w:tblPr>
+      <w:tblGrid>
+        <w:gridCol w:w="4320"/>
+        <w:gridCol w:w="4320"/>
+      </w:tblGrid>
+      <w:tr>
+        <w:tc>
+          <w:tcPr>
+            <w:tcW w:type="dxa" w:w="4320"/>
+          </w:tcPr>
+          <w:p>
+            <w:r>
+              <w:rPr>
+                <w:b/>
+              </w:rPr>
+              <w:t>시간</w:t>
+            </w:r>
+          </w:p>
+        </w:tc>
+        <w:tc>
+          <w:tcPr>
+            <w:tcW w:type="dxa" w:w="4320"/>
+          </w:tcPr>
+          <w:p>
+            <w:r>
+              <w:rPr>
+                <w:b/>
+              </w:rPr>
+              <w:t>내용</w:t>
+            </w:r>
+          </w:p>
+        </w:tc>
+      </w:tr>
+      <w:tr>
+        <w:tc>
+          <w:tcPr>
+            <w:tcW w:type="dxa" w:w="4320"/>
+          </w:tcPr>
+          <w:p>
+            <w:r>
+              <w:rPr>
+                <w:b w:val="0"/>
+              </w:rPr>
+              <w:t>13:20</w:t>
+            </w:r>
+          </w:p>
+        </w:tc>
+        <w:tc>
+          <w:tcPr>
+            <w:tcW w:type="dxa" w:w="4320"/>
+          </w:tcPr>
+          <w:p>
+            <w:r>
+              <w:rPr>
+                <w:b w:val="0"/>
+              </w:rPr>
+              <w:t>학생 도착·의상 준비</w:t>
+            </w:r>
+          </w:p>
+        </w:tc>
+      </w:tr>
+      <w:tr>
+        <w:tc>
+          <w:tcPr>
+            <w:tcW w:type="dxa" w:w="4320"/>
+          </w:tcPr>
+          <w:p>
+            <w:r>
+              <w:rPr>
+                <w:b w:val="0"/>
+              </w:rPr>
+              <w:t>14:00</w:t>
+            </w:r>
+          </w:p>
+        </w:tc>
+        <w:tc>
+          <w:tcPr>
+            <w:tcW w:type="dxa" w:w="4320"/>
+          </w:tcPr>
+          <w:p>
+            <w:r>
+              <w:rPr>
+                <w:b w:val="0"/>
+              </w:rPr>
+              <w:t>예배·성탄 발표회</w:t>
+            </w:r>
+          </w:p>
+        </w:tc>
+      </w:tr>
+      <w:tr>
+        <w:tc>
+          <w:tcPr>
+            <w:tcW w:type="dxa" w:w="4320"/>
+          </w:tcPr>
+          <w:p>
+            <w:r>
+              <w:rPr>
+                <w:b w:val="0"/>
+              </w:rPr>
+              <w:t>15:00</w:t>
+            </w:r>
+          </w:p>
+        </w:tc>
+        <w:tc>
+          <w:tcPr>
+            <w:tcW w:type="dxa" w:w="4320"/>
+          </w:tcPr>
+          <w:p>
+            <w:r>
+              <w:rPr>
+                <w:b w:val="0"/>
+              </w:rPr>
+              <w:t>보호자 인계</w:t>
+            </w:r>
+          </w:p>
+        </w:tc>
+      </w:tr>
+      <w:tr>
+        <w:tc>
+          <w:tcPr>
+            <w:tcW w:type="dxa" w:w="4320"/>
+          </w:tcPr>
+          <w:p>
+            <w:r>
+              <w:rPr>
+                <w:b w:val="0"/>
+              </w:rPr>
+              <w:t>인계 장소</w:t>
+            </w:r>
+          </w:p>
+        </w:tc>
+        <w:tc>
+          <w:tcPr>
+            <w:tcW w:type="dxa" w:w="4320"/>
+          </w:tcPr>
+          <w:p>
+            <w:r>
+              <w:rPr>
+                <w:b w:val="0"/>
+              </w:rPr>
+              <w:t>________</w:t>
+            </w:r>
+          </w:p>
         </w:tc>
       </w:tr>
     </w:tbl>
@@ -1685,40 +3824,7 @@
         <w:rPr>
           <w:b w:val="0"/>
         </w:rPr>
-        <w:t>6. 성탄 축하 발표회 순서지 (예시)</w:t>
-      </w:r>
-    </w:p>
-    <w:p>
-      <w:pPr>
-        <w:pStyle w:val="Heading3"/>
-      </w:pPr>
-      <w:r>
-        <w:rPr>
-          <w:b w:val="0"/>
-        </w:rPr>
-        <w:t>[202X 성탄 축하 발표회: (주제 입력)]</w:t>
-      </w:r>
-    </w:p>
-    <w:p>
-      <w:pPr>
-        <w:pStyle w:val="ListBullet"/>
-      </w:pPr>
-      <w:r>
-        <w:rPr>
-          <w:b/>
-        </w:rPr>
-        <w:t>사회: (성함) 전도사 또는 평신도 리더</w:t>
-      </w:r>
-    </w:p>
-    <w:p>
-      <w:pPr>
-        <w:pStyle w:val="ListNumber"/>
-      </w:pPr>
-      <w:r>
-        <w:rPr>
-          <w:b/>
-        </w:rPr>
-        <w:t>개회 예배</w:t>
+        <w:t>준비물</w:t>
       </w:r>
     </w:p>
     <w:p>
@@ -1729,7 +3835,7 @@
         <w:rPr>
           <w:b w:val="0"/>
         </w:rPr>
-        <w:t>묵도 / 다함께</w:t>
+        <w:t>흰 상의, 편한 하의, 미끄럽지 않은 신발, 이름을 적은 물병</w:t>
       </w:r>
     </w:p>
     <w:p>
@@ -1740,7 +3846,7 @@
         <w:rPr>
           <w:b w:val="0"/>
         </w:rPr>
-        <w:t>찬송 / ____장</w:t>
+        <w:t>역할별 추가 준비물 : ________</w:t>
       </w:r>
     </w:p>
     <w:p>
@@ -1751,7 +3857,7 @@
         <w:rPr>
           <w:b w:val="0"/>
         </w:rPr>
-        <w:t>기도 / ________ (장로 혹은 부장 집사)</w:t>
+        <w:t>새 의상 구입은 필요하지 않습니다. 준비가 어려우면 담당자에게 알려 주세요.</w:t>
       </w:r>
     </w:p>
     <w:p>
@@ -1762,95 +3868,7 @@
         <w:rPr>
           <w:b w:val="0"/>
         </w:rPr>
-        <w:t>성경 봉독 / (성경 구절 장절만 기입)</w:t>
-      </w:r>
-    </w:p>
-    <w:p>
-      <w:pPr>
-        <w:pStyle w:val="ListNumber"/>
-      </w:pPr>
-      <w:r>
-        <w:rPr>
-          <w:b/>
-        </w:rPr>
-        <w:t>축하 발표</w:t>
-      </w:r>
-    </w:p>
-    <w:p>
-      <w:pPr>
-        <w:pStyle w:val="ListBullet"/>
-      </w:pPr>
-      <w:r>
-        <w:rPr>
-          <w:b w:val="0"/>
-        </w:rPr>
-        <w:t>[오프닝] 귀여운 천사들의 찬양 / 유치부</w:t>
-      </w:r>
-    </w:p>
-    <w:p>
-      <w:pPr>
-        <w:pStyle w:val="ListBullet"/>
-      </w:pPr>
-      <w:r>
-        <w:rPr>
-          <w:b w:val="0"/>
-        </w:rPr>
-        <w:t>[암송] 하나님의 말씀 / 유치부 대표</w:t>
-      </w:r>
-    </w:p>
-    <w:p>
-      <w:pPr>
-        <w:pStyle w:val="ListBullet"/>
-      </w:pPr>
-      <w:r>
-        <w:rPr>
-          <w:b w:val="0"/>
-        </w:rPr>
-        <w:t>[율동] 기쁜 소식 / 아동부 저학년</w:t>
-      </w:r>
-    </w:p>
-    <w:p>
-      <w:pPr>
-        <w:pStyle w:val="ListBullet"/>
-      </w:pPr>
-      <w:r>
-        <w:rPr>
-          <w:b w:val="0"/>
-        </w:rPr>
-        <w:t>[성극] 가장 귀한 선물 / 아동부 고학년</w:t>
-      </w:r>
-    </w:p>
-    <w:p>
-      <w:pPr>
-        <w:pStyle w:val="ListNumber"/>
-      </w:pPr>
-      <w:r>
-        <w:rPr>
-          <w:b/>
-        </w:rPr>
-        <w:t>마침 및 광고</w:t>
-      </w:r>
-    </w:p>
-    <w:p>
-      <w:pPr>
-        <w:pStyle w:val="ListBullet"/>
-      </w:pPr>
-      <w:r>
-        <w:rPr>
-          <w:b w:val="0"/>
-        </w:rPr>
-        <w:t>선물 증정 / 각 반 교사</w:t>
-      </w:r>
-    </w:p>
-    <w:p>
-      <w:pPr>
-        <w:pStyle w:val="ListBullet"/>
-      </w:pPr>
-      <w:r>
-        <w:rPr>
-          <w:b w:val="0"/>
-        </w:rPr>
-        <w:t>축도 및 주기도문 / (담임 목사 혹은 담당자)</w:t>
+        <w:t>결석·늦은 도착·인계자 변경 시 담당자에게 미리 연락해 주세요.</w:t>
       </w:r>
     </w:p>
     <w:p>
@@ -1861,15 +3879,7 @@
         <w:rPr>
           <w:b w:val="0"/>
         </w:rPr>
-        <w:t>7. 부모님 안내문</w:t>
-      </w:r>
-    </w:p>
-    <w:p>
-      <w:r>
-        <w:rPr>
-          <w:b/>
-        </w:rPr>
-        <w:t>제목: 아기 예수님의 탄생을 함께 축하해요!</w:t>
+        <w:t>회신서</w:t>
       </w:r>
     </w:p>
     <w:p>
@@ -1877,7 +3887,7 @@
         <w:rPr>
           <w:b w:val="0"/>
         </w:rPr>
-        <w:t>사랑하는 (교회명) 학부모님께 주님의 평강을 전합니다.</w:t>
+        <w:t>-------------------- 절취선 --------------------</w:t>
       </w:r>
     </w:p>
     <w:p>
@@ -1885,104 +3895,47 @@
         <w:rPr>
           <w:b w:val="0"/>
         </w:rPr>
-        <w:t>올 한 해도 우리 아이들을 믿음 안에서 잘 양육해 주심에 감사드립니다. 다가오는 성탄절을 맞아 아이들이 정성껏 준비한 찬양과 율동으로 아기 예수님의 탄생을 축하하는 자리를 마련했습니다.</w:t>
-      </w:r>
-    </w:p>
-    <w:p>
-      <w:pPr>
-        <w:pStyle w:val="ListBullet"/>
-      </w:pPr>
-      <w:r>
-        <w:rPr>
-          <w:b/>
-        </w:rPr>
-        <w:t>일시:</w:t>
-      </w:r>
-      <w:r>
-        <w:rPr>
-          <w:b w:val="0"/>
-        </w:rPr>
-        <w:t xml:space="preserve"> 202X년 12월 ____일(일) 오후 ____시</w:t>
-      </w:r>
-    </w:p>
-    <w:p>
-      <w:pPr>
-        <w:pStyle w:val="ListBullet"/>
-      </w:pPr>
-      <w:r>
-        <w:rPr>
-          <w:b/>
-        </w:rPr>
-        <w:t>장소:</w:t>
-      </w:r>
-      <w:r>
-        <w:rPr>
-          <w:b w:val="0"/>
-        </w:rPr>
-        <w:t xml:space="preserve"> (교회명) 본당</w:t>
-      </w:r>
-    </w:p>
-    <w:p>
-      <w:pPr>
-        <w:pStyle w:val="ListBullet"/>
-      </w:pPr>
-      <w:r>
-        <w:rPr>
-          <w:b/>
-        </w:rPr>
-        <w:t>협조 요청 사항:</w:t>
-      </w:r>
-    </w:p>
-    <w:p>
-      <w:pPr>
-        <w:pStyle w:val="ListNumber"/>
-      </w:pPr>
-      <w:r>
-        <w:rPr>
-          <w:b w:val="0"/>
-        </w:rPr>
-        <w:t>연습 기간 동안 아이들이 지치지 않도록 가정에서 격려와 기도를 부탁드립니다.</w:t>
-      </w:r>
-    </w:p>
-    <w:p>
-      <w:pPr>
-        <w:pStyle w:val="ListNumber"/>
-      </w:pPr>
-      <w:r>
-        <w:rPr>
-          <w:b w:val="0"/>
-        </w:rPr>
-        <w:t>당일 의상은 ________(으)로 맞춰 입혀 보내주시기 바랍니다.</w:t>
-      </w:r>
-    </w:p>
-    <w:p>
-      <w:pPr>
-        <w:pStyle w:val="ListNumber"/>
-      </w:pPr>
-      <w:r>
-        <w:rPr>
-          <w:b w:val="0"/>
-        </w:rPr>
-        <w:t>원활한 진행을 위해 행사 시작 20분 전까지 (장소: ________)로 모여주세요.</w:t>
-      </w:r>
-    </w:p>
-    <w:p>
-      <w:pPr>
-        <w:pStyle w:val="ListNumber"/>
-      </w:pPr>
-      <w:r>
-        <w:rPr>
-          <w:b w:val="0"/>
-        </w:rPr>
-        <w:t>발표회 후 아이들을 위한 작은 선물이 준비되어 있으니 끝까지 함께해 주시기 바랍니다.</w:t>
+        <w:t>참가 여부 : □ 참가　□ 불참　□ 상담 필요</w:t>
       </w:r>
     </w:p>
     <w:p>
       <w:r>
         <w:rPr>
-          <w:b/>
+          <w:b w:val="0"/>
         </w:rPr>
-        <w:t>(교회명) 유치·아동부 교사 일동</w:t>
+        <w:t>학생 이름 : ________　부서·반 : ________</w:t>
+      </w:r>
+    </w:p>
+    <w:p>
+      <w:r>
+        <w:rPr>
+          <w:b w:val="0"/>
+        </w:rPr>
+        <w:t>보호자 서명 : ________　연락처 : ________</w:t>
+      </w:r>
+    </w:p>
+    <w:p>
+      <w:r>
+        <w:rPr>
+          <w:b w:val="0"/>
+        </w:rPr>
+        <w:t>귀가 시 인계받을 보호자 : ________　학생과의 관계 : ________</w:t>
+      </w:r>
+    </w:p>
+    <w:p>
+      <w:r>
+        <w:rPr>
+          <w:b w:val="0"/>
+        </w:rPr>
+        <w:t>참여 시 도움이 필요한 사항 : ________</w:t>
+      </w:r>
+    </w:p>
+    <w:p>
+      <w:r>
+        <w:rPr>
+          <w:b w:val="0"/>
+        </w:rPr>
+        <w:t>개인정보 수집·이용 동의 : 행사 운영·보호자 연락을 위해 학생 이름·부서·반·보호자 성명·연락처·인계 정보를 수집·이용하며 행사 종료 후 30일 이내 파기합니다. 동의를 거부할 수 있으며, 거부 시 개별 연락과 인계 확인에 제한이 있을 수 있습니다. □ 동의　□ 미동의</w:t>
       </w:r>
     </w:p>
     <w:sectPr>

--- a/docs/20_성탄발표회_계획서.docx
+++ b/docs/20_성탄발표회_계획서.docx
@@ -11,108 +11,131 @@
         <w:rPr>
           <w:b w:val="0"/>
         </w:rPr>
-        <w:t>________년 (교회명) 유치부·아동부 성탄 발표회 계획서</w:t>
+        <w:t>[2026] (교회명) (유치부·아동부) 성탄 발표회 계획서</w:t>
       </w:r>
     </w:p>
-    <w:p>
-      <w:pPr>
-        <w:pStyle w:val="Heading2"/>
-      </w:pPr>
-      <w:r>
-        <w:rPr>
-          <w:b w:val="0"/>
-        </w:rPr>
-        <w:t>개요</w:t>
-      </w:r>
-    </w:p>
-    <w:p>
-      <w:pPr>
-        <w:pStyle w:val="ListBullet"/>
-      </w:pPr>
-      <w:r>
-        <w:rPr>
-          <w:b w:val="0"/>
-        </w:rPr>
-        <w:t>주제 : 예수님 오심을 기뻐해요</w:t>
-      </w:r>
-    </w:p>
-    <w:p>
-      <w:pPr>
-        <w:pStyle w:val="ListBullet"/>
-      </w:pPr>
-      <w:r>
-        <w:rPr>
-          <w:b w:val="0"/>
-        </w:rPr>
-        <w:t>주제 말씀 : 누가복음 2:10~11</w:t>
-      </w:r>
-    </w:p>
-    <w:p>
-      <w:pPr>
-        <w:pStyle w:val="ListBullet"/>
-      </w:pPr>
-      <w:r>
-        <w:rPr>
-          <w:b w:val="0"/>
-        </w:rPr>
-        <w:t>목적 : 예수님의 탄생을 함께 기뻐하며 찬양과 말씀으로 성탄의 기쁨을 나눈다.</w:t>
-      </w:r>
-    </w:p>
-    <w:p>
-      <w:pPr>
-        <w:pStyle w:val="ListBullet"/>
-      </w:pPr>
-      <w:r>
-        <w:rPr>
-          <w:b w:val="0"/>
-        </w:rPr>
-        <w:t>장소 : ________</w:t>
-      </w:r>
-    </w:p>
-    <w:p>
-      <w:pPr>
-        <w:pStyle w:val="ListBullet"/>
-      </w:pPr>
-      <w:r>
-        <w:rPr>
-          <w:b w:val="0"/>
-        </w:rPr>
-        <w:t>일시 : ________년 ________월 ________일 ________시</w:t>
-      </w:r>
-    </w:p>
-    <w:p>
-      <w:pPr>
-        <w:pStyle w:val="ListBullet"/>
-      </w:pPr>
-      <w:r>
-        <w:rPr>
-          <w:b w:val="0"/>
-        </w:rPr>
-        <w:t>담당 : ________</w:t>
-      </w:r>
-    </w:p>
-    <w:p>
-      <w:pPr>
-        <w:pStyle w:val="ListBullet"/>
-      </w:pPr>
-      <w:r>
-        <w:rPr>
-          <w:b w:val="0"/>
-        </w:rPr>
-        <w:t>대상 : 유치부·아동부 및 보호자(예상 인원 ________명: 학생 ________, 교사 ________, 보호자 ________)</w:t>
-      </w:r>
-    </w:p>
-    <w:p>
-      <w:pPr>
-        <w:pStyle w:val="Heading2"/>
-      </w:pPr>
-      <w:r>
-        <w:rPr>
-          <w:b w:val="0"/>
-        </w:rPr>
-        <w:t>준비물</w:t>
-      </w:r>
-    </w:p>
+    <w:tbl>
+      <w:tblPr>
+        <w:tblStyle w:val="TableGrid"/>
+        <w:tblW w:type="auto" w:w="0"/>
+        <w:tblLook w:firstColumn="1" w:firstRow="1" w:lastColumn="0" w:lastRow="0" w:noHBand="0" w:noVBand="1" w:val="04A0"/>
+      </w:tblPr>
+      <w:tblGrid>
+        <w:gridCol w:w="2160"/>
+        <w:gridCol w:w="2160"/>
+        <w:gridCol w:w="2160"/>
+        <w:gridCol w:w="2160"/>
+      </w:tblGrid>
+      <w:tr>
+        <w:tc>
+          <w:tcPr>
+            <w:tcW w:type="dxa" w:w="2160"/>
+          </w:tcPr>
+          <w:p>
+            <w:r>
+              <w:rPr>
+                <w:b/>
+              </w:rPr>
+              <w:t>작성일</w:t>
+            </w:r>
+          </w:p>
+        </w:tc>
+        <w:tc>
+          <w:tcPr>
+            <w:tcW w:type="dxa" w:w="2160"/>
+          </w:tcPr>
+          <w:p>
+            <w:r>
+              <w:rPr>
+                <w:b/>
+              </w:rPr>
+              <w:t>작성자</w:t>
+            </w:r>
+          </w:p>
+        </w:tc>
+        <w:tc>
+          <w:tcPr>
+            <w:tcW w:type="dxa" w:w="2160"/>
+          </w:tcPr>
+          <w:p>
+            <w:r>
+              <w:rPr>
+                <w:b/>
+              </w:rPr>
+              <w:t>부서</w:t>
+            </w:r>
+          </w:p>
+        </w:tc>
+        <w:tc>
+          <w:tcPr>
+            <w:tcW w:type="dxa" w:w="2160"/>
+          </w:tcPr>
+          <w:p>
+            <w:r>
+              <w:rPr>
+                <w:b/>
+              </w:rPr>
+              <w:t>문서 상태(초안/확정)</w:t>
+            </w:r>
+          </w:p>
+        </w:tc>
+      </w:tr>
+      <w:tr>
+        <w:tc>
+          <w:tcPr>
+            <w:tcW w:type="dxa" w:w="2160"/>
+          </w:tcPr>
+          <w:p>
+            <w:r>
+              <w:rPr>
+                <w:b w:val="0"/>
+              </w:rPr>
+              <w:t>________</w:t>
+            </w:r>
+          </w:p>
+        </w:tc>
+        <w:tc>
+          <w:tcPr>
+            <w:tcW w:type="dxa" w:w="2160"/>
+          </w:tcPr>
+          <w:p>
+            <w:r>
+              <w:rPr>
+                <w:b w:val="0"/>
+              </w:rPr>
+              <w:t>________</w:t>
+            </w:r>
+          </w:p>
+        </w:tc>
+        <w:tc>
+          <w:tcPr>
+            <w:tcW w:type="dxa" w:w="2160"/>
+          </w:tcPr>
+          <w:p>
+            <w:r>
+              <w:rPr>
+                <w:b w:val="0"/>
+              </w:rPr>
+              <w:t>유치부·아동부</w:t>
+            </w:r>
+          </w:p>
+        </w:tc>
+        <w:tc>
+          <w:tcPr>
+            <w:tcW w:type="dxa" w:w="2160"/>
+          </w:tcPr>
+          <w:p>
+            <w:r>
+              <w:rPr>
+                <w:b w:val="0"/>
+              </w:rPr>
+              <w:t>________</w:t>
+            </w:r>
+          </w:p>
+        </w:tc>
+      </w:tr>
+    </w:tbl>
+    <w:p/>
     <w:tbl>
       <w:tblPr>
         <w:tblStyle w:val="TableGrid"/>
@@ -134,7 +157,7 @@
               <w:rPr>
                 <w:b/>
               </w:rPr>
-              <w:t>구분</w:t>
+              <w:t>작성</w:t>
             </w:r>
           </w:p>
         </w:tc>
@@ -147,7 +170,7 @@
               <w:rPr>
                 <w:b/>
               </w:rPr>
-              <w:t>준비물</w:t>
+              <w:t>검토</w:t>
             </w:r>
           </w:p>
         </w:tc>
@@ -160,7 +183,7 @@
               <w:rPr>
                 <w:b/>
               </w:rPr>
-              <w:t>비고</w:t>
+              <w:t>승인</w:t>
             </w:r>
           </w:p>
         </w:tc>
@@ -175,7 +198,7 @@
               <w:rPr>
                 <w:b w:val="0"/>
               </w:rPr>
-              <w:t>예배·진행</w:t>
+              <w:t>________</w:t>
             </w:r>
           </w:p>
         </w:tc>
@@ -188,7 +211,7 @@
               <w:rPr>
                 <w:b w:val="0"/>
               </w:rPr>
-              <w:t>성경, 순서지, 반별 명단</w:t>
+              <w:t>________</w:t>
             </w:r>
           </w:p>
         </w:tc>
@@ -201,7 +224,175 @@
               <w:rPr>
                 <w:b w:val="0"/>
               </w:rPr>
-              <w:t>말씀은 장절로 표기</w:t>
+              <w:t>________</w:t>
+            </w:r>
+          </w:p>
+        </w:tc>
+      </w:tr>
+    </w:tbl>
+    <w:p/>
+    <w:p>
+      <w:r>
+        <w:rPr>
+          <w:b/>
+        </w:rPr>
+        <w:t>요약</w:t>
+      </w:r>
+    </w:p>
+    <w:p>
+      <w:r>
+        <w:rPr>
+          <w:b w:val="0"/>
+        </w:rPr>
+        <w:t>승인 요청 사항: 성탄 발표회 개최, 연습 일정, 반별 발표 및 예산 집행 계획입니다.</w:t>
+      </w:r>
+    </w:p>
+    <w:p>
+      <w:r>
+        <w:rPr>
+          <w:b w:val="0"/>
+        </w:rPr>
+        <w:t>핵심 개요: 유치부·아동부가 율동·찬양·성극·암송으로 예수님의 탄생을 기뻐하는 발표회를 준비합니다.</w:t>
+      </w:r>
+    </w:p>
+    <w:p>
+      <w:r>
+        <w:rPr>
+          <w:b w:val="0"/>
+        </w:rPr>
+        <w:t>운영 원칙: 아동의 자발적 참여, 연령에 맞는 연습, 보호자에게 직접 인계를 우선합니다.</w:t>
+      </w:r>
+    </w:p>
+    <w:p>
+      <w:r>
+        <w:rPr>
+          <w:b w:val="0"/>
+        </w:rPr>
+        <w:t>예산 총액: 금________원(금________원) / 재원: ________ / 승인 요청일: ________.</w:t>
+      </w:r>
+    </w:p>
+    <w:p>
+      <w:pPr>
+        <w:pStyle w:val="Heading2"/>
+      </w:pPr>
+      <w:r>
+        <w:rPr>
+          <w:b w:val="0"/>
+        </w:rPr>
+        <w:t>1. 추진 배경 및 필요성</w:t>
+      </w:r>
+    </w:p>
+    <w:p>
+      <w:r>
+        <w:rPr>
+          <w:b w:val="0"/>
+        </w:rPr>
+        <w:t>가. 성탄의 의미를 예배와 공동체 활동으로 배우고 표현할 기회를 마련합니다.</w:t>
+      </w:r>
+    </w:p>
+    <w:p>
+      <w:r>
+        <w:rPr>
+          <w:b w:val="0"/>
+        </w:rPr>
+        <w:t>나. 사역자 유무와 관계없이 교사·평신도 리더가 역할과 일정을 확인하여 준비하도록 합니다.</w:t>
+      </w:r>
+    </w:p>
+    <w:p>
+      <w:r>
+        <w:rPr>
+          <w:b w:val="0"/>
+        </w:rPr>
+        <w:t>다. 발표의 완성도보다 아동의 참여 과정과 안전을 우선하며, 참여가 어려운 아동에게는 대체 역할을 제공합니다.</w:t>
+      </w:r>
+    </w:p>
+    <w:p>
+      <w:pPr>
+        <w:pStyle w:val="Heading2"/>
+      </w:pPr>
+      <w:r>
+        <w:rPr>
+          <w:b w:val="0"/>
+        </w:rPr>
+        <w:t>2. 목적 및 목표</w:t>
+      </w:r>
+    </w:p>
+    <w:tbl>
+      <w:tblPr>
+        <w:tblStyle w:val="TableGrid"/>
+        <w:tblW w:type="auto" w:w="0"/>
+        <w:tblLook w:firstColumn="1" w:firstRow="1" w:lastColumn="0" w:lastRow="0" w:noHBand="0" w:noVBand="1" w:val="04A0"/>
+      </w:tblPr>
+      <w:tblGrid>
+        <w:gridCol w:w="1728"/>
+        <w:gridCol w:w="1728"/>
+        <w:gridCol w:w="1728"/>
+        <w:gridCol w:w="1728"/>
+        <w:gridCol w:w="1728"/>
+      </w:tblGrid>
+      <w:tr>
+        <w:tc>
+          <w:tcPr>
+            <w:tcW w:type="dxa" w:w="1728"/>
+          </w:tcPr>
+          <w:p>
+            <w:r>
+              <w:rPr>
+                <w:b/>
+              </w:rPr>
+              <w:t>구분</w:t>
+            </w:r>
+          </w:p>
+        </w:tc>
+        <w:tc>
+          <w:tcPr>
+            <w:tcW w:type="dxa" w:w="1728"/>
+          </w:tcPr>
+          <w:p>
+            <w:r>
+              <w:rPr>
+                <w:b/>
+              </w:rPr>
+              <w:t>내용</w:t>
+            </w:r>
+          </w:p>
+        </w:tc>
+        <w:tc>
+          <w:tcPr>
+            <w:tcW w:type="dxa" w:w="1728"/>
+          </w:tcPr>
+          <w:p>
+            <w:r>
+              <w:rPr>
+                <w:b/>
+              </w:rPr>
+              <w:t>확인 방법</w:t>
+            </w:r>
+          </w:p>
+        </w:tc>
+        <w:tc>
+          <w:tcPr>
+            <w:tcW w:type="dxa" w:w="1728"/>
+          </w:tcPr>
+          <w:p>
+            <w:r>
+              <w:rPr>
+                <w:b/>
+              </w:rPr>
+              <w:t>담당</w:t>
+            </w:r>
+          </w:p>
+        </w:tc>
+        <w:tc>
+          <w:tcPr>
+            <w:tcW w:type="dxa" w:w="1728"/>
+          </w:tcPr>
+          <w:p>
+            <w:r>
+              <w:rPr>
+                <w:b/>
+              </w:rPr>
+              <w:t>기한</w:t>
             </w:r>
           </w:p>
         </w:tc>
@@ -209,40 +400,66 @@
       <w:tr>
         <w:tc>
           <w:tcPr>
-            <w:tcW w:type="dxa" w:w="2880"/>
-          </w:tcPr>
-          <w:p>
-            <w:r>
-              <w:rPr>
-                <w:b w:val="0"/>
-              </w:rPr>
-              <w:t>의상</w:t>
-            </w:r>
-          </w:p>
-        </w:tc>
-        <w:tc>
-          <w:tcPr>
-            <w:tcW w:type="dxa" w:w="2880"/>
-          </w:tcPr>
-          <w:p>
-            <w:r>
-              <w:rPr>
-                <w:b w:val="0"/>
-              </w:rPr>
-              <w:t>반별 기본 복장, 역할별 의상</w:t>
-            </w:r>
-          </w:p>
-        </w:tc>
-        <w:tc>
-          <w:tcPr>
-            <w:tcW w:type="dxa" w:w="2880"/>
-          </w:tcPr>
-          <w:p>
-            <w:r>
-              <w:rPr>
-                <w:b w:val="0"/>
-              </w:rPr>
-              <w:t>기존 물품 우선 사용</w:t>
+            <w:tcW w:type="dxa" w:w="1728"/>
+          </w:tcPr>
+          <w:p>
+            <w:r>
+              <w:rPr>
+                <w:b w:val="0"/>
+              </w:rPr>
+              <w:t>신앙적 목적</w:t>
+            </w:r>
+          </w:p>
+        </w:tc>
+        <w:tc>
+          <w:tcPr>
+            <w:tcW w:type="dxa" w:w="1728"/>
+          </w:tcPr>
+          <w:p>
+            <w:r>
+              <w:rPr>
+                <w:b w:val="0"/>
+              </w:rPr>
+              <w:t>예수님의 탄생을 기뻐하며 감사와 섬김을 배움</w:t>
+            </w:r>
+          </w:p>
+        </w:tc>
+        <w:tc>
+          <w:tcPr>
+            <w:tcW w:type="dxa" w:w="1728"/>
+          </w:tcPr>
+          <w:p>
+            <w:r>
+              <w:rPr>
+                <w:b w:val="0"/>
+              </w:rPr>
+              <w:t>준비 과정의 나눔 기록으로 살피며 신앙 수준을 점수화하지 않음</w:t>
+            </w:r>
+          </w:p>
+        </w:tc>
+        <w:tc>
+          <w:tcPr>
+            <w:tcW w:type="dxa" w:w="1728"/>
+          </w:tcPr>
+          <w:p>
+            <w:r>
+              <w:rPr>
+                <w:b w:val="0"/>
+              </w:rPr>
+              <w:t>________</w:t>
+            </w:r>
+          </w:p>
+        </w:tc>
+        <w:tc>
+          <w:tcPr>
+            <w:tcW w:type="dxa" w:w="1728"/>
+          </w:tcPr>
+          <w:p>
+            <w:r>
+              <w:rPr>
+                <w:b w:val="0"/>
+              </w:rPr>
+              <w:t>________</w:t>
             </w:r>
           </w:p>
         </w:tc>
@@ -250,40 +467,66 @@
       <w:tr>
         <w:tc>
           <w:tcPr>
-            <w:tcW w:type="dxa" w:w="2880"/>
-          </w:tcPr>
-          <w:p>
-            <w:r>
-              <w:rPr>
-                <w:b w:val="0"/>
-              </w:rPr>
-              <w:t>소품</w:t>
-            </w:r>
-          </w:p>
-        </w:tc>
-        <w:tc>
-          <w:tcPr>
-            <w:tcW w:type="dxa" w:w="2880"/>
-          </w:tcPr>
-          <w:p>
-            <w:r>
-              <w:rPr>
-                <w:b w:val="0"/>
-              </w:rPr>
-              <w:t>별, 구유 모형, 말씀 팻말</w:t>
-            </w:r>
-          </w:p>
-        </w:tc>
-        <w:tc>
-          <w:tcPr>
-            <w:tcW w:type="dxa" w:w="2880"/>
-          </w:tcPr>
-          <w:p>
-            <w:r>
-              <w:rPr>
-                <w:b w:val="0"/>
-              </w:rPr>
-              <w:t>작고 가볍게 제작</w:t>
+            <w:tcW w:type="dxa" w:w="1728"/>
+          </w:tcPr>
+          <w:p>
+            <w:r>
+              <w:rPr>
+                <w:b w:val="0"/>
+              </w:rPr>
+              <w:t>확인 가능한 목표</w:t>
+            </w:r>
+          </w:p>
+        </w:tc>
+        <w:tc>
+          <w:tcPr>
+            <w:tcW w:type="dxa" w:w="1728"/>
+          </w:tcPr>
+          <w:p>
+            <w:r>
+              <w:rPr>
+                <w:b w:val="0"/>
+              </w:rPr>
+              <w:t>참여 희망 아동 ________명에게 발표·대체 역할 배정</w:t>
+            </w:r>
+          </w:p>
+        </w:tc>
+        <w:tc>
+          <w:tcPr>
+            <w:tcW w:type="dxa" w:w="1728"/>
+          </w:tcPr>
+          <w:p>
+            <w:r>
+              <w:rPr>
+                <w:b w:val="0"/>
+              </w:rPr>
+              <w:t>역할 배정표</w:t>
+            </w:r>
+          </w:p>
+        </w:tc>
+        <w:tc>
+          <w:tcPr>
+            <w:tcW w:type="dxa" w:w="1728"/>
+          </w:tcPr>
+          <w:p>
+            <w:r>
+              <w:rPr>
+                <w:b w:val="0"/>
+              </w:rPr>
+              <w:t>________</w:t>
+            </w:r>
+          </w:p>
+        </w:tc>
+        <w:tc>
+          <w:tcPr>
+            <w:tcW w:type="dxa" w:w="1728"/>
+          </w:tcPr>
+          <w:p>
+            <w:r>
+              <w:rPr>
+                <w:b w:val="0"/>
+              </w:rPr>
+              <w:t>D-4주</w:t>
             </w:r>
           </w:p>
         </w:tc>
@@ -291,40 +534,66 @@
       <w:tr>
         <w:tc>
           <w:tcPr>
-            <w:tcW w:type="dxa" w:w="2880"/>
-          </w:tcPr>
-          <w:p>
-            <w:r>
-              <w:rPr>
-                <w:b w:val="0"/>
-              </w:rPr>
-              <w:t>음향</w:t>
-            </w:r>
-          </w:p>
-        </w:tc>
-        <w:tc>
-          <w:tcPr>
-            <w:tcW w:type="dxa" w:w="2880"/>
-          </w:tcPr>
-          <w:p>
-            <w:r>
-              <w:rPr>
-                <w:b w:val="0"/>
-              </w:rPr>
-              <w:t>마이크, 반주 음원, 재생 기기</w:t>
-            </w:r>
-          </w:p>
-        </w:tc>
-        <w:tc>
-          <w:tcPr>
-            <w:tcW w:type="dxa" w:w="2880"/>
-          </w:tcPr>
-          <w:p>
-            <w:r>
-              <w:rPr>
-                <w:b w:val="0"/>
-              </w:rPr>
-              <w:t>음원 별도 저장</w:t>
+            <w:tcW w:type="dxa" w:w="1728"/>
+          </w:tcPr>
+          <w:p>
+            <w:r>
+              <w:rPr>
+                <w:b w:val="0"/>
+              </w:rPr>
+              <w:t>확인 가능한 목표</w:t>
+            </w:r>
+          </w:p>
+        </w:tc>
+        <w:tc>
+          <w:tcPr>
+            <w:tcW w:type="dxa" w:w="1728"/>
+          </w:tcPr>
+          <w:p>
+            <w:r>
+              <w:rPr>
+                <w:b w:val="0"/>
+              </w:rPr>
+              <w:t>반별 연습 ________회 및 합동 점검 ________회 실시</w:t>
+            </w:r>
+          </w:p>
+        </w:tc>
+        <w:tc>
+          <w:tcPr>
+            <w:tcW w:type="dxa" w:w="1728"/>
+          </w:tcPr>
+          <w:p>
+            <w:r>
+              <w:rPr>
+                <w:b w:val="0"/>
+              </w:rPr>
+              <w:t>출석·점검 기록</w:t>
+            </w:r>
+          </w:p>
+        </w:tc>
+        <w:tc>
+          <w:tcPr>
+            <w:tcW w:type="dxa" w:w="1728"/>
+          </w:tcPr>
+          <w:p>
+            <w:r>
+              <w:rPr>
+                <w:b w:val="0"/>
+              </w:rPr>
+              <w:t>________</w:t>
+            </w:r>
+          </w:p>
+        </w:tc>
+        <w:tc>
+          <w:tcPr>
+            <w:tcW w:type="dxa" w:w="1728"/>
+          </w:tcPr>
+          <w:p>
+            <w:r>
+              <w:rPr>
+                <w:b w:val="0"/>
+              </w:rPr>
+              <w:t>D-1일</w:t>
             </w:r>
           </w:p>
         </w:tc>
@@ -332,40 +601,66 @@
       <w:tr>
         <w:tc>
           <w:tcPr>
-            <w:tcW w:type="dxa" w:w="2880"/>
-          </w:tcPr>
-          <w:p>
-            <w:r>
-              <w:rPr>
-                <w:b w:val="0"/>
-              </w:rPr>
-              <w:t>안전</w:t>
-            </w:r>
-          </w:p>
-        </w:tc>
-        <w:tc>
-          <w:tcPr>
-            <w:tcW w:type="dxa" w:w="2880"/>
-          </w:tcPr>
-          <w:p>
-            <w:r>
-              <w:rPr>
-                <w:b w:val="0"/>
-              </w:rPr>
-              <w:t>구급함, 바닥 고정 테이프</w:t>
-            </w:r>
-          </w:p>
-        </w:tc>
-        <w:tc>
-          <w:tcPr>
-            <w:tcW w:type="dxa" w:w="2880"/>
-          </w:tcPr>
-          <w:p>
-            <w:r>
-              <w:rPr>
-                <w:b w:val="0"/>
-              </w:rPr>
-              <w:t>통로 확보</w:t>
+            <w:tcW w:type="dxa" w:w="1728"/>
+          </w:tcPr>
+          <w:p>
+            <w:r>
+              <w:rPr>
+                <w:b w:val="0"/>
+              </w:rPr>
+              <w:t>확인 가능한 목표</w:t>
+            </w:r>
+          </w:p>
+        </w:tc>
+        <w:tc>
+          <w:tcPr>
+            <w:tcW w:type="dxa" w:w="1728"/>
+          </w:tcPr>
+          <w:p>
+            <w:r>
+              <w:rPr>
+                <w:b w:val="0"/>
+              </w:rPr>
+              <w:t>참가 아동 전원의 보호자 인계 확인</w:t>
+            </w:r>
+          </w:p>
+        </w:tc>
+        <w:tc>
+          <w:tcPr>
+            <w:tcW w:type="dxa" w:w="1728"/>
+          </w:tcPr>
+          <w:p>
+            <w:r>
+              <w:rPr>
+                <w:b w:val="0"/>
+              </w:rPr>
+              <w:t>비공개 귀가 확인표</w:t>
+            </w:r>
+          </w:p>
+        </w:tc>
+        <w:tc>
+          <w:tcPr>
+            <w:tcW w:type="dxa" w:w="1728"/>
+          </w:tcPr>
+          <w:p>
+            <w:r>
+              <w:rPr>
+                <w:b w:val="0"/>
+              </w:rPr>
+              <w:t>________</w:t>
+            </w:r>
+          </w:p>
+        </w:tc>
+        <w:tc>
+          <w:tcPr>
+            <w:tcW w:type="dxa" w:w="1728"/>
+          </w:tcPr>
+          <w:p>
+            <w:r>
+              <w:rPr>
+                <w:b w:val="0"/>
+              </w:rPr>
+              <w:t>행사 종료 시</w:t>
             </w:r>
           </w:p>
         </w:tc>
@@ -380,7 +675,7 @@
         <w:rPr>
           <w:b w:val="0"/>
         </w:rPr>
-        <w:t>시간표</w:t>
+        <w:t>3. 행사 개요</w:t>
       </w:r>
     </w:p>
     <w:tbl>
@@ -390,47 +685,33 @@
         <w:tblLook w:firstColumn="1" w:firstRow="1" w:lastColumn="0" w:lastRow="0" w:noHBand="0" w:noVBand="1" w:val="04A0"/>
       </w:tblPr>
       <w:tblGrid>
-        <w:gridCol w:w="2880"/>
-        <w:gridCol w:w="2880"/>
-        <w:gridCol w:w="2880"/>
+        <w:gridCol w:w="4320"/>
+        <w:gridCol w:w="4320"/>
       </w:tblGrid>
       <w:tr>
         <w:tc>
           <w:tcPr>
-            <w:tcW w:type="dxa" w:w="2880"/>
+            <w:tcW w:type="dxa" w:w="4320"/>
           </w:tcPr>
           <w:p>
             <w:r>
               <w:rPr>
                 <w:b/>
               </w:rPr>
-              <w:t>시간</w:t>
-            </w:r>
-          </w:p>
-        </w:tc>
-        <w:tc>
-          <w:tcPr>
-            <w:tcW w:type="dxa" w:w="2880"/>
+              <w:t>항목</w:t>
+            </w:r>
+          </w:p>
+        </w:tc>
+        <w:tc>
+          <w:tcPr>
+            <w:tcW w:type="dxa" w:w="4320"/>
           </w:tcPr>
           <w:p>
             <w:r>
               <w:rPr>
                 <w:b/>
               </w:rPr>
-              <w:t>행사 당일</w:t>
-            </w:r>
-          </w:p>
-        </w:tc>
-        <w:tc>
-          <w:tcPr>
-            <w:tcW w:type="dxa" w:w="2880"/>
-          </w:tcPr>
-          <w:p>
-            <w:r>
-              <w:rPr>
-                <w:b/>
-              </w:rPr>
-              <w:t>담당</w:t>
+              <w:t>내용</w:t>
             </w:r>
           </w:p>
         </w:tc>
@@ -438,40 +719,27 @@
       <w:tr>
         <w:tc>
           <w:tcPr>
-            <w:tcW w:type="dxa" w:w="2880"/>
-          </w:tcPr>
-          <w:p>
-            <w:r>
-              <w:rPr>
-                <w:b w:val="0"/>
-              </w:rPr>
-              <w:t>13:00~13:20</w:t>
-            </w:r>
-          </w:p>
-        </w:tc>
-        <w:tc>
-          <w:tcPr>
-            <w:tcW w:type="dxa" w:w="2880"/>
-          </w:tcPr>
-          <w:p>
-            <w:r>
-              <w:rPr>
-                <w:b w:val="0"/>
-              </w:rPr>
-              <w:t>무대·음향 점검</w:t>
-            </w:r>
-          </w:p>
-        </w:tc>
-        <w:tc>
-          <w:tcPr>
-            <w:tcW w:type="dxa" w:w="2880"/>
-          </w:tcPr>
-          <w:p>
-            <w:r>
-              <w:rPr>
-                <w:b w:val="0"/>
-              </w:rPr>
-              <w:t>________</w:t>
+            <w:tcW w:type="dxa" w:w="4320"/>
+          </w:tcPr>
+          <w:p>
+            <w:r>
+              <w:rPr>
+                <w:b w:val="0"/>
+              </w:rPr>
+              <w:t>행사명</w:t>
+            </w:r>
+          </w:p>
+        </w:tc>
+        <w:tc>
+          <w:tcPr>
+            <w:tcW w:type="dxa" w:w="4320"/>
+          </w:tcPr>
+          <w:p>
+            <w:r>
+              <w:rPr>
+                <w:b w:val="0"/>
+              </w:rPr>
+              <w:t>유치부·아동부 성탄 발표회</w:t>
             </w:r>
           </w:p>
         </w:tc>
@@ -479,40 +747,27 @@
       <w:tr>
         <w:tc>
           <w:tcPr>
-            <w:tcW w:type="dxa" w:w="2880"/>
-          </w:tcPr>
-          <w:p>
-            <w:r>
-              <w:rPr>
-                <w:b w:val="0"/>
-              </w:rPr>
-              <w:t>13:20~13:40</w:t>
-            </w:r>
-          </w:p>
-        </w:tc>
-        <w:tc>
-          <w:tcPr>
-            <w:tcW w:type="dxa" w:w="2880"/>
-          </w:tcPr>
-          <w:p>
-            <w:r>
-              <w:rPr>
-                <w:b w:val="0"/>
-              </w:rPr>
-              <w:t>학생 출석 확인·의상 착용</w:t>
-            </w:r>
-          </w:p>
-        </w:tc>
-        <w:tc>
-          <w:tcPr>
-            <w:tcW w:type="dxa" w:w="2880"/>
-          </w:tcPr>
-          <w:p>
-            <w:r>
-              <w:rPr>
-                <w:b w:val="0"/>
-              </w:rPr>
-              <w:t>반별 교사</w:t>
+            <w:tcW w:type="dxa" w:w="4320"/>
+          </w:tcPr>
+          <w:p>
+            <w:r>
+              <w:rPr>
+                <w:b w:val="0"/>
+              </w:rPr>
+              <w:t>주제</w:t>
+            </w:r>
+          </w:p>
+        </w:tc>
+        <w:tc>
+          <w:tcPr>
+            <w:tcW w:type="dxa" w:w="4320"/>
+          </w:tcPr>
+          <w:p>
+            <w:r>
+              <w:rPr>
+                <w:b w:val="0"/>
+              </w:rPr>
+              <w:t>예수님의 탄생을 함께 기뻐해요</w:t>
             </w:r>
           </w:p>
         </w:tc>
@@ -520,40 +775,27 @@
       <w:tr>
         <w:tc>
           <w:tcPr>
-            <w:tcW w:type="dxa" w:w="2880"/>
-          </w:tcPr>
-          <w:p>
-            <w:r>
-              <w:rPr>
-                <w:b w:val="0"/>
-              </w:rPr>
-              <w:t>13:40~14:00</w:t>
-            </w:r>
-          </w:p>
-        </w:tc>
-        <w:tc>
-          <w:tcPr>
-            <w:tcW w:type="dxa" w:w="2880"/>
-          </w:tcPr>
-          <w:p>
-            <w:r>
-              <w:rPr>
-                <w:b w:val="0"/>
-              </w:rPr>
-              <w:t>입퇴장 확인·기도·착석</w:t>
-            </w:r>
-          </w:p>
-        </w:tc>
-        <w:tc>
-          <w:tcPr>
-            <w:tcW w:type="dxa" w:w="2880"/>
-          </w:tcPr>
-          <w:p>
-            <w:r>
-              <w:rPr>
-                <w:b w:val="0"/>
-              </w:rPr>
-              <w:t>________</w:t>
+            <w:tcW w:type="dxa" w:w="4320"/>
+          </w:tcPr>
+          <w:p>
+            <w:r>
+              <w:rPr>
+                <w:b w:val="0"/>
+              </w:rPr>
+              <w:t>주제 말씀</w:t>
+            </w:r>
+          </w:p>
+        </w:tc>
+        <w:tc>
+          <w:tcPr>
+            <w:tcW w:type="dxa" w:w="4320"/>
+          </w:tcPr>
+          <w:p>
+            <w:r>
+              <w:rPr>
+                <w:b w:val="0"/>
+              </w:rPr>
+              <w:t>누가복음 2:11</w:t>
             </w:r>
           </w:p>
         </w:tc>
@@ -561,40 +803,27 @@
       <w:tr>
         <w:tc>
           <w:tcPr>
-            <w:tcW w:type="dxa" w:w="2880"/>
-          </w:tcPr>
-          <w:p>
-            <w:r>
-              <w:rPr>
-                <w:b w:val="0"/>
-              </w:rPr>
-              <w:t>14:00~14:15</w:t>
-            </w:r>
-          </w:p>
-        </w:tc>
-        <w:tc>
-          <w:tcPr>
-            <w:tcW w:type="dxa" w:w="2880"/>
-          </w:tcPr>
-          <w:p>
-            <w:r>
-              <w:rPr>
-                <w:b w:val="0"/>
-              </w:rPr>
-              <w:t>찬양·기도·성탄 말씀</w:t>
-            </w:r>
-          </w:p>
-        </w:tc>
-        <w:tc>
-          <w:tcPr>
-            <w:tcW w:type="dxa" w:w="2880"/>
-          </w:tcPr>
-          <w:p>
-            <w:r>
-              <w:rPr>
-                <w:b w:val="0"/>
-              </w:rPr>
-              <w:t>________</w:t>
+            <w:tcW w:type="dxa" w:w="4320"/>
+          </w:tcPr>
+          <w:p>
+            <w:r>
+              <w:rPr>
+                <w:b w:val="0"/>
+              </w:rPr>
+              <w:t>일시</w:t>
+            </w:r>
+          </w:p>
+        </w:tc>
+        <w:tc>
+          <w:tcPr>
+            <w:tcW w:type="dxa" w:w="4320"/>
+          </w:tcPr>
+          <w:p>
+            <w:r>
+              <w:rPr>
+                <w:b w:val="0"/>
+              </w:rPr>
+              <w:t>________ / 날짜는 2026. 12. 25.(금) 형식, 시간은 14:00 형식으로 기재</w:t>
             </w:r>
           </w:p>
         </w:tc>
@@ -602,40 +831,27 @@
       <w:tr>
         <w:tc>
           <w:tcPr>
-            <w:tcW w:type="dxa" w:w="2880"/>
-          </w:tcPr>
-          <w:p>
-            <w:r>
-              <w:rPr>
-                <w:b w:val="0"/>
-              </w:rPr>
-              <w:t>14:15~14:45</w:t>
-            </w:r>
-          </w:p>
-        </w:tc>
-        <w:tc>
-          <w:tcPr>
-            <w:tcW w:type="dxa" w:w="2880"/>
-          </w:tcPr>
-          <w:p>
-            <w:r>
-              <w:rPr>
-                <w:b w:val="0"/>
-              </w:rPr>
-              <w:t>반별 발표</w:t>
-            </w:r>
-          </w:p>
-        </w:tc>
-        <w:tc>
-          <w:tcPr>
-            <w:tcW w:type="dxa" w:w="2880"/>
-          </w:tcPr>
-          <w:p>
-            <w:r>
-              <w:rPr>
-                <w:b w:val="0"/>
-              </w:rPr>
-              <w:t>반별 교사</w:t>
+            <w:tcW w:type="dxa" w:w="4320"/>
+          </w:tcPr>
+          <w:p>
+            <w:r>
+              <w:rPr>
+                <w:b w:val="0"/>
+              </w:rPr>
+              <w:t>장소</w:t>
+            </w:r>
+          </w:p>
+        </w:tc>
+        <w:tc>
+          <w:tcPr>
+            <w:tcW w:type="dxa" w:w="4320"/>
+          </w:tcPr>
+          <w:p>
+            <w:r>
+              <w:rPr>
+                <w:b w:val="0"/>
+              </w:rPr>
+              <w:t>________</w:t>
             </w:r>
           </w:p>
         </w:tc>
@@ -643,40 +859,27 @@
       <w:tr>
         <w:tc>
           <w:tcPr>
-            <w:tcW w:type="dxa" w:w="2880"/>
-          </w:tcPr>
-          <w:p>
-            <w:r>
-              <w:rPr>
-                <w:b w:val="0"/>
-              </w:rPr>
-              <w:t>14:45~15:00</w:t>
-            </w:r>
-          </w:p>
-        </w:tc>
-        <w:tc>
-          <w:tcPr>
-            <w:tcW w:type="dxa" w:w="2880"/>
-          </w:tcPr>
-          <w:p>
-            <w:r>
-              <w:rPr>
-                <w:b w:val="0"/>
-              </w:rPr>
-              <w:t>함께 찬양·마침 기도·사진</w:t>
-            </w:r>
-          </w:p>
-        </w:tc>
-        <w:tc>
-          <w:tcPr>
-            <w:tcW w:type="dxa" w:w="2880"/>
-          </w:tcPr>
-          <w:p>
-            <w:r>
-              <w:rPr>
-                <w:b w:val="0"/>
-              </w:rPr>
-              <w:t>________</w:t>
+            <w:tcW w:type="dxa" w:w="4320"/>
+          </w:tcPr>
+          <w:p>
+            <w:r>
+              <w:rPr>
+                <w:b w:val="0"/>
+              </w:rPr>
+              <w:t>대상·인원</w:t>
+            </w:r>
+          </w:p>
+        </w:tc>
+        <w:tc>
+          <w:tcPr>
+            <w:tcW w:type="dxa" w:w="4320"/>
+          </w:tcPr>
+          <w:p>
+            <w:r>
+              <w:rPr>
+                <w:b w:val="0"/>
+              </w:rPr>
+              <w:t>유치부·아동부 및 보호자 / 아동 ________명, 교사 ________명, 관람 ________명</w:t>
             </w:r>
           </w:p>
         </w:tc>
@@ -684,40 +887,55 @@
       <w:tr>
         <w:tc>
           <w:tcPr>
-            <w:tcW w:type="dxa" w:w="2880"/>
-          </w:tcPr>
-          <w:p>
-            <w:r>
-              <w:rPr>
-                <w:b w:val="0"/>
-              </w:rPr>
-              <w:t>15:00~15:20</w:t>
-            </w:r>
-          </w:p>
-        </w:tc>
-        <w:tc>
-          <w:tcPr>
-            <w:tcW w:type="dxa" w:w="2880"/>
-          </w:tcPr>
-          <w:p>
-            <w:r>
-              <w:rPr>
-                <w:b w:val="0"/>
-              </w:rPr>
-              <w:t>보호자 인계·정리</w:t>
-            </w:r>
-          </w:p>
-        </w:tc>
-        <w:tc>
-          <w:tcPr>
-            <w:tcW w:type="dxa" w:w="2880"/>
-          </w:tcPr>
-          <w:p>
-            <w:r>
-              <w:rPr>
-                <w:b w:val="0"/>
-              </w:rPr>
-              <w:t>________</w:t>
+            <w:tcW w:type="dxa" w:w="4320"/>
+          </w:tcPr>
+          <w:p>
+            <w:r>
+              <w:rPr>
+                <w:b w:val="0"/>
+              </w:rPr>
+              <w:t>주관</w:t>
+            </w:r>
+          </w:p>
+        </w:tc>
+        <w:tc>
+          <w:tcPr>
+            <w:tcW w:type="dxa" w:w="4320"/>
+          </w:tcPr>
+          <w:p>
+            <w:r>
+              <w:rPr>
+                <w:b w:val="0"/>
+              </w:rPr>
+              <w:t>(교회명) 유치부·아동부</w:t>
+            </w:r>
+          </w:p>
+        </w:tc>
+      </w:tr>
+      <w:tr>
+        <w:tc>
+          <w:tcPr>
+            <w:tcW w:type="dxa" w:w="4320"/>
+          </w:tcPr>
+          <w:p>
+            <w:r>
+              <w:rPr>
+                <w:b w:val="0"/>
+              </w:rPr>
+              <w:t>총괄·일정 기준</w:t>
+            </w:r>
+          </w:p>
+        </w:tc>
+        <w:tc>
+          <w:tcPr>
+            <w:tcW w:type="dxa" w:w="4320"/>
+          </w:tcPr>
+          <w:p>
+            <w:r>
+              <w:rPr>
+                <w:b w:val="0"/>
+              </w:rPr>
+              <w:t>총괄 ________ / D는 확정된 행사일이며 각 기한을 실제 날짜로 전환하여 공유</w:t>
             </w:r>
           </w:p>
         </w:tc>
@@ -732,7 +950,15 @@
         <w:rPr>
           <w:b w:val="0"/>
         </w:rPr>
-        <w:t>연습 일정표</w:t>
+        <w:t>4. 세부 추진 계획</w:t>
+      </w:r>
+    </w:p>
+    <w:p>
+      <w:r>
+        <w:rPr>
+          <w:b w:val="0"/>
+        </w:rPr>
+        <w:t>가. 연습 일정표</w:t>
       </w:r>
     </w:p>
     <w:tbl>
@@ -742,14 +968,16 @@
         <w:tblLook w:firstColumn="1" w:firstRow="1" w:lastColumn="0" w:lastRow="0" w:noHBand="0" w:noVBand="1" w:val="04A0"/>
       </w:tblPr>
       <w:tblGrid>
-        <w:gridCol w:w="2880"/>
-        <w:gridCol w:w="2880"/>
-        <w:gridCol w:w="2880"/>
+        <w:gridCol w:w="1728"/>
+        <w:gridCol w:w="1728"/>
+        <w:gridCol w:w="1728"/>
+        <w:gridCol w:w="1728"/>
+        <w:gridCol w:w="1728"/>
       </w:tblGrid>
       <w:tr>
         <w:tc>
           <w:tcPr>
-            <w:tcW w:type="dxa" w:w="2880"/>
+            <w:tcW w:type="dxa" w:w="1728"/>
           </w:tcPr>
           <w:p>
             <w:r>
@@ -762,27 +990,53 @@
         </w:tc>
         <w:tc>
           <w:tcPr>
-            <w:tcW w:type="dxa" w:w="2880"/>
+            <w:tcW w:type="dxa" w:w="1728"/>
           </w:tcPr>
           <w:p>
             <w:r>
               <w:rPr>
                 <w:b/>
               </w:rPr>
-              <w:t>연습 내용</w:t>
-            </w:r>
-          </w:p>
-        </w:tc>
-        <w:tc>
-          <w:tcPr>
-            <w:tcW w:type="dxa" w:w="2880"/>
+              <w:t>연습·준비 내용</w:t>
+            </w:r>
+          </w:p>
+        </w:tc>
+        <w:tc>
+          <w:tcPr>
+            <w:tcW w:type="dxa" w:w="1728"/>
           </w:tcPr>
           <w:p>
             <w:r>
               <w:rPr>
                 <w:b/>
               </w:rPr>
-              <w:t>확인 사항</w:t>
+              <w:t>담당</w:t>
+            </w:r>
+          </w:p>
+        </w:tc>
+        <w:tc>
+          <w:tcPr>
+            <w:tcW w:type="dxa" w:w="1728"/>
+          </w:tcPr>
+          <w:p>
+            <w:r>
+              <w:rPr>
+                <w:b/>
+              </w:rPr>
+              <w:t>기한</w:t>
+            </w:r>
+          </w:p>
+        </w:tc>
+        <w:tc>
+          <w:tcPr>
+            <w:tcW w:type="dxa" w:w="1728"/>
+          </w:tcPr>
+          <w:p>
+            <w:r>
+              <w:rPr>
+                <w:b/>
+              </w:rPr>
+              <w:t>확인</w:t>
             </w:r>
           </w:p>
         </w:tc>
@@ -790,7 +1044,7 @@
       <w:tr>
         <w:tc>
           <w:tcPr>
-            <w:tcW w:type="dxa" w:w="2880"/>
+            <w:tcW w:type="dxa" w:w="1728"/>
           </w:tcPr>
           <w:p>
             <w:r>
@@ -803,27 +1057,53 @@
         </w:tc>
         <w:tc>
           <w:tcPr>
-            <w:tcW w:type="dxa" w:w="2880"/>
-          </w:tcPr>
-          <w:p>
-            <w:r>
-              <w:rPr>
-                <w:b w:val="0"/>
-              </w:rPr>
-              <w:t>종목·곡·역할 정하기</w:t>
-            </w:r>
-          </w:p>
-        </w:tc>
-        <w:tc>
-          <w:tcPr>
-            <w:tcW w:type="dxa" w:w="2880"/>
-          </w:tcPr>
-          <w:p>
-            <w:r>
-              <w:rPr>
-                <w:b w:val="0"/>
-              </w:rPr>
-              <w:t>참가 인원·부모 안내</w:t>
+            <w:tcW w:type="dxa" w:w="1728"/>
+          </w:tcPr>
+          <w:p>
+            <w:r>
+              <w:rPr>
+                <w:b w:val="0"/>
+              </w:rPr>
+              <w:t>행사일·장소 확정, 참여 의사 확인, 반별 종목 선정</w:t>
+            </w:r>
+          </w:p>
+        </w:tc>
+        <w:tc>
+          <w:tcPr>
+            <w:tcW w:type="dxa" w:w="1728"/>
+          </w:tcPr>
+          <w:p>
+            <w:r>
+              <w:rPr>
+                <w:b w:val="0"/>
+              </w:rPr>
+              <w:t>________</w:t>
+            </w:r>
+          </w:p>
+        </w:tc>
+        <w:tc>
+          <w:tcPr>
+            <w:tcW w:type="dxa" w:w="1728"/>
+          </w:tcPr>
+          <w:p>
+            <w:r>
+              <w:rPr>
+                <w:b w:val="0"/>
+              </w:rPr>
+              <w:t>________</w:t>
+            </w:r>
+          </w:p>
+        </w:tc>
+        <w:tc>
+          <w:tcPr>
+            <w:tcW w:type="dxa" w:w="1728"/>
+          </w:tcPr>
+          <w:p>
+            <w:r>
+              <w:rPr>
+                <w:b w:val="0"/>
+              </w:rPr>
+              <w:t>________</w:t>
             </w:r>
           </w:p>
         </w:tc>
@@ -831,7 +1111,7 @@
       <w:tr>
         <w:tc>
           <w:tcPr>
-            <w:tcW w:type="dxa" w:w="2880"/>
+            <w:tcW w:type="dxa" w:w="1728"/>
           </w:tcPr>
           <w:p>
             <w:r>
@@ -844,27 +1124,53 @@
         </w:tc>
         <w:tc>
           <w:tcPr>
-            <w:tcW w:type="dxa" w:w="2880"/>
-          </w:tcPr>
-          <w:p>
-            <w:r>
-              <w:rPr>
-                <w:b w:val="0"/>
-              </w:rPr>
-              <w:t>찬양·율동·대사 익히기</w:t>
-            </w:r>
-          </w:p>
-        </w:tc>
-        <w:tc>
-          <w:tcPr>
-            <w:tcW w:type="dxa" w:w="2880"/>
-          </w:tcPr>
-          <w:p>
-            <w:r>
-              <w:rPr>
-                <w:b w:val="0"/>
-              </w:rPr>
-              <w:t>음원·암송 장절 확정</w:t>
+            <w:tcW w:type="dxa" w:w="1728"/>
+          </w:tcPr>
+          <w:p>
+            <w:r>
+              <w:rPr>
+                <w:b w:val="0"/>
+              </w:rPr>
+              <w:t>역할 배정, 음원·대본·암송 범위 확정</w:t>
+            </w:r>
+          </w:p>
+        </w:tc>
+        <w:tc>
+          <w:tcPr>
+            <w:tcW w:type="dxa" w:w="1728"/>
+          </w:tcPr>
+          <w:p>
+            <w:r>
+              <w:rPr>
+                <w:b w:val="0"/>
+              </w:rPr>
+              <w:t>________</w:t>
+            </w:r>
+          </w:p>
+        </w:tc>
+        <w:tc>
+          <w:tcPr>
+            <w:tcW w:type="dxa" w:w="1728"/>
+          </w:tcPr>
+          <w:p>
+            <w:r>
+              <w:rPr>
+                <w:b w:val="0"/>
+              </w:rPr>
+              <w:t>________</w:t>
+            </w:r>
+          </w:p>
+        </w:tc>
+        <w:tc>
+          <w:tcPr>
+            <w:tcW w:type="dxa" w:w="1728"/>
+          </w:tcPr>
+          <w:p>
+            <w:r>
+              <w:rPr>
+                <w:b w:val="0"/>
+              </w:rPr>
+              <w:t>________</w:t>
             </w:r>
           </w:p>
         </w:tc>
@@ -872,7 +1178,7 @@
       <w:tr>
         <w:tc>
           <w:tcPr>
-            <w:tcW w:type="dxa" w:w="2880"/>
+            <w:tcW w:type="dxa" w:w="1728"/>
           </w:tcPr>
           <w:p>
             <w:r>
@@ -885,27 +1191,53 @@
         </w:tc>
         <w:tc>
           <w:tcPr>
-            <w:tcW w:type="dxa" w:w="2880"/>
-          </w:tcPr>
-          <w:p>
-            <w:r>
-              <w:rPr>
-                <w:b w:val="0"/>
-              </w:rPr>
-              <w:t>반별 연습</w:t>
-            </w:r>
-          </w:p>
-        </w:tc>
-        <w:tc>
-          <w:tcPr>
-            <w:tcW w:type="dxa" w:w="2880"/>
-          </w:tcPr>
-          <w:p>
-            <w:r>
-              <w:rPr>
-                <w:b w:val="0"/>
-              </w:rPr>
-              <w:t>의상 크기·소품 수량</w:t>
+            <w:tcW w:type="dxa" w:w="1728"/>
+          </w:tcPr>
+          <w:p>
+            <w:r>
+              <w:rPr>
+                <w:b w:val="0"/>
+              </w:rPr>
+              <w:t>반별 동작·노래·대사 연습, 대체 역할 마련</w:t>
+            </w:r>
+          </w:p>
+        </w:tc>
+        <w:tc>
+          <w:tcPr>
+            <w:tcW w:type="dxa" w:w="1728"/>
+          </w:tcPr>
+          <w:p>
+            <w:r>
+              <w:rPr>
+                <w:b w:val="0"/>
+              </w:rPr>
+              <w:t>________</w:t>
+            </w:r>
+          </w:p>
+        </w:tc>
+        <w:tc>
+          <w:tcPr>
+            <w:tcW w:type="dxa" w:w="1728"/>
+          </w:tcPr>
+          <w:p>
+            <w:r>
+              <w:rPr>
+                <w:b w:val="0"/>
+              </w:rPr>
+              <w:t>________</w:t>
+            </w:r>
+          </w:p>
+        </w:tc>
+        <w:tc>
+          <w:tcPr>
+            <w:tcW w:type="dxa" w:w="1728"/>
+          </w:tcPr>
+          <w:p>
+            <w:r>
+              <w:rPr>
+                <w:b w:val="0"/>
+              </w:rPr>
+              <w:t>________</w:t>
             </w:r>
           </w:p>
         </w:tc>
@@ -913,7 +1245,7 @@
       <w:tr>
         <w:tc>
           <w:tcPr>
-            <w:tcW w:type="dxa" w:w="2880"/>
+            <w:tcW w:type="dxa" w:w="1728"/>
           </w:tcPr>
           <w:p>
             <w:r>
@@ -926,27 +1258,53 @@
         </w:tc>
         <w:tc>
           <w:tcPr>
-            <w:tcW w:type="dxa" w:w="2880"/>
-          </w:tcPr>
-          <w:p>
-            <w:r>
-              <w:rPr>
-                <w:b w:val="0"/>
-              </w:rPr>
-              <w:t>동작·대사 연결하기</w:t>
-            </w:r>
-          </w:p>
-        </w:tc>
-        <w:tc>
-          <w:tcPr>
-            <w:tcW w:type="dxa" w:w="2880"/>
-          </w:tcPr>
-          <w:p>
-            <w:r>
-              <w:rPr>
-                <w:b w:val="0"/>
-              </w:rPr>
-              <w:t>결석 학생 역할 조정</w:t>
+            <w:tcW w:type="dxa" w:w="1728"/>
+          </w:tcPr>
+          <w:p>
+            <w:r>
+              <w:rPr>
+                <w:b w:val="0"/>
+              </w:rPr>
+              <w:t>입·퇴장 연습, 의상 치수·소품 수량 확인</w:t>
+            </w:r>
+          </w:p>
+        </w:tc>
+        <w:tc>
+          <w:tcPr>
+            <w:tcW w:type="dxa" w:w="1728"/>
+          </w:tcPr>
+          <w:p>
+            <w:r>
+              <w:rPr>
+                <w:b w:val="0"/>
+              </w:rPr>
+              <w:t>________</w:t>
+            </w:r>
+          </w:p>
+        </w:tc>
+        <w:tc>
+          <w:tcPr>
+            <w:tcW w:type="dxa" w:w="1728"/>
+          </w:tcPr>
+          <w:p>
+            <w:r>
+              <w:rPr>
+                <w:b w:val="0"/>
+              </w:rPr>
+              <w:t>________</w:t>
+            </w:r>
+          </w:p>
+        </w:tc>
+        <w:tc>
+          <w:tcPr>
+            <w:tcW w:type="dxa" w:w="1728"/>
+          </w:tcPr>
+          <w:p>
+            <w:r>
+              <w:rPr>
+                <w:b w:val="0"/>
+              </w:rPr>
+              <w:t>________</w:t>
             </w:r>
           </w:p>
         </w:tc>
@@ -954,7 +1312,7 @@
       <w:tr>
         <w:tc>
           <w:tcPr>
-            <w:tcW w:type="dxa" w:w="2880"/>
+            <w:tcW w:type="dxa" w:w="1728"/>
           </w:tcPr>
           <w:p>
             <w:r>
@@ -967,27 +1325,53 @@
         </w:tc>
         <w:tc>
           <w:tcPr>
-            <w:tcW w:type="dxa" w:w="2880"/>
-          </w:tcPr>
-          <w:p>
-            <w:r>
-              <w:rPr>
-                <w:b w:val="0"/>
-              </w:rPr>
-              <w:t>입퇴장 포함 합동 연습</w:t>
-            </w:r>
-          </w:p>
-        </w:tc>
-        <w:tc>
-          <w:tcPr>
-            <w:tcW w:type="dxa" w:w="2880"/>
-          </w:tcPr>
-          <w:p>
-            <w:r>
-              <w:rPr>
-                <w:b w:val="0"/>
-              </w:rPr>
-              <w:t>마이크·음원 순서</w:t>
+            <w:tcW w:type="dxa" w:w="1728"/>
+          </w:tcPr>
+          <w:p>
+            <w:r>
+              <w:rPr>
+                <w:b w:val="0"/>
+              </w:rPr>
+              <w:t>반별 연결 연습, 부모 안내문 배포</w:t>
+            </w:r>
+          </w:p>
+        </w:tc>
+        <w:tc>
+          <w:tcPr>
+            <w:tcW w:type="dxa" w:w="1728"/>
+          </w:tcPr>
+          <w:p>
+            <w:r>
+              <w:rPr>
+                <w:b w:val="0"/>
+              </w:rPr>
+              <w:t>________</w:t>
+            </w:r>
+          </w:p>
+        </w:tc>
+        <w:tc>
+          <w:tcPr>
+            <w:tcW w:type="dxa" w:w="1728"/>
+          </w:tcPr>
+          <w:p>
+            <w:r>
+              <w:rPr>
+                <w:b w:val="0"/>
+              </w:rPr>
+              <w:t>________</w:t>
+            </w:r>
+          </w:p>
+        </w:tc>
+        <w:tc>
+          <w:tcPr>
+            <w:tcW w:type="dxa" w:w="1728"/>
+          </w:tcPr>
+          <w:p>
+            <w:r>
+              <w:rPr>
+                <w:b w:val="0"/>
+              </w:rPr>
+              <w:t>________</w:t>
             </w:r>
           </w:p>
         </w:tc>
@@ -995,7 +1379,7 @@
       <w:tr>
         <w:tc>
           <w:tcPr>
-            <w:tcW w:type="dxa" w:w="2880"/>
+            <w:tcW w:type="dxa" w:w="1728"/>
           </w:tcPr>
           <w:p>
             <w:r>
@@ -1008,27 +1392,53 @@
         </w:tc>
         <w:tc>
           <w:tcPr>
-            <w:tcW w:type="dxa" w:w="2880"/>
-          </w:tcPr>
-          <w:p>
-            <w:r>
-              <w:rPr>
-                <w:b w:val="0"/>
-              </w:rPr>
-              <w:t>의상·소품 포함 최종 연습</w:t>
-            </w:r>
-          </w:p>
-        </w:tc>
-        <w:tc>
-          <w:tcPr>
-            <w:tcW w:type="dxa" w:w="2880"/>
-          </w:tcPr>
-          <w:p>
-            <w:r>
-              <w:rPr>
-                <w:b w:val="0"/>
-              </w:rPr>
-              <w:t>전체 시간·보호자 인계</w:t>
+            <w:tcW w:type="dxa" w:w="1728"/>
+          </w:tcPr>
+          <w:p>
+            <w:r>
+              <w:rPr>
+                <w:b w:val="0"/>
+              </w:rPr>
+              <w:t>무대·음향 합동 점검, 귀가 방식 확인</w:t>
+            </w:r>
+          </w:p>
+        </w:tc>
+        <w:tc>
+          <w:tcPr>
+            <w:tcW w:type="dxa" w:w="1728"/>
+          </w:tcPr>
+          <w:p>
+            <w:r>
+              <w:rPr>
+                <w:b w:val="0"/>
+              </w:rPr>
+              <w:t>________</w:t>
+            </w:r>
+          </w:p>
+        </w:tc>
+        <w:tc>
+          <w:tcPr>
+            <w:tcW w:type="dxa" w:w="1728"/>
+          </w:tcPr>
+          <w:p>
+            <w:r>
+              <w:rPr>
+                <w:b w:val="0"/>
+              </w:rPr>
+              <w:t>________</w:t>
+            </w:r>
+          </w:p>
+        </w:tc>
+        <w:tc>
+          <w:tcPr>
+            <w:tcW w:type="dxa" w:w="1728"/>
+          </w:tcPr>
+          <w:p>
+            <w:r>
+              <w:rPr>
+                <w:b w:val="0"/>
+              </w:rPr>
+              <w:t>________</w:t>
             </w:r>
           </w:p>
         </w:tc>
@@ -1036,40 +1446,133 @@
       <w:tr>
         <w:tc>
           <w:tcPr>
-            <w:tcW w:type="dxa" w:w="2880"/>
-          </w:tcPr>
-          <w:p>
-            <w:r>
-              <w:rPr>
-                <w:b w:val="0"/>
-              </w:rPr>
-              <w:t>당일</w:t>
-            </w:r>
-          </w:p>
-        </w:tc>
-        <w:tc>
-          <w:tcPr>
-            <w:tcW w:type="dxa" w:w="2880"/>
-          </w:tcPr>
-          <w:p>
-            <w:r>
-              <w:rPr>
-                <w:b w:val="0"/>
-              </w:rPr>
-              <w:t>짧은 동선 확인·격려</w:t>
-            </w:r>
-          </w:p>
-        </w:tc>
-        <w:tc>
-          <w:tcPr>
-            <w:tcW w:type="dxa" w:w="2880"/>
-          </w:tcPr>
-          <w:p>
-            <w:r>
-              <w:rPr>
-                <w:b w:val="0"/>
-              </w:rPr>
-              <w:t>무리한 반복 연습 금지</w:t>
+            <w:tcW w:type="dxa" w:w="1728"/>
+          </w:tcPr>
+          <w:p>
+            <w:r>
+              <w:rPr>
+                <w:b w:val="0"/>
+              </w:rPr>
+              <w:t>D-1일</w:t>
+            </w:r>
+          </w:p>
+        </w:tc>
+        <w:tc>
+          <w:tcPr>
+            <w:tcW w:type="dxa" w:w="1728"/>
+          </w:tcPr>
+          <w:p>
+            <w:r>
+              <w:rPr>
+                <w:b w:val="0"/>
+              </w:rPr>
+              <w:t>최종 동선·장비 점검, 물품 배치</w:t>
+            </w:r>
+          </w:p>
+        </w:tc>
+        <w:tc>
+          <w:tcPr>
+            <w:tcW w:type="dxa" w:w="1728"/>
+          </w:tcPr>
+          <w:p>
+            <w:r>
+              <w:rPr>
+                <w:b w:val="0"/>
+              </w:rPr>
+              <w:t>________</w:t>
+            </w:r>
+          </w:p>
+        </w:tc>
+        <w:tc>
+          <w:tcPr>
+            <w:tcW w:type="dxa" w:w="1728"/>
+          </w:tcPr>
+          <w:p>
+            <w:r>
+              <w:rPr>
+                <w:b w:val="0"/>
+              </w:rPr>
+              <w:t>________</w:t>
+            </w:r>
+          </w:p>
+        </w:tc>
+        <w:tc>
+          <w:tcPr>
+            <w:tcW w:type="dxa" w:w="1728"/>
+          </w:tcPr>
+          <w:p>
+            <w:r>
+              <w:rPr>
+                <w:b w:val="0"/>
+              </w:rPr>
+              <w:t>________</w:t>
+            </w:r>
+          </w:p>
+        </w:tc>
+      </w:tr>
+      <w:tr>
+        <w:tc>
+          <w:tcPr>
+            <w:tcW w:type="dxa" w:w="1728"/>
+          </w:tcPr>
+          <w:p>
+            <w:r>
+              <w:rPr>
+                <w:b w:val="0"/>
+              </w:rPr>
+              <w:t>행사일</w:t>
+            </w:r>
+          </w:p>
+        </w:tc>
+        <w:tc>
+          <w:tcPr>
+            <w:tcW w:type="dxa" w:w="1728"/>
+          </w:tcPr>
+          <w:p>
+            <w:r>
+              <w:rPr>
+                <w:b w:val="0"/>
+              </w:rPr>
+              <w:t>짧은 준비 연습, 발표, 보호자 인계</w:t>
+            </w:r>
+          </w:p>
+        </w:tc>
+        <w:tc>
+          <w:tcPr>
+            <w:tcW w:type="dxa" w:w="1728"/>
+          </w:tcPr>
+          <w:p>
+            <w:r>
+              <w:rPr>
+                <w:b w:val="0"/>
+              </w:rPr>
+              <w:t>________</w:t>
+            </w:r>
+          </w:p>
+        </w:tc>
+        <w:tc>
+          <w:tcPr>
+            <w:tcW w:type="dxa" w:w="1728"/>
+          </w:tcPr>
+          <w:p>
+            <w:r>
+              <w:rPr>
+                <w:b w:val="0"/>
+              </w:rPr>
+              <w:t>________</w:t>
+            </w:r>
+          </w:p>
+        </w:tc>
+        <w:tc>
+          <w:tcPr>
+            <w:tcW w:type="dxa" w:w="1728"/>
+          </w:tcPr>
+          <w:p>
+            <w:r>
+              <w:rPr>
+                <w:b w:val="0"/>
+              </w:rPr>
+              <w:t>________</w:t>
             </w:r>
           </w:p>
         </w:tc>
@@ -1081,18 +1584,1367 @@
         <w:rPr>
           <w:b w:val="0"/>
         </w:rPr>
-        <w:t>※ 주일 연습 시간 : ________ / 장소 : ________ / 회당 20~30분 이내</w:t>
+        <w:t>반별 연습은 회당 ________분 이내로 운영하고, 피로하거나 참여를 원하지 않는 아동은 휴식·대체 역할로 조정합니다. 담당: ________ / 적용 기한: 매 연습 종료 시.</w:t>
       </w:r>
     </w:p>
     <w:p>
-      <w:pPr>
-        <w:pStyle w:val="Heading2"/>
-      </w:pPr>
       <w:r>
         <w:rPr>
           <w:b w:val="0"/>
         </w:rPr>
-        <w:t>반별 발표 종목 배정</w:t>
+        <w:t>나. 반별 발표 종목 배정</w:t>
+      </w:r>
+    </w:p>
+    <w:tbl>
+      <w:tblPr>
+        <w:tblStyle w:val="TableGrid"/>
+        <w:tblW w:type="auto" w:w="0"/>
+        <w:tblLook w:firstColumn="1" w:firstRow="1" w:lastColumn="0" w:lastRow="0" w:noHBand="0" w:noVBand="1" w:val="04A0"/>
+      </w:tblPr>
+      <w:tblGrid>
+        <w:gridCol w:w="1234"/>
+        <w:gridCol w:w="1234"/>
+        <w:gridCol w:w="1234"/>
+        <w:gridCol w:w="1234"/>
+        <w:gridCol w:w="1234"/>
+        <w:gridCol w:w="1234"/>
+        <w:gridCol w:w="1234"/>
+      </w:tblGrid>
+      <w:tr>
+        <w:tc>
+          <w:tcPr>
+            <w:tcW w:type="dxa" w:w="1234"/>
+          </w:tcPr>
+          <w:p>
+            <w:r>
+              <w:rPr>
+                <w:b/>
+              </w:rPr>
+              <w:t>반</w:t>
+            </w:r>
+          </w:p>
+        </w:tc>
+        <w:tc>
+          <w:tcPr>
+            <w:tcW w:type="dxa" w:w="1234"/>
+          </w:tcPr>
+          <w:p>
+            <w:r>
+              <w:rPr>
+                <w:b/>
+              </w:rPr>
+              <w:t>종목</w:t>
+            </w:r>
+          </w:p>
+        </w:tc>
+        <w:tc>
+          <w:tcPr>
+            <w:tcW w:type="dxa" w:w="1234"/>
+          </w:tcPr>
+          <w:p>
+            <w:r>
+              <w:rPr>
+                <w:b/>
+              </w:rPr>
+              <w:t>곡명·작품명·암송 장절</w:t>
+            </w:r>
+          </w:p>
+        </w:tc>
+        <w:tc>
+          <w:tcPr>
+            <w:tcW w:type="dxa" w:w="1234"/>
+          </w:tcPr>
+          <w:p>
+            <w:r>
+              <w:rPr>
+                <w:b/>
+              </w:rPr>
+              <w:t>참여 인원</w:t>
+            </w:r>
+          </w:p>
+        </w:tc>
+        <w:tc>
+          <w:tcPr>
+            <w:tcW w:type="dxa" w:w="1234"/>
+          </w:tcPr>
+          <w:p>
+            <w:r>
+              <w:rPr>
+                <w:b/>
+              </w:rPr>
+              <w:t>발표 시간</w:t>
+            </w:r>
+          </w:p>
+        </w:tc>
+        <w:tc>
+          <w:tcPr>
+            <w:tcW w:type="dxa" w:w="1234"/>
+          </w:tcPr>
+          <w:p>
+            <w:r>
+              <w:rPr>
+                <w:b/>
+              </w:rPr>
+              <w:t>담당</w:t>
+            </w:r>
+          </w:p>
+        </w:tc>
+        <w:tc>
+          <w:tcPr>
+            <w:tcW w:type="dxa" w:w="1234"/>
+          </w:tcPr>
+          <w:p>
+            <w:r>
+              <w:rPr>
+                <w:b/>
+              </w:rPr>
+              <w:t>확정 기한</w:t>
+            </w:r>
+          </w:p>
+        </w:tc>
+      </w:tr>
+      <w:tr>
+        <w:tc>
+          <w:tcPr>
+            <w:tcW w:type="dxa" w:w="1234"/>
+          </w:tcPr>
+          <w:p>
+            <w:r>
+              <w:rPr>
+                <w:b w:val="0"/>
+              </w:rPr>
+              <w:t>________</w:t>
+            </w:r>
+          </w:p>
+        </w:tc>
+        <w:tc>
+          <w:tcPr>
+            <w:tcW w:type="dxa" w:w="1234"/>
+          </w:tcPr>
+          <w:p>
+            <w:r>
+              <w:rPr>
+                <w:b w:val="0"/>
+              </w:rPr>
+              <w:t>율동</w:t>
+            </w:r>
+          </w:p>
+        </w:tc>
+        <w:tc>
+          <w:tcPr>
+            <w:tcW w:type="dxa" w:w="1234"/>
+          </w:tcPr>
+          <w:p>
+            <w:r>
+              <w:rPr>
+                <w:b w:val="0"/>
+              </w:rPr>
+              <w:t>________</w:t>
+            </w:r>
+          </w:p>
+        </w:tc>
+        <w:tc>
+          <w:tcPr>
+            <w:tcW w:type="dxa" w:w="1234"/>
+          </w:tcPr>
+          <w:p>
+            <w:r>
+              <w:rPr>
+                <w:b w:val="0"/>
+              </w:rPr>
+              <w:t>________명</w:t>
+            </w:r>
+          </w:p>
+        </w:tc>
+        <w:tc>
+          <w:tcPr>
+            <w:tcW w:type="dxa" w:w="1234"/>
+          </w:tcPr>
+          <w:p>
+            <w:r>
+              <w:rPr>
+                <w:b w:val="0"/>
+              </w:rPr>
+              <w:t>________분</w:t>
+            </w:r>
+          </w:p>
+        </w:tc>
+        <w:tc>
+          <w:tcPr>
+            <w:tcW w:type="dxa" w:w="1234"/>
+          </w:tcPr>
+          <w:p>
+            <w:r>
+              <w:rPr>
+                <w:b w:val="0"/>
+              </w:rPr>
+              <w:t>________</w:t>
+            </w:r>
+          </w:p>
+        </w:tc>
+        <w:tc>
+          <w:tcPr>
+            <w:tcW w:type="dxa" w:w="1234"/>
+          </w:tcPr>
+          <w:p>
+            <w:r>
+              <w:rPr>
+                <w:b w:val="0"/>
+              </w:rPr>
+              <w:t>D-5주</w:t>
+            </w:r>
+          </w:p>
+        </w:tc>
+      </w:tr>
+      <w:tr>
+        <w:tc>
+          <w:tcPr>
+            <w:tcW w:type="dxa" w:w="1234"/>
+          </w:tcPr>
+          <w:p>
+            <w:r>
+              <w:rPr>
+                <w:b w:val="0"/>
+              </w:rPr>
+              <w:t>________</w:t>
+            </w:r>
+          </w:p>
+        </w:tc>
+        <w:tc>
+          <w:tcPr>
+            <w:tcW w:type="dxa" w:w="1234"/>
+          </w:tcPr>
+          <w:p>
+            <w:r>
+              <w:rPr>
+                <w:b w:val="0"/>
+              </w:rPr>
+              <w:t>찬양</w:t>
+            </w:r>
+          </w:p>
+        </w:tc>
+        <w:tc>
+          <w:tcPr>
+            <w:tcW w:type="dxa" w:w="1234"/>
+          </w:tcPr>
+          <w:p>
+            <w:r>
+              <w:rPr>
+                <w:b w:val="0"/>
+              </w:rPr>
+              <w:t>________</w:t>
+            </w:r>
+          </w:p>
+        </w:tc>
+        <w:tc>
+          <w:tcPr>
+            <w:tcW w:type="dxa" w:w="1234"/>
+          </w:tcPr>
+          <w:p>
+            <w:r>
+              <w:rPr>
+                <w:b w:val="0"/>
+              </w:rPr>
+              <w:t>________명</w:t>
+            </w:r>
+          </w:p>
+        </w:tc>
+        <w:tc>
+          <w:tcPr>
+            <w:tcW w:type="dxa" w:w="1234"/>
+          </w:tcPr>
+          <w:p>
+            <w:r>
+              <w:rPr>
+                <w:b w:val="0"/>
+              </w:rPr>
+              <w:t>________분</w:t>
+            </w:r>
+          </w:p>
+        </w:tc>
+        <w:tc>
+          <w:tcPr>
+            <w:tcW w:type="dxa" w:w="1234"/>
+          </w:tcPr>
+          <w:p>
+            <w:r>
+              <w:rPr>
+                <w:b w:val="0"/>
+              </w:rPr>
+              <w:t>________</w:t>
+            </w:r>
+          </w:p>
+        </w:tc>
+        <w:tc>
+          <w:tcPr>
+            <w:tcW w:type="dxa" w:w="1234"/>
+          </w:tcPr>
+          <w:p>
+            <w:r>
+              <w:rPr>
+                <w:b w:val="0"/>
+              </w:rPr>
+              <w:t>D-5주</w:t>
+            </w:r>
+          </w:p>
+        </w:tc>
+      </w:tr>
+      <w:tr>
+        <w:tc>
+          <w:tcPr>
+            <w:tcW w:type="dxa" w:w="1234"/>
+          </w:tcPr>
+          <w:p>
+            <w:r>
+              <w:rPr>
+                <w:b w:val="0"/>
+              </w:rPr>
+              <w:t>________</w:t>
+            </w:r>
+          </w:p>
+        </w:tc>
+        <w:tc>
+          <w:tcPr>
+            <w:tcW w:type="dxa" w:w="1234"/>
+          </w:tcPr>
+          <w:p>
+            <w:r>
+              <w:rPr>
+                <w:b w:val="0"/>
+              </w:rPr>
+              <w:t>성극</w:t>
+            </w:r>
+          </w:p>
+        </w:tc>
+        <w:tc>
+          <w:tcPr>
+            <w:tcW w:type="dxa" w:w="1234"/>
+          </w:tcPr>
+          <w:p>
+            <w:r>
+              <w:rPr>
+                <w:b w:val="0"/>
+              </w:rPr>
+              <w:t>________</w:t>
+            </w:r>
+          </w:p>
+        </w:tc>
+        <w:tc>
+          <w:tcPr>
+            <w:tcW w:type="dxa" w:w="1234"/>
+          </w:tcPr>
+          <w:p>
+            <w:r>
+              <w:rPr>
+                <w:b w:val="0"/>
+              </w:rPr>
+              <w:t>________명</w:t>
+            </w:r>
+          </w:p>
+        </w:tc>
+        <w:tc>
+          <w:tcPr>
+            <w:tcW w:type="dxa" w:w="1234"/>
+          </w:tcPr>
+          <w:p>
+            <w:r>
+              <w:rPr>
+                <w:b w:val="0"/>
+              </w:rPr>
+              <w:t>________분</w:t>
+            </w:r>
+          </w:p>
+        </w:tc>
+        <w:tc>
+          <w:tcPr>
+            <w:tcW w:type="dxa" w:w="1234"/>
+          </w:tcPr>
+          <w:p>
+            <w:r>
+              <w:rPr>
+                <w:b w:val="0"/>
+              </w:rPr>
+              <w:t>________</w:t>
+            </w:r>
+          </w:p>
+        </w:tc>
+        <w:tc>
+          <w:tcPr>
+            <w:tcW w:type="dxa" w:w="1234"/>
+          </w:tcPr>
+          <w:p>
+            <w:r>
+              <w:rPr>
+                <w:b w:val="0"/>
+              </w:rPr>
+              <w:t>D-5주</w:t>
+            </w:r>
+          </w:p>
+        </w:tc>
+      </w:tr>
+      <w:tr>
+        <w:tc>
+          <w:tcPr>
+            <w:tcW w:type="dxa" w:w="1234"/>
+          </w:tcPr>
+          <w:p>
+            <w:r>
+              <w:rPr>
+                <w:b w:val="0"/>
+              </w:rPr>
+              <w:t>________</w:t>
+            </w:r>
+          </w:p>
+        </w:tc>
+        <w:tc>
+          <w:tcPr>
+            <w:tcW w:type="dxa" w:w="1234"/>
+          </w:tcPr>
+          <w:p>
+            <w:r>
+              <w:rPr>
+                <w:b w:val="0"/>
+              </w:rPr>
+              <w:t>암송</w:t>
+            </w:r>
+          </w:p>
+        </w:tc>
+        <w:tc>
+          <w:tcPr>
+            <w:tcW w:type="dxa" w:w="1234"/>
+          </w:tcPr>
+          <w:p>
+            <w:r>
+              <w:rPr>
+                <w:b w:val="0"/>
+              </w:rPr>
+              <w:t>________</w:t>
+            </w:r>
+          </w:p>
+        </w:tc>
+        <w:tc>
+          <w:tcPr>
+            <w:tcW w:type="dxa" w:w="1234"/>
+          </w:tcPr>
+          <w:p>
+            <w:r>
+              <w:rPr>
+                <w:b w:val="0"/>
+              </w:rPr>
+              <w:t>________명</w:t>
+            </w:r>
+          </w:p>
+        </w:tc>
+        <w:tc>
+          <w:tcPr>
+            <w:tcW w:type="dxa" w:w="1234"/>
+          </w:tcPr>
+          <w:p>
+            <w:r>
+              <w:rPr>
+                <w:b w:val="0"/>
+              </w:rPr>
+              <w:t>________분</w:t>
+            </w:r>
+          </w:p>
+        </w:tc>
+        <w:tc>
+          <w:tcPr>
+            <w:tcW w:type="dxa" w:w="1234"/>
+          </w:tcPr>
+          <w:p>
+            <w:r>
+              <w:rPr>
+                <w:b w:val="0"/>
+              </w:rPr>
+              <w:t>________</w:t>
+            </w:r>
+          </w:p>
+        </w:tc>
+        <w:tc>
+          <w:tcPr>
+            <w:tcW w:type="dxa" w:w="1234"/>
+          </w:tcPr>
+          <w:p>
+            <w:r>
+              <w:rPr>
+                <w:b w:val="0"/>
+              </w:rPr>
+              <w:t>D-5주</w:t>
+            </w:r>
+          </w:p>
+        </w:tc>
+      </w:tr>
+    </w:tbl>
+    <w:p/>
+    <w:p>
+      <w:r>
+        <w:rPr>
+          <w:b w:val="0"/>
+        </w:rPr>
+        <w:t>사용 음원·대본·영상의 이용 및 촬영·게시 가능 범위: ________(확인 필요). 담당: ________ / 확인 기한: D-5주.</w:t>
+      </w:r>
+    </w:p>
+    <w:p>
+      <w:r>
+        <w:rPr>
+          <w:b w:val="0"/>
+        </w:rPr>
+        <w:t>다. 행사 당일 시간표 예시</w:t>
+      </w:r>
+    </w:p>
+    <w:tbl>
+      <w:tblPr>
+        <w:tblStyle w:val="TableGrid"/>
+        <w:tblW w:type="auto" w:w="0"/>
+        <w:tblLook w:firstColumn="1" w:firstRow="1" w:lastColumn="0" w:lastRow="0" w:noHBand="0" w:noVBand="1" w:val="04A0"/>
+      </w:tblPr>
+      <w:tblGrid>
+        <w:gridCol w:w="2160"/>
+        <w:gridCol w:w="2160"/>
+        <w:gridCol w:w="2160"/>
+        <w:gridCol w:w="2160"/>
+      </w:tblGrid>
+      <w:tr>
+        <w:tc>
+          <w:tcPr>
+            <w:tcW w:type="dxa" w:w="2160"/>
+          </w:tcPr>
+          <w:p>
+            <w:r>
+              <w:rPr>
+                <w:b/>
+              </w:rPr>
+              <w:t>시간</w:t>
+            </w:r>
+          </w:p>
+        </w:tc>
+        <w:tc>
+          <w:tcPr>
+            <w:tcW w:type="dxa" w:w="2160"/>
+          </w:tcPr>
+          <w:p>
+            <w:r>
+              <w:rPr>
+                <w:b/>
+              </w:rPr>
+              <w:t>내용</w:t>
+            </w:r>
+          </w:p>
+        </w:tc>
+        <w:tc>
+          <w:tcPr>
+            <w:tcW w:type="dxa" w:w="2160"/>
+          </w:tcPr>
+          <w:p>
+            <w:r>
+              <w:rPr>
+                <w:b/>
+              </w:rPr>
+              <w:t>담당</w:t>
+            </w:r>
+          </w:p>
+        </w:tc>
+        <w:tc>
+          <w:tcPr>
+            <w:tcW w:type="dxa" w:w="2160"/>
+          </w:tcPr>
+          <w:p>
+            <w:r>
+              <w:rPr>
+                <w:b/>
+              </w:rPr>
+              <w:t>완료 기한</w:t>
+            </w:r>
+          </w:p>
+        </w:tc>
+      </w:tr>
+      <w:tr>
+        <w:tc>
+          <w:tcPr>
+            <w:tcW w:type="dxa" w:w="2160"/>
+          </w:tcPr>
+          <w:p>
+            <w:r>
+              <w:rPr>
+                <w:b w:val="0"/>
+              </w:rPr>
+              <w:t>13:00~13:20</w:t>
+            </w:r>
+          </w:p>
+        </w:tc>
+        <w:tc>
+          <w:tcPr>
+            <w:tcW w:type="dxa" w:w="2160"/>
+          </w:tcPr>
+          <w:p>
+            <w:r>
+              <w:rPr>
+                <w:b w:val="0"/>
+              </w:rPr>
+              <w:t>무대·음향·출입구 점검</w:t>
+            </w:r>
+          </w:p>
+        </w:tc>
+        <w:tc>
+          <w:tcPr>
+            <w:tcW w:type="dxa" w:w="2160"/>
+          </w:tcPr>
+          <w:p>
+            <w:r>
+              <w:rPr>
+                <w:b w:val="0"/>
+              </w:rPr>
+              <w:t>________</w:t>
+            </w:r>
+          </w:p>
+        </w:tc>
+        <w:tc>
+          <w:tcPr>
+            <w:tcW w:type="dxa" w:w="2160"/>
+          </w:tcPr>
+          <w:p>
+            <w:r>
+              <w:rPr>
+                <w:b w:val="0"/>
+              </w:rPr>
+              <w:t>13:20</w:t>
+            </w:r>
+          </w:p>
+        </w:tc>
+      </w:tr>
+      <w:tr>
+        <w:tc>
+          <w:tcPr>
+            <w:tcW w:type="dxa" w:w="2160"/>
+          </w:tcPr>
+          <w:p>
+            <w:r>
+              <w:rPr>
+                <w:b w:val="0"/>
+              </w:rPr>
+              <w:t>13:20~13:40</w:t>
+            </w:r>
+          </w:p>
+        </w:tc>
+        <w:tc>
+          <w:tcPr>
+            <w:tcW w:type="dxa" w:w="2160"/>
+          </w:tcPr>
+          <w:p>
+            <w:r>
+              <w:rPr>
+                <w:b w:val="0"/>
+              </w:rPr>
+              <w:t>아동 접수·출석 확인·의상 착용</w:t>
+            </w:r>
+          </w:p>
+        </w:tc>
+        <w:tc>
+          <w:tcPr>
+            <w:tcW w:type="dxa" w:w="2160"/>
+          </w:tcPr>
+          <w:p>
+            <w:r>
+              <w:rPr>
+                <w:b w:val="0"/>
+              </w:rPr>
+              <w:t>________</w:t>
+            </w:r>
+          </w:p>
+        </w:tc>
+        <w:tc>
+          <w:tcPr>
+            <w:tcW w:type="dxa" w:w="2160"/>
+          </w:tcPr>
+          <w:p>
+            <w:r>
+              <w:rPr>
+                <w:b w:val="0"/>
+              </w:rPr>
+              <w:t>13:40</w:t>
+            </w:r>
+          </w:p>
+        </w:tc>
+      </w:tr>
+      <w:tr>
+        <w:tc>
+          <w:tcPr>
+            <w:tcW w:type="dxa" w:w="2160"/>
+          </w:tcPr>
+          <w:p>
+            <w:r>
+              <w:rPr>
+                <w:b w:val="0"/>
+              </w:rPr>
+              <w:t>13:40~13:50</w:t>
+            </w:r>
+          </w:p>
+        </w:tc>
+        <w:tc>
+          <w:tcPr>
+            <w:tcW w:type="dxa" w:w="2160"/>
+          </w:tcPr>
+          <w:p>
+            <w:r>
+              <w:rPr>
+                <w:b w:val="0"/>
+              </w:rPr>
+              <w:t>입·퇴장 확인 및 준비 기도</w:t>
+            </w:r>
+          </w:p>
+        </w:tc>
+        <w:tc>
+          <w:tcPr>
+            <w:tcW w:type="dxa" w:w="2160"/>
+          </w:tcPr>
+          <w:p>
+            <w:r>
+              <w:rPr>
+                <w:b w:val="0"/>
+              </w:rPr>
+              <w:t>________</w:t>
+            </w:r>
+          </w:p>
+        </w:tc>
+        <w:tc>
+          <w:tcPr>
+            <w:tcW w:type="dxa" w:w="2160"/>
+          </w:tcPr>
+          <w:p>
+            <w:r>
+              <w:rPr>
+                <w:b w:val="0"/>
+              </w:rPr>
+              <w:t>13:50</w:t>
+            </w:r>
+          </w:p>
+        </w:tc>
+      </w:tr>
+      <w:tr>
+        <w:tc>
+          <w:tcPr>
+            <w:tcW w:type="dxa" w:w="2160"/>
+          </w:tcPr>
+          <w:p>
+            <w:r>
+              <w:rPr>
+                <w:b w:val="0"/>
+              </w:rPr>
+              <w:t>13:50~14:00</w:t>
+            </w:r>
+          </w:p>
+        </w:tc>
+        <w:tc>
+          <w:tcPr>
+            <w:tcW w:type="dxa" w:w="2160"/>
+          </w:tcPr>
+          <w:p>
+            <w:r>
+              <w:rPr>
+                <w:b w:val="0"/>
+              </w:rPr>
+              <w:t>휴식·착석·보호자 안내</w:t>
+            </w:r>
+          </w:p>
+        </w:tc>
+        <w:tc>
+          <w:tcPr>
+            <w:tcW w:type="dxa" w:w="2160"/>
+          </w:tcPr>
+          <w:p>
+            <w:r>
+              <w:rPr>
+                <w:b w:val="0"/>
+              </w:rPr>
+              <w:t>________</w:t>
+            </w:r>
+          </w:p>
+        </w:tc>
+        <w:tc>
+          <w:tcPr>
+            <w:tcW w:type="dxa" w:w="2160"/>
+          </w:tcPr>
+          <w:p>
+            <w:r>
+              <w:rPr>
+                <w:b w:val="0"/>
+              </w:rPr>
+              <w:t>14:00</w:t>
+            </w:r>
+          </w:p>
+        </w:tc>
+      </w:tr>
+      <w:tr>
+        <w:tc>
+          <w:tcPr>
+            <w:tcW w:type="dxa" w:w="2160"/>
+          </w:tcPr>
+          <w:p>
+            <w:r>
+              <w:rPr>
+                <w:b w:val="0"/>
+              </w:rPr>
+              <w:t>14:00~14:40</w:t>
+            </w:r>
+          </w:p>
+        </w:tc>
+        <w:tc>
+          <w:tcPr>
+            <w:tcW w:type="dxa" w:w="2160"/>
+          </w:tcPr>
+          <w:p>
+            <w:r>
+              <w:rPr>
+                <w:b w:val="0"/>
+              </w:rPr>
+              <w:t>성탄 발표회</w:t>
+            </w:r>
+          </w:p>
+        </w:tc>
+        <w:tc>
+          <w:tcPr>
+            <w:tcW w:type="dxa" w:w="2160"/>
+          </w:tcPr>
+          <w:p>
+            <w:r>
+              <w:rPr>
+                <w:b w:val="0"/>
+              </w:rPr>
+              <w:t>________</w:t>
+            </w:r>
+          </w:p>
+        </w:tc>
+        <w:tc>
+          <w:tcPr>
+            <w:tcW w:type="dxa" w:w="2160"/>
+          </w:tcPr>
+          <w:p>
+            <w:r>
+              <w:rPr>
+                <w:b w:val="0"/>
+              </w:rPr>
+              <w:t>14:40</w:t>
+            </w:r>
+          </w:p>
+        </w:tc>
+      </w:tr>
+      <w:tr>
+        <w:tc>
+          <w:tcPr>
+            <w:tcW w:type="dxa" w:w="2160"/>
+          </w:tcPr>
+          <w:p>
+            <w:r>
+              <w:rPr>
+                <w:b w:val="0"/>
+              </w:rPr>
+              <w:t>14:40~15:00</w:t>
+            </w:r>
+          </w:p>
+        </w:tc>
+        <w:tc>
+          <w:tcPr>
+            <w:tcW w:type="dxa" w:w="2160"/>
+          </w:tcPr>
+          <w:p>
+            <w:r>
+              <w:rPr>
+                <w:b w:val="0"/>
+              </w:rPr>
+              <w:t>보호자 인계·정리·물품 회수</w:t>
+            </w:r>
+          </w:p>
+        </w:tc>
+        <w:tc>
+          <w:tcPr>
+            <w:tcW w:type="dxa" w:w="2160"/>
+          </w:tcPr>
+          <w:p>
+            <w:r>
+              <w:rPr>
+                <w:b w:val="0"/>
+              </w:rPr>
+              <w:t>________</w:t>
+            </w:r>
+          </w:p>
+        </w:tc>
+        <w:tc>
+          <w:tcPr>
+            <w:tcW w:type="dxa" w:w="2160"/>
+          </w:tcPr>
+          <w:p>
+            <w:r>
+              <w:rPr>
+                <w:b w:val="0"/>
+              </w:rPr>
+              <w:t>15:00</w:t>
+            </w:r>
+          </w:p>
+        </w:tc>
+      </w:tr>
+    </w:tbl>
+    <w:p/>
+    <w:p>
+      <w:r>
+        <w:rPr>
+          <w:b w:val="0"/>
+        </w:rPr>
+        <w:t>라. 업무분장</w:t>
+      </w:r>
+    </w:p>
+    <w:tbl>
+      <w:tblPr>
+        <w:tblStyle w:val="TableGrid"/>
+        <w:tblW w:type="auto" w:w="0"/>
+        <w:tblLook w:firstColumn="1" w:firstRow="1" w:lastColumn="0" w:lastRow="0" w:noHBand="0" w:noVBand="1" w:val="04A0"/>
+      </w:tblPr>
+      <w:tblGrid>
+        <w:gridCol w:w="2160"/>
+        <w:gridCol w:w="2160"/>
+        <w:gridCol w:w="2160"/>
+        <w:gridCol w:w="2160"/>
+      </w:tblGrid>
+      <w:tr>
+        <w:tc>
+          <w:tcPr>
+            <w:tcW w:type="dxa" w:w="2160"/>
+          </w:tcPr>
+          <w:p>
+            <w:r>
+              <w:rPr>
+                <w:b/>
+              </w:rPr>
+              <w:t>업무</w:t>
+            </w:r>
+          </w:p>
+        </w:tc>
+        <w:tc>
+          <w:tcPr>
+            <w:tcW w:type="dxa" w:w="2160"/>
+          </w:tcPr>
+          <w:p>
+            <w:r>
+              <w:rPr>
+                <w:b/>
+              </w:rPr>
+              <w:t>담당</w:t>
+            </w:r>
+          </w:p>
+        </w:tc>
+        <w:tc>
+          <w:tcPr>
+            <w:tcW w:type="dxa" w:w="2160"/>
+          </w:tcPr>
+          <w:p>
+            <w:r>
+              <w:rPr>
+                <w:b/>
+              </w:rPr>
+              <w:t>기한</w:t>
+            </w:r>
+          </w:p>
+        </w:tc>
+        <w:tc>
+          <w:tcPr>
+            <w:tcW w:type="dxa" w:w="2160"/>
+          </w:tcPr>
+          <w:p>
+            <w:r>
+              <w:rPr>
+                <w:b/>
+              </w:rPr>
+              <w:t>확인</w:t>
+            </w:r>
+          </w:p>
+        </w:tc>
+      </w:tr>
+      <w:tr>
+        <w:tc>
+          <w:tcPr>
+            <w:tcW w:type="dxa" w:w="2160"/>
+          </w:tcPr>
+          <w:p>
+            <w:r>
+              <w:rPr>
+                <w:b w:val="0"/>
+              </w:rPr>
+              <w:t>전체 일정·예산 사전 승인</w:t>
+            </w:r>
+          </w:p>
+        </w:tc>
+        <w:tc>
+          <w:tcPr>
+            <w:tcW w:type="dxa" w:w="2160"/>
+          </w:tcPr>
+          <w:p>
+            <w:r>
+              <w:rPr>
+                <w:b w:val="0"/>
+              </w:rPr>
+              <w:t>________</w:t>
+            </w:r>
+          </w:p>
+        </w:tc>
+        <w:tc>
+          <w:tcPr>
+            <w:tcW w:type="dxa" w:w="2160"/>
+          </w:tcPr>
+          <w:p>
+            <w:r>
+              <w:rPr>
+                <w:b w:val="0"/>
+              </w:rPr>
+              <w:t>D-6주</w:t>
+            </w:r>
+          </w:p>
+        </w:tc>
+        <w:tc>
+          <w:tcPr>
+            <w:tcW w:type="dxa" w:w="2160"/>
+          </w:tcPr>
+          <w:p>
+            <w:r>
+              <w:rPr>
+                <w:b w:val="0"/>
+              </w:rPr>
+              <w:t>________</w:t>
+            </w:r>
+          </w:p>
+        </w:tc>
+      </w:tr>
+      <w:tr>
+        <w:tc>
+          <w:tcPr>
+            <w:tcW w:type="dxa" w:w="2160"/>
+          </w:tcPr>
+          <w:p>
+            <w:r>
+              <w:rPr>
+                <w:b w:val="0"/>
+              </w:rPr>
+              <w:t>반별 연습·출석·참여 조정</w:t>
+            </w:r>
+          </w:p>
+        </w:tc>
+        <w:tc>
+          <w:tcPr>
+            <w:tcW w:type="dxa" w:w="2160"/>
+          </w:tcPr>
+          <w:p>
+            <w:r>
+              <w:rPr>
+                <w:b w:val="0"/>
+              </w:rPr>
+              <w:t>________</w:t>
+            </w:r>
+          </w:p>
+        </w:tc>
+        <w:tc>
+          <w:tcPr>
+            <w:tcW w:type="dxa" w:w="2160"/>
+          </w:tcPr>
+          <w:p>
+            <w:r>
+              <w:rPr>
+                <w:b w:val="0"/>
+              </w:rPr>
+              <w:t>매 연습 종료 시</w:t>
+            </w:r>
+          </w:p>
+        </w:tc>
+        <w:tc>
+          <w:tcPr>
+            <w:tcW w:type="dxa" w:w="2160"/>
+          </w:tcPr>
+          <w:p>
+            <w:r>
+              <w:rPr>
+                <w:b w:val="0"/>
+              </w:rPr>
+              <w:t>________</w:t>
+            </w:r>
+          </w:p>
+        </w:tc>
+      </w:tr>
+      <w:tr>
+        <w:tc>
+          <w:tcPr>
+            <w:tcW w:type="dxa" w:w="2160"/>
+          </w:tcPr>
+          <w:p>
+            <w:r>
+              <w:rPr>
+                <w:b w:val="0"/>
+              </w:rPr>
+              <w:t>안내문 배포·신청서 비공개 관리</w:t>
+            </w:r>
+          </w:p>
+        </w:tc>
+        <w:tc>
+          <w:tcPr>
+            <w:tcW w:type="dxa" w:w="2160"/>
+          </w:tcPr>
+          <w:p>
+            <w:r>
+              <w:rPr>
+                <w:b w:val="0"/>
+              </w:rPr>
+              <w:t>________</w:t>
+            </w:r>
+          </w:p>
+        </w:tc>
+        <w:tc>
+          <w:tcPr>
+            <w:tcW w:type="dxa" w:w="2160"/>
+          </w:tcPr>
+          <w:p>
+            <w:r>
+              <w:rPr>
+                <w:b w:val="0"/>
+              </w:rPr>
+              <w:t>D-2주~D-1주</w:t>
+            </w:r>
+          </w:p>
+        </w:tc>
+        <w:tc>
+          <w:tcPr>
+            <w:tcW w:type="dxa" w:w="2160"/>
+          </w:tcPr>
+          <w:p>
+            <w:r>
+              <w:rPr>
+                <w:b w:val="0"/>
+              </w:rPr>
+              <w:t>________</w:t>
+            </w:r>
+          </w:p>
+        </w:tc>
+      </w:tr>
+      <w:tr>
+        <w:tc>
+          <w:tcPr>
+            <w:tcW w:type="dxa" w:w="2160"/>
+          </w:tcPr>
+          <w:p>
+            <w:r>
+              <w:rPr>
+                <w:b w:val="0"/>
+              </w:rPr>
+              <w:t>의상·소품 준비·회수</w:t>
+            </w:r>
+          </w:p>
+        </w:tc>
+        <w:tc>
+          <w:tcPr>
+            <w:tcW w:type="dxa" w:w="2160"/>
+          </w:tcPr>
+          <w:p>
+            <w:r>
+              <w:rPr>
+                <w:b w:val="0"/>
+              </w:rPr>
+              <w:t>________</w:t>
+            </w:r>
+          </w:p>
+        </w:tc>
+        <w:tc>
+          <w:tcPr>
+            <w:tcW w:type="dxa" w:w="2160"/>
+          </w:tcPr>
+          <w:p>
+            <w:r>
+              <w:rPr>
+                <w:b w:val="0"/>
+              </w:rPr>
+              <w:t>D-1일 / 행사 종료 시</w:t>
+            </w:r>
+          </w:p>
+        </w:tc>
+        <w:tc>
+          <w:tcPr>
+            <w:tcW w:type="dxa" w:w="2160"/>
+          </w:tcPr>
+          <w:p>
+            <w:r>
+              <w:rPr>
+                <w:b w:val="0"/>
+              </w:rPr>
+              <w:t>________</w:t>
+            </w:r>
+          </w:p>
+        </w:tc>
+      </w:tr>
+      <w:tr>
+        <w:tc>
+          <w:tcPr>
+            <w:tcW w:type="dxa" w:w="2160"/>
+          </w:tcPr>
+          <w:p>
+            <w:r>
+              <w:rPr>
+                <w:b w:val="0"/>
+              </w:rPr>
+              <w:t>무대·음향·진행</w:t>
+            </w:r>
+          </w:p>
+        </w:tc>
+        <w:tc>
+          <w:tcPr>
+            <w:tcW w:type="dxa" w:w="2160"/>
+          </w:tcPr>
+          <w:p>
+            <w:r>
+              <w:rPr>
+                <w:b w:val="0"/>
+              </w:rPr>
+              <w:t>________</w:t>
+            </w:r>
+          </w:p>
+        </w:tc>
+        <w:tc>
+          <w:tcPr>
+            <w:tcW w:type="dxa" w:w="2160"/>
+          </w:tcPr>
+          <w:p>
+            <w:r>
+              <w:rPr>
+                <w:b w:val="0"/>
+              </w:rPr>
+              <w:t>행사 시작 40분 전</w:t>
+            </w:r>
+          </w:p>
+        </w:tc>
+        <w:tc>
+          <w:tcPr>
+            <w:tcW w:type="dxa" w:w="2160"/>
+          </w:tcPr>
+          <w:p>
+            <w:r>
+              <w:rPr>
+                <w:b w:val="0"/>
+              </w:rPr>
+              <w:t>________</w:t>
+            </w:r>
+          </w:p>
+        </w:tc>
+      </w:tr>
+      <w:tr>
+        <w:tc>
+          <w:tcPr>
+            <w:tcW w:type="dxa" w:w="2160"/>
+          </w:tcPr>
+          <w:p>
+            <w:r>
+              <w:rPr>
+                <w:b w:val="0"/>
+              </w:rPr>
+              <w:t>안전·응급 대응·보호자 인계</w:t>
+            </w:r>
+          </w:p>
+        </w:tc>
+        <w:tc>
+          <w:tcPr>
+            <w:tcW w:type="dxa" w:w="2160"/>
+          </w:tcPr>
+          <w:p>
+            <w:r>
+              <w:rPr>
+                <w:b w:val="0"/>
+              </w:rPr>
+              <w:t>________</w:t>
+            </w:r>
+          </w:p>
+        </w:tc>
+        <w:tc>
+          <w:tcPr>
+            <w:tcW w:type="dxa" w:w="2160"/>
+          </w:tcPr>
+          <w:p>
+            <w:r>
+              <w:rPr>
+                <w:b w:val="0"/>
+              </w:rPr>
+              <w:t>행사 종료 시</w:t>
+            </w:r>
+          </w:p>
+        </w:tc>
+        <w:tc>
+          <w:tcPr>
+            <w:tcW w:type="dxa" w:w="2160"/>
+          </w:tcPr>
+          <w:p>
+            <w:r>
+              <w:rPr>
+                <w:b w:val="0"/>
+              </w:rPr>
+              <w:t>________</w:t>
+            </w:r>
+          </w:p>
+        </w:tc>
+      </w:tr>
+      <w:tr>
+        <w:tc>
+          <w:tcPr>
+            <w:tcW w:type="dxa" w:w="2160"/>
+          </w:tcPr>
+          <w:p>
+            <w:r>
+              <w:rPr>
+                <w:b w:val="0"/>
+              </w:rPr>
+              <w:t>증빙 정리·두 사람 확인·결과 보고</w:t>
+            </w:r>
+          </w:p>
+        </w:tc>
+        <w:tc>
+          <w:tcPr>
+            <w:tcW w:type="dxa" w:w="2160"/>
+          </w:tcPr>
+          <w:p>
+            <w:r>
+              <w:rPr>
+                <w:b w:val="0"/>
+              </w:rPr>
+              <w:t>________</w:t>
+            </w:r>
+          </w:p>
+        </w:tc>
+        <w:tc>
+          <w:tcPr>
+            <w:tcW w:type="dxa" w:w="2160"/>
+          </w:tcPr>
+          <w:p>
+            <w:r>
+              <w:rPr>
+                <w:b w:val="0"/>
+              </w:rPr>
+              <w:t>D+7일</w:t>
+            </w:r>
+          </w:p>
+        </w:tc>
+        <w:tc>
+          <w:tcPr>
+            <w:tcW w:type="dxa" w:w="2160"/>
+          </w:tcPr>
+          <w:p>
+            <w:r>
+              <w:rPr>
+                <w:b w:val="0"/>
+              </w:rPr>
+              <w:t>________</w:t>
+            </w:r>
+          </w:p>
+        </w:tc>
+      </w:tr>
+    </w:tbl>
+    <w:p/>
+    <w:p>
+      <w:r>
+        <w:rPr>
+          <w:b w:val="0"/>
+        </w:rPr>
+        <w:t>마. 의상·소품 목록</w:t>
       </w:r>
     </w:p>
     <w:tbl>
@@ -1119,7 +2971,7 @@
               <w:rPr>
                 <w:b/>
               </w:rPr>
-              <w:t>부서·반</w:t>
+              <w:t>구분</w:t>
             </w:r>
           </w:p>
         </w:tc>
@@ -1132,7 +2984,7 @@
               <w:rPr>
                 <w:b/>
               </w:rPr>
-              <w:t>종목</w:t>
+              <w:t>품목·규격</w:t>
             </w:r>
           </w:p>
         </w:tc>
@@ -1145,7 +2997,7 @@
               <w:rPr>
                 <w:b/>
               </w:rPr>
-              <w:t>곡명·내용·장절</w:t>
+              <w:t>필요 수량</w:t>
             </w:r>
           </w:p>
         </w:tc>
@@ -1158,7 +3010,7 @@
               <w:rPr>
                 <w:b/>
               </w:rPr>
-              <w:t>인원</w:t>
+              <w:t>확보 방법·보관 위치</w:t>
             </w:r>
           </w:p>
         </w:tc>
@@ -1171,7 +3023,7 @@
               <w:rPr>
                 <w:b/>
               </w:rPr>
-              <w:t>발표 시간</w:t>
+              <w:t>담당</w:t>
             </w:r>
           </w:p>
         </w:tc>
@@ -1184,7 +3036,7 @@
               <w:rPr>
                 <w:b/>
               </w:rPr>
-              <w:t>담당</w:t>
+              <w:t>준비·반납 기한</w:t>
             </w:r>
           </w:p>
         </w:tc>
@@ -1199,7 +3051,7 @@
               <w:rPr>
                 <w:b w:val="0"/>
               </w:rPr>
-              <w:t>유치부 ________반</w:t>
+              <w:t>율동</w:t>
             </w:r>
           </w:p>
         </w:tc>
@@ -1212,7 +3064,7 @@
               <w:rPr>
                 <w:b w:val="0"/>
               </w:rPr>
-              <w:t>율동</w:t>
+              <w:t>활동이 편한 의상 ________</w:t>
             </w:r>
           </w:p>
         </w:tc>
@@ -1238,7 +3090,7 @@
               <w:rPr>
                 <w:b w:val="0"/>
               </w:rPr>
-              <w:t>________명</w:t>
+              <w:t>________</w:t>
             </w:r>
           </w:p>
         </w:tc>
@@ -1251,7 +3103,7 @@
               <w:rPr>
                 <w:b w:val="0"/>
               </w:rPr>
-              <w:t>3분</w:t>
+              <w:t>________</w:t>
             </w:r>
           </w:p>
         </w:tc>
@@ -1279,7 +3131,7 @@
               <w:rPr>
                 <w:b w:val="0"/>
               </w:rPr>
-              <w:t>유치부 ________반</w:t>
+              <w:t>찬양·암송</w:t>
             </w:r>
           </w:p>
         </w:tc>
@@ -1292,7 +3144,7 @@
               <w:rPr>
                 <w:b w:val="0"/>
               </w:rPr>
-              <w:t>찬양</w:t>
+              <w:t>반별 표식 ________</w:t>
             </w:r>
           </w:p>
         </w:tc>
@@ -1318,7 +3170,7 @@
               <w:rPr>
                 <w:b w:val="0"/>
               </w:rPr>
-              <w:t>________명</w:t>
+              <w:t>________</w:t>
             </w:r>
           </w:p>
         </w:tc>
@@ -1331,7 +3183,7 @@
               <w:rPr>
                 <w:b w:val="0"/>
               </w:rPr>
-              <w:t>3분</w:t>
+              <w:t>________</w:t>
             </w:r>
           </w:p>
         </w:tc>
@@ -1359,7 +3211,7 @@
               <w:rPr>
                 <w:b w:val="0"/>
               </w:rPr>
-              <w:t>아동부 ________반</w:t>
+              <w:t>성극</w:t>
             </w:r>
           </w:p>
         </w:tc>
@@ -1372,7 +3224,7 @@
               <w:rPr>
                 <w:b w:val="0"/>
               </w:rPr>
-              <w:t>성극</w:t>
+              <w:t>의상·모자 ________</w:t>
             </w:r>
           </w:p>
         </w:tc>
@@ -1385,7 +3237,7 @@
               <w:rPr>
                 <w:b w:val="0"/>
               </w:rPr>
-              <w:t>예수님 탄생</w:t>
+              <w:t>________</w:t>
             </w:r>
           </w:p>
         </w:tc>
@@ -1398,7 +3250,7 @@
               <w:rPr>
                 <w:b w:val="0"/>
               </w:rPr>
-              <w:t>________명</w:t>
+              <w:t>________</w:t>
             </w:r>
           </w:p>
         </w:tc>
@@ -1411,7 +3263,7 @@
               <w:rPr>
                 <w:b w:val="0"/>
               </w:rPr>
-              <w:t>7분</w:t>
+              <w:t>________</w:t>
             </w:r>
           </w:p>
         </w:tc>
@@ -1439,7 +3291,7 @@
               <w:rPr>
                 <w:b w:val="0"/>
               </w:rPr>
-              <w:t>아동부 ________반</w:t>
+              <w:t>공용</w:t>
             </w:r>
           </w:p>
         </w:tc>
@@ -1452,7 +3304,7 @@
               <w:rPr>
                 <w:b w:val="0"/>
               </w:rPr>
-              <w:t>암송</w:t>
+              <w:t>배경·소품 ________</w:t>
             </w:r>
           </w:p>
         </w:tc>
@@ -1465,7 +3317,7 @@
               <w:rPr>
                 <w:b w:val="0"/>
               </w:rPr>
-              <w:t>누가복음 2:10~11</w:t>
+              <w:t>________</w:t>
             </w:r>
           </w:p>
         </w:tc>
@@ -1478,7 +3330,7 @@
               <w:rPr>
                 <w:b w:val="0"/>
               </w:rPr>
-              <w:t>________명</w:t>
+              <w:t>________</w:t>
             </w:r>
           </w:p>
         </w:tc>
@@ -1491,7 +3343,87 @@
               <w:rPr>
                 <w:b w:val="0"/>
               </w:rPr>
-              <w:t>3분</w:t>
+              <w:t>________</w:t>
+            </w:r>
+          </w:p>
+        </w:tc>
+        <w:tc>
+          <w:tcPr>
+            <w:tcW w:type="dxa" w:w="1440"/>
+          </w:tcPr>
+          <w:p>
+            <w:r>
+              <w:rPr>
+                <w:b w:val="0"/>
+              </w:rPr>
+              <w:t>________</w:t>
+            </w:r>
+          </w:p>
+        </w:tc>
+      </w:tr>
+      <w:tr>
+        <w:tc>
+          <w:tcPr>
+            <w:tcW w:type="dxa" w:w="1440"/>
+          </w:tcPr>
+          <w:p>
+            <w:r>
+              <w:rPr>
+                <w:b w:val="0"/>
+              </w:rPr>
+              <w:t>공용</w:t>
+            </w:r>
+          </w:p>
+        </w:tc>
+        <w:tc>
+          <w:tcPr>
+            <w:tcW w:type="dxa" w:w="1440"/>
+          </w:tcPr>
+          <w:p>
+            <w:r>
+              <w:rPr>
+                <w:b w:val="0"/>
+              </w:rPr>
+              <w:t>이름표·물·정리 상자 ________</w:t>
+            </w:r>
+          </w:p>
+        </w:tc>
+        <w:tc>
+          <w:tcPr>
+            <w:tcW w:type="dxa" w:w="1440"/>
+          </w:tcPr>
+          <w:p>
+            <w:r>
+              <w:rPr>
+                <w:b w:val="0"/>
+              </w:rPr>
+              <w:t>________</w:t>
+            </w:r>
+          </w:p>
+        </w:tc>
+        <w:tc>
+          <w:tcPr>
+            <w:tcW w:type="dxa" w:w="1440"/>
+          </w:tcPr>
+          <w:p>
+            <w:r>
+              <w:rPr>
+                <w:b w:val="0"/>
+              </w:rPr>
+              <w:t>________</w:t>
+            </w:r>
+          </w:p>
+        </w:tc>
+        <w:tc>
+          <w:tcPr>
+            <w:tcW w:type="dxa" w:w="1440"/>
+          </w:tcPr>
+          <w:p>
+            <w:r>
+              <w:rPr>
+                <w:b w:val="0"/>
+              </w:rPr>
+              <w:t>________</w:t>
             </w:r>
           </w:p>
         </w:tc>
@@ -1516,89 +3448,7 @@
         <w:rPr>
           <w:b w:val="0"/>
         </w:rPr>
-        <w:t>※ 반 수에 맞게 종목을 합치며, 혼자 발표하기 어려운 학생은 교사와 함께 참여한다.</w:t>
-      </w:r>
-    </w:p>
-    <w:p>
-      <w:pPr>
-        <w:pStyle w:val="Heading2"/>
-      </w:pPr>
-      <w:r>
-        <w:rPr>
-          <w:b w:val="0"/>
-        </w:rPr>
-        <w:t>특별활동</w:t>
-      </w:r>
-    </w:p>
-    <w:p>
-      <w:r>
-        <w:rPr>
-          <w:b w:val="0"/>
-        </w:rPr>
-        <w:t xml:space="preserve">1) </w:t>
-      </w:r>
-      <w:r>
-        <w:rPr>
-          <w:b/>
-        </w:rPr>
-        <w:t>함께 찬양</w:t>
-      </w:r>
-      <w:r>
-        <w:rPr>
-          <w:b w:val="0"/>
-        </w:rPr>
-        <w:t xml:space="preserve"> : 모든 학생과 보호자가 자리에서 성탄 찬양을 부른다.</w:t>
-      </w:r>
-    </w:p>
-    <w:p>
-      <w:r>
-        <w:rPr>
-          <w:b w:val="0"/>
-        </w:rPr>
-        <w:t xml:space="preserve">2) </w:t>
-      </w:r>
-      <w:r>
-        <w:rPr>
-          <w:b/>
-        </w:rPr>
-        <w:t>성탄 감사 나눔</w:t>
-      </w:r>
-      <w:r>
-        <w:rPr>
-          <w:b w:val="0"/>
-        </w:rPr>
-        <w:t xml:space="preserve"> : 감사 제목을 별 모양 종이에 쓰거나 그려 붙인다.</w:t>
-      </w:r>
-    </w:p>
-    <w:p>
-      <w:r>
-        <w:rPr>
-          <w:b w:val="0"/>
-        </w:rPr>
-        <w:t xml:space="preserve">3) </w:t>
-      </w:r>
-      <w:r>
-        <w:rPr>
-          <w:b/>
-        </w:rPr>
-        <w:t>기념사진</w:t>
-      </w:r>
-      <w:r>
-        <w:rPr>
-          <w:b w:val="0"/>
-        </w:rPr>
-        <w:t xml:space="preserve"> : 희망 가정만 참여하며, 사진 공개는 별도 동의를 확인한다.</w:t>
-      </w:r>
-    </w:p>
-    <w:p>
-      <w:pPr>
-        <w:pStyle w:val="Heading2"/>
-      </w:pPr>
-      <w:r>
-        <w:rPr>
-          <w:b w:val="0"/>
-        </w:rPr>
-        <w:t>의상·소품 목록</w:t>
+        <w:t>바. 무대·음향 체크</w:t>
       </w:r>
     </w:p>
     <w:tbl>
@@ -1625,7 +3475,7 @@
               <w:rPr>
                 <w:b/>
               </w:rPr>
-              <w:t>구분</w:t>
+              <w:t>점검 항목</w:t>
             </w:r>
           </w:p>
         </w:tc>
@@ -1638,7 +3488,7 @@
               <w:rPr>
                 <w:b/>
               </w:rPr>
-              <w:t>품목</w:t>
+              <w:t>확인 기준</w:t>
             </w:r>
           </w:p>
         </w:tc>
@@ -1651,7 +3501,7 @@
               <w:rPr>
                 <w:b/>
               </w:rPr>
-              <w:t>필요 수량</w:t>
+              <w:t>결과(양호·미흡·해당 없음)</w:t>
             </w:r>
           </w:p>
         </w:tc>
@@ -1664,7 +3514,7 @@
               <w:rPr>
                 <w:b/>
               </w:rPr>
-              <w:t>보유·대여</w:t>
+              <w:t>조치 내용</w:t>
             </w:r>
           </w:p>
         </w:tc>
@@ -1677,7 +3527,7 @@
               <w:rPr>
                 <w:b/>
               </w:rPr>
-              <w:t>추가 준비</w:t>
+              <w:t>담당</w:t>
             </w:r>
           </w:p>
         </w:tc>
@@ -1690,7 +3540,7 @@
               <w:rPr>
                 <w:b/>
               </w:rPr>
-              <w:t>담당</w:t>
+              <w:t>완료 기한</w:t>
             </w:r>
           </w:p>
         </w:tc>
@@ -1705,7 +3555,7 @@
               <w:rPr>
                 <w:b w:val="0"/>
               </w:rPr>
-              <w:t>공통</w:t>
+              <w:t>무대·계단</w:t>
             </w:r>
           </w:p>
         </w:tc>
@@ -1718,7 +3568,7 @@
               <w:rPr>
                 <w:b w:val="0"/>
               </w:rPr>
-              <w:t>흰 상의·편한 하의</w:t>
+              <w:t>흔들림·미끄럼·날카로운 부분 없음</w:t>
             </w:r>
           </w:p>
         </w:tc>
@@ -1744,7 +3594,7 @@
               <w:rPr>
                 <w:b w:val="0"/>
               </w:rPr>
-              <w:t>가정 준비</w:t>
+              <w:t>________</w:t>
             </w:r>
           </w:p>
         </w:tc>
@@ -1757,7 +3607,7 @@
               <w:rPr>
                 <w:b w:val="0"/>
               </w:rPr>
-              <w:t>보유 옷 활용</w:t>
+              <w:t>________</w:t>
             </w:r>
           </w:p>
         </w:tc>
@@ -1770,7 +3620,7 @@
               <w:rPr>
                 <w:b w:val="0"/>
               </w:rPr>
-              <w:t>________</w:t>
+              <w:t>D-1일</w:t>
             </w:r>
           </w:p>
         </w:tc>
@@ -1785,7 +3635,7 @@
               <w:rPr>
                 <w:b w:val="0"/>
               </w:rPr>
-              <w:t>성극</w:t>
+              <w:t>이동 동선</w:t>
             </w:r>
           </w:p>
         </w:tc>
@@ -1798,7 +3648,7 @@
               <w:rPr>
                 <w:b w:val="0"/>
               </w:rPr>
-              <w:t>역할별 겉옷</w:t>
+              <w:t>입·퇴장 분리, 출입구·통로 확보</w:t>
             </w:r>
           </w:p>
         </w:tc>
@@ -1850,7 +3700,7 @@
               <w:rPr>
                 <w:b w:val="0"/>
               </w:rPr>
-              <w:t>________</w:t>
+              <w:t>D-1일</w:t>
             </w:r>
           </w:p>
         </w:tc>
@@ -1865,7 +3715,7 @@
               <w:rPr>
                 <w:b w:val="0"/>
               </w:rPr>
-              <w:t>성극</w:t>
+              <w:t>전선·전원</w:t>
             </w:r>
           </w:p>
         </w:tc>
@@ -1878,7 +3728,7 @@
               <w:rPr>
                 <w:b w:val="0"/>
               </w:rPr>
-              <w:t>구유 모형·별</w:t>
+              <w:t>전선 고정, 콘센트 과부하 여부 확인</w:t>
             </w:r>
           </w:p>
         </w:tc>
@@ -1930,7 +3780,7 @@
               <w:rPr>
                 <w:b w:val="0"/>
               </w:rPr>
-              <w:t>________</w:t>
+              <w:t>13:20</w:t>
             </w:r>
           </w:p>
         </w:tc>
@@ -1945,7 +3795,7 @@
               <w:rPr>
                 <w:b w:val="0"/>
               </w:rPr>
-              <w:t>암송</w:t>
+              <w:t>마이크</w:t>
             </w:r>
           </w:p>
         </w:tc>
@@ -1958,7 +3808,7 @@
               <w:rPr>
                 <w:b w:val="0"/>
               </w:rPr>
-              <w:t>말씀 장절 팻말</w:t>
+              <w:t>높이·음량·배터리·예비 장비 확인</w:t>
             </w:r>
           </w:p>
         </w:tc>
@@ -2010,7 +3860,167 @@
               <w:rPr>
                 <w:b w:val="0"/>
               </w:rPr>
+              <w:t>13:20</w:t>
+            </w:r>
+          </w:p>
+        </w:tc>
+      </w:tr>
+      <w:tr>
+        <w:tc>
+          <w:tcPr>
+            <w:tcW w:type="dxa" w:w="1440"/>
+          </w:tcPr>
+          <w:p>
+            <w:r>
+              <w:rPr>
+                <w:b w:val="0"/>
+              </w:rPr>
+              <w:t>음원</w:t>
+            </w:r>
+          </w:p>
+        </w:tc>
+        <w:tc>
+          <w:tcPr>
+            <w:tcW w:type="dxa" w:w="1440"/>
+          </w:tcPr>
+          <w:p>
+            <w:r>
+              <w:rPr>
+                <w:b w:val="0"/>
+              </w:rPr>
+              <w:t>순서별 파일·시작 지점·예비 재생 확인</w:t>
+            </w:r>
+          </w:p>
+        </w:tc>
+        <w:tc>
+          <w:tcPr>
+            <w:tcW w:type="dxa" w:w="1440"/>
+          </w:tcPr>
+          <w:p>
+            <w:r>
+              <w:rPr>
+                <w:b w:val="0"/>
+              </w:rPr>
               <w:t>________</w:t>
+            </w:r>
+          </w:p>
+        </w:tc>
+        <w:tc>
+          <w:tcPr>
+            <w:tcW w:type="dxa" w:w="1440"/>
+          </w:tcPr>
+          <w:p>
+            <w:r>
+              <w:rPr>
+                <w:b w:val="0"/>
+              </w:rPr>
+              <w:t>________</w:t>
+            </w:r>
+          </w:p>
+        </w:tc>
+        <w:tc>
+          <w:tcPr>
+            <w:tcW w:type="dxa" w:w="1440"/>
+          </w:tcPr>
+          <w:p>
+            <w:r>
+              <w:rPr>
+                <w:b w:val="0"/>
+              </w:rPr>
+              <w:t>________</w:t>
+            </w:r>
+          </w:p>
+        </w:tc>
+        <w:tc>
+          <w:tcPr>
+            <w:tcW w:type="dxa" w:w="1440"/>
+          </w:tcPr>
+          <w:p>
+            <w:r>
+              <w:rPr>
+                <w:b w:val="0"/>
+              </w:rPr>
+              <w:t>13:20</w:t>
+            </w:r>
+          </w:p>
+        </w:tc>
+      </w:tr>
+      <w:tr>
+        <w:tc>
+          <w:tcPr>
+            <w:tcW w:type="dxa" w:w="1440"/>
+          </w:tcPr>
+          <w:p>
+            <w:r>
+              <w:rPr>
+                <w:b w:val="0"/>
+              </w:rPr>
+              <w:t>진행 신호</w:t>
+            </w:r>
+          </w:p>
+        </w:tc>
+        <w:tc>
+          <w:tcPr>
+            <w:tcW w:type="dxa" w:w="1440"/>
+          </w:tcPr>
+          <w:p>
+            <w:r>
+              <w:rPr>
+                <w:b w:val="0"/>
+              </w:rPr>
+              <w:t>시작·중단·다음 순서 신호 통일</w:t>
+            </w:r>
+          </w:p>
+        </w:tc>
+        <w:tc>
+          <w:tcPr>
+            <w:tcW w:type="dxa" w:w="1440"/>
+          </w:tcPr>
+          <w:p>
+            <w:r>
+              <w:rPr>
+                <w:b w:val="0"/>
+              </w:rPr>
+              <w:t>________</w:t>
+            </w:r>
+          </w:p>
+        </w:tc>
+        <w:tc>
+          <w:tcPr>
+            <w:tcW w:type="dxa" w:w="1440"/>
+          </w:tcPr>
+          <w:p>
+            <w:r>
+              <w:rPr>
+                <w:b w:val="0"/>
+              </w:rPr>
+              <w:t>________</w:t>
+            </w:r>
+          </w:p>
+        </w:tc>
+        <w:tc>
+          <w:tcPr>
+            <w:tcW w:type="dxa" w:w="1440"/>
+          </w:tcPr>
+          <w:p>
+            <w:r>
+              <w:rPr>
+                <w:b w:val="0"/>
+              </w:rPr>
+              <w:t>________</w:t>
+            </w:r>
+          </w:p>
+        </w:tc>
+        <w:tc>
+          <w:tcPr>
+            <w:tcW w:type="dxa" w:w="1440"/>
+          </w:tcPr>
+          <w:p>
+            <w:r>
+              <w:rPr>
+                <w:b w:val="0"/>
+              </w:rPr>
+              <w:t>13:50</w:t>
             </w:r>
           </w:p>
         </w:tc>
@@ -2025,7 +4035,7 @@
         <w:rPr>
           <w:b w:val="0"/>
         </w:rPr>
-        <w:t>무대·음향 체크</w:t>
+        <w:t>5. 안전관리 계획</w:t>
       </w:r>
     </w:p>
     <w:tbl>
@@ -2035,40 +4045,41 @@
         <w:tblLook w:firstColumn="1" w:firstRow="1" w:lastColumn="0" w:lastRow="0" w:noHBand="0" w:noVBand="1" w:val="04A0"/>
       </w:tblPr>
       <w:tblGrid>
-        <w:gridCol w:w="2880"/>
-        <w:gridCol w:w="2880"/>
-        <w:gridCol w:w="2880"/>
+        <w:gridCol w:w="2160"/>
+        <w:gridCol w:w="2160"/>
+        <w:gridCol w:w="2160"/>
+        <w:gridCol w:w="2160"/>
       </w:tblGrid>
       <w:tr>
         <w:tc>
           <w:tcPr>
-            <w:tcW w:type="dxa" w:w="2880"/>
+            <w:tcW w:type="dxa" w:w="2160"/>
           </w:tcPr>
           <w:p>
             <w:r>
               <w:rPr>
                 <w:b/>
               </w:rPr>
-              <w:t>확인 항목</w:t>
-            </w:r>
-          </w:p>
-        </w:tc>
-        <w:tc>
-          <w:tcPr>
-            <w:tcW w:type="dxa" w:w="2880"/>
+              <w:t>위험요인</w:t>
+            </w:r>
+          </w:p>
+        </w:tc>
+        <w:tc>
+          <w:tcPr>
+            <w:tcW w:type="dxa" w:w="2160"/>
           </w:tcPr>
           <w:p>
             <w:r>
               <w:rPr>
                 <w:b/>
               </w:rPr>
-              <w:t>완료</w:t>
-            </w:r>
-          </w:p>
-        </w:tc>
-        <w:tc>
-          <w:tcPr>
-            <w:tcW w:type="dxa" w:w="2880"/>
+              <w:t>예방조치</w:t>
+            </w:r>
+          </w:p>
+        </w:tc>
+        <w:tc>
+          <w:tcPr>
+            <w:tcW w:type="dxa" w:w="2160"/>
           </w:tcPr>
           <w:p>
             <w:r>
@@ -2076,6 +4087,19 @@
                 <w:b/>
               </w:rPr>
               <w:t>담당</w:t>
+            </w:r>
+          </w:p>
+        </w:tc>
+        <w:tc>
+          <w:tcPr>
+            <w:tcW w:type="dxa" w:w="2160"/>
+          </w:tcPr>
+          <w:p>
+            <w:r>
+              <w:rPr>
+                <w:b/>
+              </w:rPr>
+              <w:t>기한</w:t>
             </w:r>
           </w:p>
         </w:tc>
@@ -2083,33 +4107,33 @@
       <w:tr>
         <w:tc>
           <w:tcPr>
-            <w:tcW w:type="dxa" w:w="2880"/>
-          </w:tcPr>
-          <w:p>
-            <w:r>
-              <w:rPr>
-                <w:b w:val="0"/>
-              </w:rPr>
-              <w:t>무대 가장자리·계단 확인, 전선 고정</w:t>
-            </w:r>
-          </w:p>
-        </w:tc>
-        <w:tc>
-          <w:tcPr>
-            <w:tcW w:type="dxa" w:w="2880"/>
-          </w:tcPr>
-          <w:p>
-            <w:r>
-              <w:rPr>
-                <w:b w:val="0"/>
-              </w:rPr>
-              <w:t>□</w:t>
-            </w:r>
-          </w:p>
-        </w:tc>
-        <w:tc>
-          <w:tcPr>
-            <w:tcW w:type="dxa" w:w="2880"/>
+            <w:tcW w:type="dxa" w:w="2160"/>
+          </w:tcPr>
+          <w:p>
+            <w:r>
+              <w:rPr>
+                <w:b w:val="0"/>
+              </w:rPr>
+              <w:t>무대 낙상·충돌</w:t>
+            </w:r>
+          </w:p>
+        </w:tc>
+        <w:tc>
+          <w:tcPr>
+            <w:tcW w:type="dxa" w:w="2160"/>
+          </w:tcPr>
+          <w:p>
+            <w:r>
+              <w:rPr>
+                <w:b w:val="0"/>
+              </w:rPr>
+              <w:t>무대 가장자리 접근 제한, 계단에 교사 배치</w:t>
+            </w:r>
+          </w:p>
+        </w:tc>
+        <w:tc>
+          <w:tcPr>
+            <w:tcW w:type="dxa" w:w="2160"/>
           </w:tcPr>
           <w:p>
             <w:r>
@@ -2117,6 +4141,19 @@
                 <w:b w:val="0"/>
               </w:rPr>
               <w:t>________</w:t>
+            </w:r>
+          </w:p>
+        </w:tc>
+        <w:tc>
+          <w:tcPr>
+            <w:tcW w:type="dxa" w:w="2160"/>
+          </w:tcPr>
+          <w:p>
+            <w:r>
+              <w:rPr>
+                <w:b w:val="0"/>
+              </w:rPr>
+              <w:t>입장 전~퇴장 완료</w:t>
             </w:r>
           </w:p>
         </w:tc>
@@ -2124,33 +4161,33 @@
       <w:tr>
         <w:tc>
           <w:tcPr>
-            <w:tcW w:type="dxa" w:w="2880"/>
-          </w:tcPr>
-          <w:p>
-            <w:r>
-              <w:rPr>
-                <w:b w:val="0"/>
-              </w:rPr>
-              <w:t>대기 장소·입퇴장 통로 확보</w:t>
-            </w:r>
-          </w:p>
-        </w:tc>
-        <w:tc>
-          <w:tcPr>
-            <w:tcW w:type="dxa" w:w="2880"/>
-          </w:tcPr>
-          <w:p>
-            <w:r>
-              <w:rPr>
-                <w:b w:val="0"/>
-              </w:rPr>
-              <w:t>□</w:t>
-            </w:r>
-          </w:p>
-        </w:tc>
-        <w:tc>
-          <w:tcPr>
-            <w:tcW w:type="dxa" w:w="2880"/>
+            <w:tcW w:type="dxa" w:w="2160"/>
+          </w:tcPr>
+          <w:p>
+            <w:r>
+              <w:rPr>
+                <w:b w:val="0"/>
+              </w:rPr>
+              <w:t>의상·소품 사고</w:t>
+            </w:r>
+          </w:p>
+        </w:tc>
+        <w:tc>
+          <w:tcPr>
+            <w:tcW w:type="dxa" w:w="2160"/>
+          </w:tcPr>
+          <w:p>
+            <w:r>
+              <w:rPr>
+                <w:b w:val="0"/>
+              </w:rPr>
+              <w:t>긴 끈·시야 가림·날카로운 소품 제거, 화기 사용 금지</w:t>
+            </w:r>
+          </w:p>
+        </w:tc>
+        <w:tc>
+          <w:tcPr>
+            <w:tcW w:type="dxa" w:w="2160"/>
           </w:tcPr>
           <w:p>
             <w:r>
@@ -2158,6 +4195,19 @@
                 <w:b w:val="0"/>
               </w:rPr>
               <w:t>________</w:t>
+            </w:r>
+          </w:p>
+        </w:tc>
+        <w:tc>
+          <w:tcPr>
+            <w:tcW w:type="dxa" w:w="2160"/>
+          </w:tcPr>
+          <w:p>
+            <w:r>
+              <w:rPr>
+                <w:b w:val="0"/>
+              </w:rPr>
+              <w:t>D-1일</w:t>
             </w:r>
           </w:p>
         </w:tc>
@@ -2165,33 +4215,33 @@
       <w:tr>
         <w:tc>
           <w:tcPr>
-            <w:tcW w:type="dxa" w:w="2880"/>
-          </w:tcPr>
-          <w:p>
-            <w:r>
-              <w:rPr>
-                <w:b w:val="0"/>
-              </w:rPr>
-              <w:t>유치부 이동 동행 교사 배치</w:t>
-            </w:r>
-          </w:p>
-        </w:tc>
-        <w:tc>
-          <w:tcPr>
-            <w:tcW w:type="dxa" w:w="2880"/>
-          </w:tcPr>
-          <w:p>
-            <w:r>
-              <w:rPr>
-                <w:b w:val="0"/>
-              </w:rPr>
-              <w:t>□</w:t>
-            </w:r>
-          </w:p>
-        </w:tc>
-        <w:tc>
-          <w:tcPr>
-            <w:tcW w:type="dxa" w:w="2880"/>
+            <w:tcW w:type="dxa" w:w="2160"/>
+          </w:tcPr>
+          <w:p>
+            <w:r>
+              <w:rPr>
+                <w:b w:val="0"/>
+              </w:rPr>
+              <w:t>대기 중 이탈</w:t>
+            </w:r>
+          </w:p>
+        </w:tc>
+        <w:tc>
+          <w:tcPr>
+            <w:tcW w:type="dxa" w:w="2160"/>
+          </w:tcPr>
+          <w:p>
+            <w:r>
+              <w:rPr>
+                <w:b w:val="0"/>
+              </w:rPr>
+              <w:t>반별 인원 확인, 화장실 이동 동행, 대기 공간 관리</w:t>
+            </w:r>
+          </w:p>
+        </w:tc>
+        <w:tc>
+          <w:tcPr>
+            <w:tcW w:type="dxa" w:w="2160"/>
           </w:tcPr>
           <w:p>
             <w:r>
@@ -2199,6 +4249,19 @@
                 <w:b w:val="0"/>
               </w:rPr>
               <w:t>________</w:t>
+            </w:r>
+          </w:p>
+        </w:tc>
+        <w:tc>
+          <w:tcPr>
+            <w:tcW w:type="dxa" w:w="2160"/>
+          </w:tcPr>
+          <w:p>
+            <w:r>
+              <w:rPr>
+                <w:b w:val="0"/>
+              </w:rPr>
+              <w:t>이동 전후마다</w:t>
             </w:r>
           </w:p>
         </w:tc>
@@ -2206,33 +4269,33 @@
       <w:tr>
         <w:tc>
           <w:tcPr>
-            <w:tcW w:type="dxa" w:w="2880"/>
-          </w:tcPr>
-          <w:p>
-            <w:r>
-              <w:rPr>
-                <w:b w:val="0"/>
-              </w:rPr>
-              <w:t>마이크 높이·음량·건전지 확인</w:t>
-            </w:r>
-          </w:p>
-        </w:tc>
-        <w:tc>
-          <w:tcPr>
-            <w:tcW w:type="dxa" w:w="2880"/>
-          </w:tcPr>
-          <w:p>
-            <w:r>
-              <w:rPr>
-                <w:b w:val="0"/>
-              </w:rPr>
-              <w:t>□</w:t>
-            </w:r>
-          </w:p>
-        </w:tc>
-        <w:tc>
-          <w:tcPr>
-            <w:tcW w:type="dxa" w:w="2880"/>
+            <w:tcW w:type="dxa" w:w="2160"/>
+          </w:tcPr>
+          <w:p>
+            <w:r>
+              <w:rPr>
+                <w:b w:val="0"/>
+              </w:rPr>
+              <w:t>건강 이상</w:t>
+            </w:r>
+          </w:p>
+        </w:tc>
+        <w:tc>
+          <w:tcPr>
+            <w:tcW w:type="dxa" w:w="2160"/>
+          </w:tcPr>
+          <w:p>
+            <w:r>
+              <w:rPr>
+                <w:b w:val="0"/>
+              </w:rPr>
+              <w:t>회신서의 필요한 정보만 담당자가 확인, 휴식 공간 확보</w:t>
+            </w:r>
+          </w:p>
+        </w:tc>
+        <w:tc>
+          <w:tcPr>
+            <w:tcW w:type="dxa" w:w="2160"/>
           </w:tcPr>
           <w:p>
             <w:r>
@@ -2240,6 +4303,19 @@
                 <w:b w:val="0"/>
               </w:rPr>
               <w:t>________</w:t>
+            </w:r>
+          </w:p>
+        </w:tc>
+        <w:tc>
+          <w:tcPr>
+            <w:tcW w:type="dxa" w:w="2160"/>
+          </w:tcPr>
+          <w:p>
+            <w:r>
+              <w:rPr>
+                <w:b w:val="0"/>
+              </w:rPr>
+              <w:t>접수 전</w:t>
             </w:r>
           </w:p>
         </w:tc>
@@ -2247,33 +4323,33 @@
       <w:tr>
         <w:tc>
           <w:tcPr>
-            <w:tcW w:type="dxa" w:w="2880"/>
-          </w:tcPr>
-          <w:p>
-            <w:r>
-              <w:rPr>
-                <w:b w:val="0"/>
-              </w:rPr>
-              <w:t>음원에 순서 번호 표시·예비 파일 준비</w:t>
-            </w:r>
-          </w:p>
-        </w:tc>
-        <w:tc>
-          <w:tcPr>
-            <w:tcW w:type="dxa" w:w="2880"/>
-          </w:tcPr>
-          <w:p>
-            <w:r>
-              <w:rPr>
-                <w:b w:val="0"/>
-              </w:rPr>
-              <w:t>□</w:t>
-            </w:r>
-          </w:p>
-        </w:tc>
-        <w:tc>
-          <w:tcPr>
-            <w:tcW w:type="dxa" w:w="2880"/>
+            <w:tcW w:type="dxa" w:w="2160"/>
+          </w:tcPr>
+          <w:p>
+            <w:r>
+              <w:rPr>
+                <w:b w:val="0"/>
+              </w:rPr>
+              <w:t>응급 상황</w:t>
+            </w:r>
+          </w:p>
+        </w:tc>
+        <w:tc>
+          <w:tcPr>
+            <w:tcW w:type="dxa" w:w="2160"/>
+          </w:tcPr>
+          <w:p>
+            <w:r>
+              <w:rPr>
+                <w:b w:val="0"/>
+              </w:rPr>
+              <w:t>활동 중단, 119 신고·보호자 연락·현장 안내 역할 배정</w:t>
+            </w:r>
+          </w:p>
+        </w:tc>
+        <w:tc>
+          <w:tcPr>
+            <w:tcW w:type="dxa" w:w="2160"/>
           </w:tcPr>
           <w:p>
             <w:r>
@@ -2281,6 +4357,19 @@
                 <w:b w:val="0"/>
               </w:rPr>
               <w:t>________</w:t>
+            </w:r>
+          </w:p>
+        </w:tc>
+        <w:tc>
+          <w:tcPr>
+            <w:tcW w:type="dxa" w:w="2160"/>
+          </w:tcPr>
+          <w:p>
+            <w:r>
+              <w:rPr>
+                <w:b w:val="0"/>
+              </w:rPr>
+              <w:t>D-1주</w:t>
             </w:r>
           </w:p>
         </w:tc>
@@ -2288,33 +4377,33 @@
       <w:tr>
         <w:tc>
           <w:tcPr>
-            <w:tcW w:type="dxa" w:w="2880"/>
-          </w:tcPr>
-          <w:p>
-            <w:r>
-              <w:rPr>
-                <w:b w:val="0"/>
-              </w:rPr>
-              <w:t>촬영 위치 지정·보호자 인계 명단 준비</w:t>
-            </w:r>
-          </w:p>
-        </w:tc>
-        <w:tc>
-          <w:tcPr>
-            <w:tcW w:type="dxa" w:w="2880"/>
-          </w:tcPr>
-          <w:p>
-            <w:r>
-              <w:rPr>
-                <w:b w:val="0"/>
-              </w:rPr>
-              <w:t>□</w:t>
-            </w:r>
-          </w:p>
-        </w:tc>
-        <w:tc>
-          <w:tcPr>
-            <w:tcW w:type="dxa" w:w="2880"/>
+            <w:tcW w:type="dxa" w:w="2160"/>
+          </w:tcPr>
+          <w:p>
+            <w:r>
+              <w:rPr>
+                <w:b w:val="0"/>
+              </w:rPr>
+              <w:t>귀가 혼선</w:t>
+            </w:r>
+          </w:p>
+        </w:tc>
+        <w:tc>
+          <w:tcPr>
+            <w:tcW w:type="dxa" w:w="2160"/>
+          </w:tcPr>
+          <w:p>
+            <w:r>
+              <w:rPr>
+                <w:b w:val="0"/>
+              </w:rPr>
+              <w:t>사전 지정 보호자 확인 후 인계, 변경 사항 별도 확인</w:t>
+            </w:r>
+          </w:p>
+        </w:tc>
+        <w:tc>
+          <w:tcPr>
+            <w:tcW w:type="dxa" w:w="2160"/>
           </w:tcPr>
           <w:p>
             <w:r>
@@ -2322,12 +4411,95 @@
                 <w:b w:val="0"/>
               </w:rPr>
               <w:t>________</w:t>
+            </w:r>
+          </w:p>
+        </w:tc>
+        <w:tc>
+          <w:tcPr>
+            <w:tcW w:type="dxa" w:w="2160"/>
+          </w:tcPr>
+          <w:p>
+            <w:r>
+              <w:rPr>
+                <w:b w:val="0"/>
+              </w:rPr>
+              <w:t>행사 종료 시</w:t>
+            </w:r>
+          </w:p>
+        </w:tc>
+      </w:tr>
+      <w:tr>
+        <w:tc>
+          <w:tcPr>
+            <w:tcW w:type="dxa" w:w="2160"/>
+          </w:tcPr>
+          <w:p>
+            <w:r>
+              <w:rPr>
+                <w:b w:val="0"/>
+              </w:rPr>
+              <w:t>촬영·개인정보 노출</w:t>
+            </w:r>
+          </w:p>
+        </w:tc>
+        <w:tc>
+          <w:tcPr>
+            <w:tcW w:type="dxa" w:w="2160"/>
+          </w:tcPr>
+          <w:p>
+            <w:r>
+              <w:rPr>
+                <w:b w:val="0"/>
+              </w:rPr>
+              <w:t>연락처·건강 정보는 비공개 관리, 사진 게시 동의 별도 확인</w:t>
+            </w:r>
+          </w:p>
+        </w:tc>
+        <w:tc>
+          <w:tcPr>
+            <w:tcW w:type="dxa" w:w="2160"/>
+          </w:tcPr>
+          <w:p>
+            <w:r>
+              <w:rPr>
+                <w:b w:val="0"/>
+              </w:rPr>
+              <w:t>________</w:t>
+            </w:r>
+          </w:p>
+        </w:tc>
+        <w:tc>
+          <w:tcPr>
+            <w:tcW w:type="dxa" w:w="2160"/>
+          </w:tcPr>
+          <w:p>
+            <w:r>
+              <w:rPr>
+                <w:b w:val="0"/>
+              </w:rPr>
+              <w:t>배포·게시 전</w:t>
             </w:r>
           </w:p>
         </w:tc>
       </w:tr>
     </w:tbl>
     <w:p/>
+    <w:p>
+      <w:r>
+        <w:rPr>
+          <w:b w:val="0"/>
+        </w:rPr>
+        <w:t>응급 대응 책임자: ________ / 구급함 위치: ________ / 가까운 응급의료기관: ________(확인 필요).</w:t>
+      </w:r>
+    </w:p>
+    <w:p>
+      <w:r>
+        <w:rPr>
+          <w:b w:val="0"/>
+        </w:rPr>
+        <w:t>비상 연락망·귀가 확인표는 별도 비공개 자료로 관리합니다. 관리 담당: ________ / 준비 기한: D-1주.</w:t>
+      </w:r>
+    </w:p>
     <w:p>
       <w:pPr>
         <w:pStyle w:val="Heading2"/>
@@ -2336,7 +4508,412 @@
         <w:rPr>
           <w:b w:val="0"/>
         </w:rPr>
-        <w:t>예산표</w:t>
+        <w:t>6. 소요 예산 및 재원</w:t>
+      </w:r>
+    </w:p>
+    <w:p>
+      <w:r>
+        <w:rPr>
+          <w:b w:val="0"/>
+        </w:rPr>
+        <w:t>(단위: 원)</w:t>
+      </w:r>
+    </w:p>
+    <w:tbl>
+      <w:tblPr>
+        <w:tblStyle w:val="TableGrid"/>
+        <w:tblW w:type="auto" w:w="0"/>
+        <w:tblLook w:firstColumn="1" w:firstRow="1" w:lastColumn="0" w:lastRow="0" w:noHBand="0" w:noVBand="1" w:val="04A0"/>
+      </w:tblPr>
+      <w:tblGrid>
+        <w:gridCol w:w="2160"/>
+        <w:gridCol w:w="2160"/>
+        <w:gridCol w:w="2160"/>
+        <w:gridCol w:w="2160"/>
+      </w:tblGrid>
+      <w:tr>
+        <w:tc>
+          <w:tcPr>
+            <w:tcW w:type="dxa" w:w="2160"/>
+          </w:tcPr>
+          <w:p>
+            <w:r>
+              <w:rPr>
+                <w:b/>
+              </w:rPr>
+              <w:t>항목</w:t>
+            </w:r>
+          </w:p>
+        </w:tc>
+        <w:tc>
+          <w:tcPr>
+            <w:tcW w:type="dxa" w:w="2160"/>
+          </w:tcPr>
+          <w:p>
+            <w:r>
+              <w:rPr>
+                <w:b/>
+              </w:rPr>
+              <w:t>산출근거</w:t>
+            </w:r>
+          </w:p>
+        </w:tc>
+        <w:tc>
+          <w:tcPr>
+            <w:tcW w:type="dxa" w:w="2160"/>
+          </w:tcPr>
+          <w:p>
+            <w:r>
+              <w:rPr>
+                <w:b/>
+              </w:rPr>
+              <w:t>금액</w:t>
+            </w:r>
+          </w:p>
+        </w:tc>
+        <w:tc>
+          <w:tcPr>
+            <w:tcW w:type="dxa" w:w="2160"/>
+          </w:tcPr>
+          <w:p>
+            <w:r>
+              <w:rPr>
+                <w:b/>
+              </w:rPr>
+              <w:t>재원</w:t>
+            </w:r>
+          </w:p>
+        </w:tc>
+      </w:tr>
+      <w:tr>
+        <w:tc>
+          <w:tcPr>
+            <w:tcW w:type="dxa" w:w="2160"/>
+          </w:tcPr>
+          <w:p>
+            <w:r>
+              <w:rPr>
+                <w:b w:val="0"/>
+              </w:rPr>
+              <w:t>의상·소품</w:t>
+            </w:r>
+          </w:p>
+        </w:tc>
+        <w:tc>
+          <w:tcPr>
+            <w:tcW w:type="dxa" w:w="2160"/>
+          </w:tcPr>
+          <w:p>
+            <w:r>
+              <w:rPr>
+                <w:b w:val="0"/>
+              </w:rPr>
+              <w:t>단가 ________ × 수량 ________</w:t>
+            </w:r>
+          </w:p>
+        </w:tc>
+        <w:tc>
+          <w:tcPr>
+            <w:tcW w:type="dxa" w:w="2160"/>
+          </w:tcPr>
+          <w:p>
+            <w:r>
+              <w:rPr>
+                <w:b w:val="0"/>
+              </w:rPr>
+              <w:t>________</w:t>
+            </w:r>
+          </w:p>
+        </w:tc>
+        <w:tc>
+          <w:tcPr>
+            <w:tcW w:type="dxa" w:w="2160"/>
+          </w:tcPr>
+          <w:p>
+            <w:r>
+              <w:rPr>
+                <w:b w:val="0"/>
+              </w:rPr>
+              <w:t>________</w:t>
+            </w:r>
+          </w:p>
+        </w:tc>
+      </w:tr>
+      <w:tr>
+        <w:tc>
+          <w:tcPr>
+            <w:tcW w:type="dxa" w:w="2160"/>
+          </w:tcPr>
+          <w:p>
+            <w:r>
+              <w:rPr>
+                <w:b w:val="0"/>
+              </w:rPr>
+              <w:t>인쇄</w:t>
+            </w:r>
+          </w:p>
+        </w:tc>
+        <w:tc>
+          <w:tcPr>
+            <w:tcW w:type="dxa" w:w="2160"/>
+          </w:tcPr>
+          <w:p>
+            <w:r>
+              <w:rPr>
+                <w:b w:val="0"/>
+              </w:rPr>
+              <w:t>단가 ________ × 수량 ________</w:t>
+            </w:r>
+          </w:p>
+        </w:tc>
+        <w:tc>
+          <w:tcPr>
+            <w:tcW w:type="dxa" w:w="2160"/>
+          </w:tcPr>
+          <w:p>
+            <w:r>
+              <w:rPr>
+                <w:b w:val="0"/>
+              </w:rPr>
+              <w:t>________</w:t>
+            </w:r>
+          </w:p>
+        </w:tc>
+        <w:tc>
+          <w:tcPr>
+            <w:tcW w:type="dxa" w:w="2160"/>
+          </w:tcPr>
+          <w:p>
+            <w:r>
+              <w:rPr>
+                <w:b w:val="0"/>
+              </w:rPr>
+              <w:t>________</w:t>
+            </w:r>
+          </w:p>
+        </w:tc>
+      </w:tr>
+      <w:tr>
+        <w:tc>
+          <w:tcPr>
+            <w:tcW w:type="dxa" w:w="2160"/>
+          </w:tcPr>
+          <w:p>
+            <w:r>
+              <w:rPr>
+                <w:b w:val="0"/>
+              </w:rPr>
+              <w:t>운영 물품</w:t>
+            </w:r>
+          </w:p>
+        </w:tc>
+        <w:tc>
+          <w:tcPr>
+            <w:tcW w:type="dxa" w:w="2160"/>
+          </w:tcPr>
+          <w:p>
+            <w:r>
+              <w:rPr>
+                <w:b w:val="0"/>
+              </w:rPr>
+              <w:t>단가 ________ × 수량 ________</w:t>
+            </w:r>
+          </w:p>
+        </w:tc>
+        <w:tc>
+          <w:tcPr>
+            <w:tcW w:type="dxa" w:w="2160"/>
+          </w:tcPr>
+          <w:p>
+            <w:r>
+              <w:rPr>
+                <w:b w:val="0"/>
+              </w:rPr>
+              <w:t>________</w:t>
+            </w:r>
+          </w:p>
+        </w:tc>
+        <w:tc>
+          <w:tcPr>
+            <w:tcW w:type="dxa" w:w="2160"/>
+          </w:tcPr>
+          <w:p>
+            <w:r>
+              <w:rPr>
+                <w:b w:val="0"/>
+              </w:rPr>
+              <w:t>________</w:t>
+            </w:r>
+          </w:p>
+        </w:tc>
+      </w:tr>
+      <w:tr>
+        <w:tc>
+          <w:tcPr>
+            <w:tcW w:type="dxa" w:w="2160"/>
+          </w:tcPr>
+          <w:p>
+            <w:r>
+              <w:rPr>
+                <w:b w:val="0"/>
+              </w:rPr>
+              <w:t>기타 ________</w:t>
+            </w:r>
+          </w:p>
+        </w:tc>
+        <w:tc>
+          <w:tcPr>
+            <w:tcW w:type="dxa" w:w="2160"/>
+          </w:tcPr>
+          <w:p>
+            <w:r>
+              <w:rPr>
+                <w:b w:val="0"/>
+              </w:rPr>
+              <w:t>________</w:t>
+            </w:r>
+          </w:p>
+        </w:tc>
+        <w:tc>
+          <w:tcPr>
+            <w:tcW w:type="dxa" w:w="2160"/>
+          </w:tcPr>
+          <w:p>
+            <w:r>
+              <w:rPr>
+                <w:b w:val="0"/>
+              </w:rPr>
+              <w:t>________</w:t>
+            </w:r>
+          </w:p>
+        </w:tc>
+        <w:tc>
+          <w:tcPr>
+            <w:tcW w:type="dxa" w:w="2160"/>
+          </w:tcPr>
+          <w:p>
+            <w:r>
+              <w:rPr>
+                <w:b w:val="0"/>
+              </w:rPr>
+              <w:t>________</w:t>
+            </w:r>
+          </w:p>
+        </w:tc>
+      </w:tr>
+      <w:tr>
+        <w:tc>
+          <w:tcPr>
+            <w:tcW w:type="dxa" w:w="2160"/>
+          </w:tcPr>
+          <w:p>
+            <w:r>
+              <w:rPr>
+                <w:b w:val="0"/>
+              </w:rPr>
+              <w:t>합계</w:t>
+            </w:r>
+          </w:p>
+        </w:tc>
+        <w:tc>
+          <w:tcPr>
+            <w:tcW w:type="dxa" w:w="2160"/>
+          </w:tcPr>
+          <w:p>
+            <w:r>
+              <w:rPr>
+                <w:b w:val="0"/>
+              </w:rPr>
+              <w:t>각 항목 합산</w:t>
+            </w:r>
+          </w:p>
+        </w:tc>
+        <w:tc>
+          <w:tcPr>
+            <w:tcW w:type="dxa" w:w="2160"/>
+          </w:tcPr>
+          <w:p>
+            <w:r>
+              <w:rPr>
+                <w:b w:val="0"/>
+              </w:rPr>
+              <w:t>________</w:t>
+            </w:r>
+          </w:p>
+        </w:tc>
+        <w:tc>
+          <w:tcPr>
+            <w:tcW w:type="dxa" w:w="2160"/>
+          </w:tcPr>
+          <w:p>
+            <w:r>
+              <w:rPr>
+                <w:b w:val="0"/>
+              </w:rPr>
+              <w:t>________</w:t>
+            </w:r>
+          </w:p>
+        </w:tc>
+      </w:tr>
+    </w:tbl>
+    <w:p/>
+    <w:p>
+      <w:r>
+        <w:rPr>
+          <w:b w:val="0"/>
+        </w:rPr>
+        <w:t>예산 총액: 금________원(금________원).</w:t>
+      </w:r>
+    </w:p>
+    <w:p>
+      <w:r>
+        <w:rPr>
+          <w:b w:val="0"/>
+        </w:rPr>
+        <w:t>가. 지출 전 승인받고, 변경 지출은 집행 전에 재승인받습니다. 담당: ________ / 기한: 각 거래 전.</w:t>
+      </w:r>
+    </w:p>
+    <w:p>
+      <w:r>
+        <w:rPr>
+          <w:b w:val="0"/>
+        </w:rPr>
+        <w:t>나. 거래별로 거래일·사용처·용도·금액·증빙번호를 기록하고 영수증과 연결합니다. 담당: ________ / 기한: 거래 당일.</w:t>
+      </w:r>
+    </w:p>
+    <w:p>
+      <w:r>
+        <w:rPr>
+          <w:b w:val="0"/>
+        </w:rPr>
+        <w:t>다. 교회 지정 회계를 사용하며 개인 계좌와 혼용하지 않습니다. 담당: ________ / 기한: 모든 수납·지출 시.</w:t>
+      </w:r>
+    </w:p>
+    <w:p>
+      <w:r>
+        <w:rPr>
+          <w:b w:val="0"/>
+        </w:rPr>
+        <w:t>라. 현금은 두 사람이 함께 계수하고 각각 서명합니다. 담당: ________·________ / 기한: 현금 취급 당일.</w:t>
+      </w:r>
+    </w:p>
+    <w:p>
+      <w:r>
+        <w:rPr>
+          <w:b w:val="0"/>
+        </w:rPr>
+        <w:t>마. 작성자 외 다른 사람이 증빙·잔액을 확인하고 행사별 정산 및 월별 재정보고에 반영합니다. 작성: ________ / 확인: ________ / 기한: D+7일 및 해당 월 보고일 ________.</w:t>
+      </w:r>
+    </w:p>
+    <w:p>
+      <w:pPr>
+        <w:pStyle w:val="Heading2"/>
+      </w:pPr>
+      <w:r>
+        <w:rPr>
+          <w:b w:val="0"/>
+        </w:rPr>
+        <w:t>7. 기대 효과 및 평가 방법</w:t>
       </w:r>
     </w:p>
     <w:tbl>
@@ -2362,7 +4939,7 @@
               <w:rPr>
                 <w:b/>
               </w:rPr>
-              <w:t>항목</w:t>
+              <w:t>구분</w:t>
             </w:r>
           </w:p>
         </w:tc>
@@ -2375,7 +4952,7 @@
               <w:rPr>
                 <w:b/>
               </w:rPr>
-              <w:t>단가</w:t>
+              <w:t>기대 효과·평가 내용</w:t>
             </w:r>
           </w:p>
         </w:tc>
@@ -2388,7 +4965,7 @@
               <w:rPr>
                 <w:b/>
               </w:rPr>
-              <w:t>수량</w:t>
+              <w:t>확인 자료</w:t>
             </w:r>
           </w:p>
         </w:tc>
@@ -2401,7 +4978,7 @@
               <w:rPr>
                 <w:b/>
               </w:rPr>
-              <w:t>금액</w:t>
+              <w:t>담당</w:t>
             </w:r>
           </w:p>
         </w:tc>
@@ -2414,7 +4991,7 @@
               <w:rPr>
                 <w:b/>
               </w:rPr>
-              <w:t>비고</w:t>
+              <w:t>기한</w:t>
             </w:r>
           </w:p>
         </w:tc>
@@ -2429,7 +5006,7 @@
               <w:rPr>
                 <w:b w:val="0"/>
               </w:rPr>
-              <w:t>의상·소품 보완</w:t>
+              <w:t>신앙적 의미</w:t>
             </w:r>
           </w:p>
         </w:tc>
@@ -2442,7 +5019,7 @@
               <w:rPr>
                 <w:b w:val="0"/>
               </w:rPr>
-              <w:t>________원</w:t>
+              <w:t>성탄의 기쁨과 서로 돕는 경험 나눔</w:t>
             </w:r>
           </w:p>
         </w:tc>
@@ -2455,6 +5032,19 @@
               <w:rPr>
                 <w:b w:val="0"/>
               </w:rPr>
+              <w:t>교사·아동의 자율적 소감</w:t>
+            </w:r>
+          </w:p>
+        </w:tc>
+        <w:tc>
+          <w:tcPr>
+            <w:tcW w:type="dxa" w:w="1728"/>
+          </w:tcPr>
+          <w:p>
+            <w:r>
+              <w:rPr>
+                <w:b w:val="0"/>
+              </w:rPr>
               <w:t>________</w:t>
             </w:r>
           </w:p>
@@ -2468,20 +5058,7 @@
               <w:rPr>
                 <w:b w:val="0"/>
               </w:rPr>
-              <w:t>________원</w:t>
-            </w:r>
-          </w:p>
-        </w:tc>
-        <w:tc>
-          <w:tcPr>
-            <w:tcW w:type="dxa" w:w="1728"/>
-          </w:tcPr>
-          <w:p>
-            <w:r>
-              <w:rPr>
-                <w:b w:val="0"/>
-              </w:rPr>
-              <w:t>보유품 우선</w:t>
+              <w:t>D+7일</w:t>
             </w:r>
           </w:p>
         </w:tc>
@@ -2496,7 +5073,7 @@
               <w:rPr>
                 <w:b w:val="0"/>
               </w:rPr>
-              <w:t>순서지 인쇄</w:t>
+              <w:t>참여 결과</w:t>
             </w:r>
           </w:p>
         </w:tc>
@@ -2509,7 +5086,7 @@
               <w:rPr>
                 <w:b w:val="0"/>
               </w:rPr>
-              <w:t>________원</w:t>
+              <w:t>역할 배정·연습·실제 참여 현황 확인</w:t>
             </w:r>
           </w:p>
         </w:tc>
@@ -2522,7 +5099,7 @@
               <w:rPr>
                 <w:b w:val="0"/>
               </w:rPr>
-              <w:t>________부</w:t>
+              <w:t>참여 인원 집계</w:t>
             </w:r>
           </w:p>
         </w:tc>
@@ -2535,7 +5112,7 @@
               <w:rPr>
                 <w:b w:val="0"/>
               </w:rPr>
-              <w:t>________원</w:t>
+              <w:t>________</w:t>
             </w:r>
           </w:p>
         </w:tc>
@@ -2543,7 +5120,14 @@
           <w:tcPr>
             <w:tcW w:type="dxa" w:w="1728"/>
           </w:tcPr>
-          <w:p/>
+          <w:p>
+            <w:r>
+              <w:rPr>
+                <w:b w:val="0"/>
+              </w:rPr>
+              <w:t>D+7일</w:t>
+            </w:r>
+          </w:p>
         </w:tc>
       </w:tr>
       <w:tr>
@@ -2556,7 +5140,7 @@
               <w:rPr>
                 <w:b w:val="0"/>
               </w:rPr>
-              <w:t>감사 활동 재료</w:t>
+              <w:t>운영 결과</w:t>
             </w:r>
           </w:p>
         </w:tc>
@@ -2569,7 +5153,7 @@
               <w:rPr>
                 <w:b w:val="0"/>
               </w:rPr>
-              <w:t>________원</w:t>
+              <w:t>진행 시간·귀가 인계·안전 조치 확인</w:t>
             </w:r>
           </w:p>
         </w:tc>
@@ -2582,6 +5166,19 @@
               <w:rPr>
                 <w:b w:val="0"/>
               </w:rPr>
+              <w:t>점검 기록·인계 완료 집계</w:t>
+            </w:r>
+          </w:p>
+        </w:tc>
+        <w:tc>
+          <w:tcPr>
+            <w:tcW w:type="dxa" w:w="1728"/>
+          </w:tcPr>
+          <w:p>
+            <w:r>
+              <w:rPr>
+                <w:b w:val="0"/>
+              </w:rPr>
               <w:t>________</w:t>
             </w:r>
           </w:p>
@@ -2595,15 +5192,9 @@
               <w:rPr>
                 <w:b w:val="0"/>
               </w:rPr>
-              <w:t>________원</w:t>
-            </w:r>
-          </w:p>
-        </w:tc>
-        <w:tc>
-          <w:tcPr>
-            <w:tcW w:type="dxa" w:w="1728"/>
-          </w:tcPr>
-          <w:p/>
+              <w:t>D+1일</w:t>
+            </w:r>
+          </w:p>
         </w:tc>
       </w:tr>
       <w:tr>
@@ -2616,7 +5207,7 @@
               <w:rPr>
                 <w:b w:val="0"/>
               </w:rPr>
-              <w:t>예비비</w:t>
+              <w:t>재정 결과</w:t>
             </w:r>
           </w:p>
         </w:tc>
@@ -2629,7 +5220,7 @@
               <w:rPr>
                 <w:b w:val="0"/>
               </w:rPr>
-              <w:t>________원</w:t>
+              <w:t>승인 예산 대비 집행·잔액 확인</w:t>
             </w:r>
           </w:p>
         </w:tc>
@@ -2642,7 +5233,7 @@
               <w:rPr>
                 <w:b w:val="0"/>
               </w:rPr>
-              <w:t>1식</w:t>
+              <w:t>정산서·증빙</w:t>
             </w:r>
           </w:p>
         </w:tc>
@@ -2655,7 +5246,7 @@
               <w:rPr>
                 <w:b w:val="0"/>
               </w:rPr>
-              <w:t>________원</w:t>
+              <w:t>________</w:t>
             </w:r>
           </w:p>
         </w:tc>
@@ -2663,53 +5254,14 @@
           <w:tcPr>
             <w:tcW w:type="dxa" w:w="1728"/>
           </w:tcPr>
-          <w:p/>
-        </w:tc>
-      </w:tr>
-      <w:tr>
-        <w:tc>
-          <w:tcPr>
-            <w:tcW w:type="dxa" w:w="1728"/>
-          </w:tcPr>
-          <w:p>
-            <w:r>
-              <w:rPr>
-                <w:b/>
-              </w:rPr>
-              <w:t>합계</w:t>
-            </w:r>
-          </w:p>
-        </w:tc>
-        <w:tc>
-          <w:tcPr>
-            <w:tcW w:type="dxa" w:w="1728"/>
-          </w:tcPr>
-          <w:p/>
-        </w:tc>
-        <w:tc>
-          <w:tcPr>
-            <w:tcW w:type="dxa" w:w="1728"/>
-          </w:tcPr>
-          <w:p/>
-        </w:tc>
-        <w:tc>
-          <w:tcPr>
-            <w:tcW w:type="dxa" w:w="1728"/>
-          </w:tcPr>
-          <w:p>
-            <w:r>
-              <w:rPr>
-                <w:b/>
-              </w:rPr>
-              <w:t>________원</w:t>
-            </w:r>
-          </w:p>
-        </w:tc>
-        <w:tc>
-          <w:tcPr>
-            <w:tcW w:type="dxa" w:w="1728"/>
-          </w:tcPr>
-          <w:p/>
+          <w:p>
+            <w:r>
+              <w:rPr>
+                <w:b w:val="0"/>
+              </w:rPr>
+              <w:t>D+7일</w:t>
+            </w:r>
+          </w:p>
         </w:tc>
       </w:tr>
     </w:tbl>
@@ -2722,7 +5274,253 @@
         <w:rPr>
           <w:b w:val="0"/>
         </w:rPr>
-        <w:t>구입 목록</w:t>
+        <w:t>8. 향후 일정</w:t>
+      </w:r>
+    </w:p>
+    <w:tbl>
+      <w:tblPr>
+        <w:tblStyle w:val="TableGrid"/>
+        <w:tblW w:type="auto" w:w="0"/>
+        <w:tblLook w:firstColumn="1" w:firstRow="1" w:lastColumn="0" w:lastRow="0" w:noHBand="0" w:noVBand="1" w:val="04A0"/>
+      </w:tblPr>
+      <w:tblGrid>
+        <w:gridCol w:w="2880"/>
+        <w:gridCol w:w="2880"/>
+        <w:gridCol w:w="2880"/>
+      </w:tblGrid>
+      <w:tr>
+        <w:tc>
+          <w:tcPr>
+            <w:tcW w:type="dxa" w:w="2880"/>
+          </w:tcPr>
+          <w:p>
+            <w:r>
+              <w:rPr>
+                <w:b/>
+              </w:rPr>
+              <w:t>내용</w:t>
+            </w:r>
+          </w:p>
+        </w:tc>
+        <w:tc>
+          <w:tcPr>
+            <w:tcW w:type="dxa" w:w="2880"/>
+          </w:tcPr>
+          <w:p>
+            <w:r>
+              <w:rPr>
+                <w:b/>
+              </w:rPr>
+              <w:t>담당</w:t>
+            </w:r>
+          </w:p>
+        </w:tc>
+        <w:tc>
+          <w:tcPr>
+            <w:tcW w:type="dxa" w:w="2880"/>
+          </w:tcPr>
+          <w:p>
+            <w:r>
+              <w:rPr>
+                <w:b/>
+              </w:rPr>
+              <w:t>기한</w:t>
+            </w:r>
+          </w:p>
+        </w:tc>
+      </w:tr>
+      <w:tr>
+        <w:tc>
+          <w:tcPr>
+            <w:tcW w:type="dxa" w:w="2880"/>
+          </w:tcPr>
+          <w:p>
+            <w:r>
+              <w:rPr>
+                <w:b w:val="0"/>
+              </w:rPr>
+              <w:t>계획 승인 후 실제 날짜·담당자 확정</w:t>
+            </w:r>
+          </w:p>
+        </w:tc>
+        <w:tc>
+          <w:tcPr>
+            <w:tcW w:type="dxa" w:w="2880"/>
+          </w:tcPr>
+          <w:p>
+            <w:r>
+              <w:rPr>
+                <w:b w:val="0"/>
+              </w:rPr>
+              <w:t>________</w:t>
+            </w:r>
+          </w:p>
+        </w:tc>
+        <w:tc>
+          <w:tcPr>
+            <w:tcW w:type="dxa" w:w="2880"/>
+          </w:tcPr>
+          <w:p>
+            <w:r>
+              <w:rPr>
+                <w:b w:val="0"/>
+              </w:rPr>
+              <w:t>D-6주</w:t>
+            </w:r>
+          </w:p>
+        </w:tc>
+      </w:tr>
+      <w:tr>
+        <w:tc>
+          <w:tcPr>
+            <w:tcW w:type="dxa" w:w="2880"/>
+          </w:tcPr>
+          <w:p>
+            <w:r>
+              <w:rPr>
+                <w:b w:val="0"/>
+              </w:rPr>
+              <w:t>순서지 확정·인쇄</w:t>
+            </w:r>
+          </w:p>
+        </w:tc>
+        <w:tc>
+          <w:tcPr>
+            <w:tcW w:type="dxa" w:w="2880"/>
+          </w:tcPr>
+          <w:p>
+            <w:r>
+              <w:rPr>
+                <w:b w:val="0"/>
+              </w:rPr>
+              <w:t>________</w:t>
+            </w:r>
+          </w:p>
+        </w:tc>
+        <w:tc>
+          <w:tcPr>
+            <w:tcW w:type="dxa" w:w="2880"/>
+          </w:tcPr>
+          <w:p>
+            <w:r>
+              <w:rPr>
+                <w:b w:val="0"/>
+              </w:rPr>
+              <w:t>D-3일</w:t>
+            </w:r>
+          </w:p>
+        </w:tc>
+      </w:tr>
+      <w:tr>
+        <w:tc>
+          <w:tcPr>
+            <w:tcW w:type="dxa" w:w="2880"/>
+          </w:tcPr>
+          <w:p>
+            <w:r>
+              <w:rPr>
+                <w:b w:val="0"/>
+              </w:rPr>
+              <w:t>결과보고·개선사항 공유</w:t>
+            </w:r>
+          </w:p>
+        </w:tc>
+        <w:tc>
+          <w:tcPr>
+            <w:tcW w:type="dxa" w:w="2880"/>
+          </w:tcPr>
+          <w:p>
+            <w:r>
+              <w:rPr>
+                <w:b w:val="0"/>
+              </w:rPr>
+              <w:t>________</w:t>
+            </w:r>
+          </w:p>
+        </w:tc>
+        <w:tc>
+          <w:tcPr>
+            <w:tcW w:type="dxa" w:w="2880"/>
+          </w:tcPr>
+          <w:p>
+            <w:r>
+              <w:rPr>
+                <w:b w:val="0"/>
+              </w:rPr>
+              <w:t>D+7일</w:t>
+            </w:r>
+          </w:p>
+        </w:tc>
+      </w:tr>
+      <w:tr>
+        <w:tc>
+          <w:tcPr>
+            <w:tcW w:type="dxa" w:w="2880"/>
+          </w:tcPr>
+          <w:p>
+            <w:r>
+              <w:rPr>
+                <w:b w:val="0"/>
+              </w:rPr>
+              <w:t>신청서 등 개인정보 파기</w:t>
+            </w:r>
+          </w:p>
+        </w:tc>
+        <w:tc>
+          <w:tcPr>
+            <w:tcW w:type="dxa" w:w="2880"/>
+          </w:tcPr>
+          <w:p>
+            <w:r>
+              <w:rPr>
+                <w:b w:val="0"/>
+              </w:rPr>
+              <w:t>________</w:t>
+            </w:r>
+          </w:p>
+        </w:tc>
+        <w:tc>
+          <w:tcPr>
+            <w:tcW w:type="dxa" w:w="2880"/>
+          </w:tcPr>
+          <w:p>
+            <w:r>
+              <w:rPr>
+                <w:b w:val="0"/>
+              </w:rPr>
+              <w:t>안내한 보유기간 종료일 ________</w:t>
+            </w:r>
+          </w:p>
+        </w:tc>
+      </w:tr>
+    </w:tbl>
+    <w:p/>
+    <w:p>
+      <w:r>
+        <w:rPr>
+          <w:b w:val="0"/>
+        </w:rPr>
+        <w:t>붙임 1. 성탄 발표회 순서지 예시 1부.</w:t>
+      </w:r>
+    </w:p>
+    <w:p>
+      <w:r>
+        <w:rPr>
+          <w:b w:val="0"/>
+        </w:rPr>
+        <w:t>붙임 2. 성탄 발표회 부모 안내문 및 참가 신청서 1부.</w:t>
+      </w:r>
+    </w:p>
+    <w:p>
+      <w:pPr>
+        <w:pStyle w:val="Heading1"/>
+        <w:jc w:val="center"/>
+      </w:pPr>
+      <w:r>
+        <w:rPr>
+          <w:b w:val="0"/>
+        </w:rPr>
+        <w:t>[2026] (교회명) (유치부·아동부) 성탄 발표회 순서 안내</w:t>
       </w:r>
     </w:p>
     <w:tbl>
@@ -2747,7 +5545,7 @@
               <w:rPr>
                 <w:b/>
               </w:rPr>
-              <w:t>품목</w:t>
+              <w:t>작성일</w:t>
             </w:r>
           </w:p>
         </w:tc>
@@ -2760,7 +5558,7 @@
               <w:rPr>
                 <w:b/>
               </w:rPr>
-              <w:t>수량</w:t>
+              <w:t>작성자</w:t>
             </w:r>
           </w:p>
         </w:tc>
@@ -2773,7 +5571,7 @@
               <w:rPr>
                 <w:b/>
               </w:rPr>
-              <w:t>구입처</w:t>
+              <w:t>부서</w:t>
             </w:r>
           </w:p>
         </w:tc>
@@ -2786,7 +5584,7 @@
               <w:rPr>
                 <w:b/>
               </w:rPr>
-              <w:t>담당</w:t>
+              <w:t>문서 상태(초안/확정)</w:t>
             </w:r>
           </w:p>
         </w:tc>
@@ -2827,61 +5625,7 @@
               <w:rPr>
                 <w:b w:val="0"/>
               </w:rPr>
-              <w:t>________</w:t>
-            </w:r>
-          </w:p>
-        </w:tc>
-        <w:tc>
-          <w:tcPr>
-            <w:tcW w:type="dxa" w:w="2160"/>
-          </w:tcPr>
-          <w:p>
-            <w:r>
-              <w:rPr>
-                <w:b w:val="0"/>
-              </w:rPr>
-              <w:t>________</w:t>
-            </w:r>
-          </w:p>
-        </w:tc>
-      </w:tr>
-      <w:tr>
-        <w:tc>
-          <w:tcPr>
-            <w:tcW w:type="dxa" w:w="2160"/>
-          </w:tcPr>
-          <w:p>
-            <w:r>
-              <w:rPr>
-                <w:b w:val="0"/>
-              </w:rPr>
-              <w:t>________</w:t>
-            </w:r>
-          </w:p>
-        </w:tc>
-        <w:tc>
-          <w:tcPr>
-            <w:tcW w:type="dxa" w:w="2160"/>
-          </w:tcPr>
-          <w:p>
-            <w:r>
-              <w:rPr>
-                <w:b w:val="0"/>
-              </w:rPr>
-              <w:t>________</w:t>
-            </w:r>
-          </w:p>
-        </w:tc>
-        <w:tc>
-          <w:tcPr>
-            <w:tcW w:type="dxa" w:w="2160"/>
-          </w:tcPr>
-          <w:p>
-            <w:r>
-              <w:rPr>
-                <w:b w:val="0"/>
-              </w:rPr>
-              <w:t>________</w:t>
+              <w:t>유치부·아동부</w:t>
             </w:r>
           </w:p>
         </w:tc>
@@ -2901,758 +5645,6 @@
       </w:tr>
     </w:tbl>
     <w:p/>
-    <w:p>
-      <w:pPr>
-        <w:pStyle w:val="Heading1"/>
-        <w:jc w:val="center"/>
-      </w:pPr>
-      <w:r>
-        <w:rPr>
-          <w:b w:val="0"/>
-        </w:rPr>
-        <w:t>________년 (교회명) 성탄 발표회 순서지</w:t>
-      </w:r>
-    </w:p>
-    <w:p>
-      <w:r>
-        <w:rPr>
-          <w:b/>
-        </w:rPr>
-        <w:t>예수님 오심을 기뻐해요</w:t>
-      </w:r>
-    </w:p>
-    <w:p>
-      <w:pPr>
-        <w:pStyle w:val="ListBullet"/>
-      </w:pPr>
-      <w:r>
-        <w:rPr>
-          <w:b w:val="0"/>
-        </w:rPr>
-        <w:t>주제 말씀 : 누가복음 2:10~11</w:t>
-      </w:r>
-    </w:p>
-    <w:p>
-      <w:pPr>
-        <w:pStyle w:val="ListBullet"/>
-      </w:pPr>
-      <w:r>
-        <w:rPr>
-          <w:b w:val="0"/>
-        </w:rPr>
-        <w:t>일시 : ________년 ________월 ________일 ________시</w:t>
-      </w:r>
-    </w:p>
-    <w:p>
-      <w:pPr>
-        <w:pStyle w:val="ListBullet"/>
-      </w:pPr>
-      <w:r>
-        <w:rPr>
-          <w:b w:val="0"/>
-        </w:rPr>
-        <w:t>장소 : ________</w:t>
-      </w:r>
-    </w:p>
-    <w:p>
-      <w:pPr>
-        <w:pStyle w:val="ListBullet"/>
-      </w:pPr>
-      <w:r>
-        <w:rPr>
-          <w:b w:val="0"/>
-        </w:rPr>
-        <w:t>참여 : 유치부·아동부</w:t>
-      </w:r>
-    </w:p>
-    <w:p>
-      <w:pPr>
-        <w:pStyle w:val="ListBullet"/>
-      </w:pPr>
-      <w:r>
-        <w:rPr>
-          <w:b w:val="0"/>
-        </w:rPr>
-        <w:t>진행 : ________</w:t>
-      </w:r>
-    </w:p>
-    <w:tbl>
-      <w:tblPr>
-        <w:tblStyle w:val="TableGrid"/>
-        <w:tblW w:type="auto" w:w="0"/>
-        <w:tblLook w:firstColumn="1" w:firstRow="1" w:lastColumn="0" w:lastRow="0" w:noHBand="0" w:noVBand="1" w:val="04A0"/>
-      </w:tblPr>
-      <w:tblGrid>
-        <w:gridCol w:w="2880"/>
-        <w:gridCol w:w="2880"/>
-        <w:gridCol w:w="2880"/>
-      </w:tblGrid>
-      <w:tr>
-        <w:tc>
-          <w:tcPr>
-            <w:tcW w:type="dxa" w:w="2880"/>
-          </w:tcPr>
-          <w:p>
-            <w:r>
-              <w:rPr>
-                <w:b/>
-              </w:rPr>
-              <w:t>순서</w:t>
-            </w:r>
-          </w:p>
-        </w:tc>
-        <w:tc>
-          <w:tcPr>
-            <w:tcW w:type="dxa" w:w="2880"/>
-          </w:tcPr>
-          <w:p>
-            <w:r>
-              <w:rPr>
-                <w:b/>
-              </w:rPr>
-              <w:t>내용</w:t>
-            </w:r>
-          </w:p>
-        </w:tc>
-        <w:tc>
-          <w:tcPr>
-            <w:tcW w:type="dxa" w:w="2880"/>
-          </w:tcPr>
-          <w:p>
-            <w:r>
-              <w:rPr>
-                <w:b/>
-              </w:rPr>
-              <w:t>담당·출연</w:t>
-            </w:r>
-          </w:p>
-        </w:tc>
-      </w:tr>
-      <w:tr>
-        <w:tc>
-          <w:tcPr>
-            <w:tcW w:type="dxa" w:w="2880"/>
-          </w:tcPr>
-          <w:p>
-            <w:r>
-              <w:rPr>
-                <w:b w:val="0"/>
-              </w:rPr>
-              <w:t>1</w:t>
-            </w:r>
-          </w:p>
-        </w:tc>
-        <w:tc>
-          <w:tcPr>
-            <w:tcW w:type="dxa" w:w="2880"/>
-          </w:tcPr>
-          <w:p>
-            <w:r>
-              <w:rPr>
-                <w:b w:val="0"/>
-              </w:rPr>
-              <w:t>여는 찬양 : ________</w:t>
-            </w:r>
-          </w:p>
-        </w:tc>
-        <w:tc>
-          <w:tcPr>
-            <w:tcW w:type="dxa" w:w="2880"/>
-          </w:tcPr>
-          <w:p>
-            <w:r>
-              <w:rPr>
-                <w:b w:val="0"/>
-              </w:rPr>
-              <w:t>다 함께</w:t>
-            </w:r>
-          </w:p>
-        </w:tc>
-      </w:tr>
-      <w:tr>
-        <w:tc>
-          <w:tcPr>
-            <w:tcW w:type="dxa" w:w="2880"/>
-          </w:tcPr>
-          <w:p>
-            <w:r>
-              <w:rPr>
-                <w:b w:val="0"/>
-              </w:rPr>
-              <w:t>2</w:t>
-            </w:r>
-          </w:p>
-        </w:tc>
-        <w:tc>
-          <w:tcPr>
-            <w:tcW w:type="dxa" w:w="2880"/>
-          </w:tcPr>
-          <w:p>
-            <w:r>
-              <w:rPr>
-                <w:b w:val="0"/>
-              </w:rPr>
-              <w:t>기도</w:t>
-            </w:r>
-          </w:p>
-        </w:tc>
-        <w:tc>
-          <w:tcPr>
-            <w:tcW w:type="dxa" w:w="2880"/>
-          </w:tcPr>
-          <w:p>
-            <w:r>
-              <w:rPr>
-                <w:b w:val="0"/>
-              </w:rPr>
-              <w:t>________</w:t>
-            </w:r>
-          </w:p>
-        </w:tc>
-      </w:tr>
-      <w:tr>
-        <w:tc>
-          <w:tcPr>
-            <w:tcW w:type="dxa" w:w="2880"/>
-          </w:tcPr>
-          <w:p>
-            <w:r>
-              <w:rPr>
-                <w:b w:val="0"/>
-              </w:rPr>
-              <w:t>3</w:t>
-            </w:r>
-          </w:p>
-        </w:tc>
-        <w:tc>
-          <w:tcPr>
-            <w:tcW w:type="dxa" w:w="2880"/>
-          </w:tcPr>
-          <w:p>
-            <w:r>
-              <w:rPr>
-                <w:b w:val="0"/>
-              </w:rPr>
-              <w:t>성경 봉독 : 누가복음 2:10~11</w:t>
-            </w:r>
-          </w:p>
-        </w:tc>
-        <w:tc>
-          <w:tcPr>
-            <w:tcW w:type="dxa" w:w="2880"/>
-          </w:tcPr>
-          <w:p>
-            <w:r>
-              <w:rPr>
-                <w:b w:val="0"/>
-              </w:rPr>
-              <w:t>________</w:t>
-            </w:r>
-          </w:p>
-        </w:tc>
-      </w:tr>
-      <w:tr>
-        <w:tc>
-          <w:tcPr>
-            <w:tcW w:type="dxa" w:w="2880"/>
-          </w:tcPr>
-          <w:p>
-            <w:r>
-              <w:rPr>
-                <w:b w:val="0"/>
-              </w:rPr>
-              <w:t>4</w:t>
-            </w:r>
-          </w:p>
-        </w:tc>
-        <w:tc>
-          <w:tcPr>
-            <w:tcW w:type="dxa" w:w="2880"/>
-          </w:tcPr>
-          <w:p>
-            <w:r>
-              <w:rPr>
-                <w:b w:val="0"/>
-              </w:rPr>
-              <w:t>성탄 말씀 : ________</w:t>
-            </w:r>
-          </w:p>
-        </w:tc>
-        <w:tc>
-          <w:tcPr>
-            <w:tcW w:type="dxa" w:w="2880"/>
-          </w:tcPr>
-          <w:p>
-            <w:r>
-              <w:rPr>
-                <w:b w:val="0"/>
-              </w:rPr>
-              <w:t>________</w:t>
-            </w:r>
-          </w:p>
-        </w:tc>
-      </w:tr>
-      <w:tr>
-        <w:tc>
-          <w:tcPr>
-            <w:tcW w:type="dxa" w:w="2880"/>
-          </w:tcPr>
-          <w:p>
-            <w:r>
-              <w:rPr>
-                <w:b w:val="0"/>
-              </w:rPr>
-              <w:t>5</w:t>
-            </w:r>
-          </w:p>
-        </w:tc>
-        <w:tc>
-          <w:tcPr>
-            <w:tcW w:type="dxa" w:w="2880"/>
-          </w:tcPr>
-          <w:p>
-            <w:r>
-              <w:rPr>
-                <w:b w:val="0"/>
-              </w:rPr>
-              <w:t>율동 : ________</w:t>
-            </w:r>
-          </w:p>
-        </w:tc>
-        <w:tc>
-          <w:tcPr>
-            <w:tcW w:type="dxa" w:w="2880"/>
-          </w:tcPr>
-          <w:p>
-            <w:r>
-              <w:rPr>
-                <w:b w:val="0"/>
-              </w:rPr>
-              <w:t>유치부 ________반</w:t>
-            </w:r>
-          </w:p>
-        </w:tc>
-      </w:tr>
-      <w:tr>
-        <w:tc>
-          <w:tcPr>
-            <w:tcW w:type="dxa" w:w="2880"/>
-          </w:tcPr>
-          <w:p>
-            <w:r>
-              <w:rPr>
-                <w:b w:val="0"/>
-              </w:rPr>
-              <w:t>6</w:t>
-            </w:r>
-          </w:p>
-        </w:tc>
-        <w:tc>
-          <w:tcPr>
-            <w:tcW w:type="dxa" w:w="2880"/>
-          </w:tcPr>
-          <w:p>
-            <w:r>
-              <w:rPr>
-                <w:b w:val="0"/>
-              </w:rPr>
-              <w:t>찬양 : ________</w:t>
-            </w:r>
-          </w:p>
-        </w:tc>
-        <w:tc>
-          <w:tcPr>
-            <w:tcW w:type="dxa" w:w="2880"/>
-          </w:tcPr>
-          <w:p>
-            <w:r>
-              <w:rPr>
-                <w:b w:val="0"/>
-              </w:rPr>
-              <w:t>유치부 ________반</w:t>
-            </w:r>
-          </w:p>
-        </w:tc>
-      </w:tr>
-      <w:tr>
-        <w:tc>
-          <w:tcPr>
-            <w:tcW w:type="dxa" w:w="2880"/>
-          </w:tcPr>
-          <w:p>
-            <w:r>
-              <w:rPr>
-                <w:b w:val="0"/>
-              </w:rPr>
-              <w:t>7</w:t>
-            </w:r>
-          </w:p>
-        </w:tc>
-        <w:tc>
-          <w:tcPr>
-            <w:tcW w:type="dxa" w:w="2880"/>
-          </w:tcPr>
-          <w:p>
-            <w:r>
-              <w:rPr>
-                <w:b w:val="0"/>
-              </w:rPr>
-              <w:t>성극 : 예수님 탄생</w:t>
-            </w:r>
-          </w:p>
-        </w:tc>
-        <w:tc>
-          <w:tcPr>
-            <w:tcW w:type="dxa" w:w="2880"/>
-          </w:tcPr>
-          <w:p>
-            <w:r>
-              <w:rPr>
-                <w:b w:val="0"/>
-              </w:rPr>
-              <w:t>아동부 ________반</w:t>
-            </w:r>
-          </w:p>
-        </w:tc>
-      </w:tr>
-      <w:tr>
-        <w:tc>
-          <w:tcPr>
-            <w:tcW w:type="dxa" w:w="2880"/>
-          </w:tcPr>
-          <w:p>
-            <w:r>
-              <w:rPr>
-                <w:b w:val="0"/>
-              </w:rPr>
-              <w:t>8</w:t>
-            </w:r>
-          </w:p>
-        </w:tc>
-        <w:tc>
-          <w:tcPr>
-            <w:tcW w:type="dxa" w:w="2880"/>
-          </w:tcPr>
-          <w:p>
-            <w:r>
-              <w:rPr>
-                <w:b w:val="0"/>
-              </w:rPr>
-              <w:t>암송 : 누가복음 2:10~11</w:t>
-            </w:r>
-          </w:p>
-        </w:tc>
-        <w:tc>
-          <w:tcPr>
-            <w:tcW w:type="dxa" w:w="2880"/>
-          </w:tcPr>
-          <w:p>
-            <w:r>
-              <w:rPr>
-                <w:b w:val="0"/>
-              </w:rPr>
-              <w:t>아동부 ________반</w:t>
-            </w:r>
-          </w:p>
-        </w:tc>
-      </w:tr>
-      <w:tr>
-        <w:tc>
-          <w:tcPr>
-            <w:tcW w:type="dxa" w:w="2880"/>
-          </w:tcPr>
-          <w:p>
-            <w:r>
-              <w:rPr>
-                <w:b w:val="0"/>
-              </w:rPr>
-              <w:t>9</w:t>
-            </w:r>
-          </w:p>
-        </w:tc>
-        <w:tc>
-          <w:tcPr>
-            <w:tcW w:type="dxa" w:w="2880"/>
-          </w:tcPr>
-          <w:p>
-            <w:r>
-              <w:rPr>
-                <w:b w:val="0"/>
-              </w:rPr>
-              <w:t>함께 찬양 : ________</w:t>
-            </w:r>
-          </w:p>
-        </w:tc>
-        <w:tc>
-          <w:tcPr>
-            <w:tcW w:type="dxa" w:w="2880"/>
-          </w:tcPr>
-          <w:p>
-            <w:r>
-              <w:rPr>
-                <w:b w:val="0"/>
-              </w:rPr>
-              <w:t>다 함께</w:t>
-            </w:r>
-          </w:p>
-        </w:tc>
-      </w:tr>
-      <w:tr>
-        <w:tc>
-          <w:tcPr>
-            <w:tcW w:type="dxa" w:w="2880"/>
-          </w:tcPr>
-          <w:p>
-            <w:r>
-              <w:rPr>
-                <w:b w:val="0"/>
-              </w:rPr>
-              <w:t>10</w:t>
-            </w:r>
-          </w:p>
-        </w:tc>
-        <w:tc>
-          <w:tcPr>
-            <w:tcW w:type="dxa" w:w="2880"/>
-          </w:tcPr>
-          <w:p>
-            <w:r>
-              <w:rPr>
-                <w:b w:val="0"/>
-              </w:rPr>
-              <w:t>마침 기도·안내</w:t>
-            </w:r>
-          </w:p>
-        </w:tc>
-        <w:tc>
-          <w:tcPr>
-            <w:tcW w:type="dxa" w:w="2880"/>
-          </w:tcPr>
-          <w:p>
-            <w:r>
-              <w:rPr>
-                <w:b w:val="0"/>
-              </w:rPr>
-              <w:t>________</w:t>
-            </w:r>
-          </w:p>
-        </w:tc>
-      </w:tr>
-      <w:tr>
-        <w:tc>
-          <w:tcPr>
-            <w:tcW w:type="dxa" w:w="2880"/>
-          </w:tcPr>
-          <w:p>
-            <w:r>
-              <w:rPr>
-                <w:b w:val="0"/>
-              </w:rPr>
-              <w:t>11</w:t>
-            </w:r>
-          </w:p>
-        </w:tc>
-        <w:tc>
-          <w:tcPr>
-            <w:tcW w:type="dxa" w:w="2880"/>
-          </w:tcPr>
-          <w:p>
-            <w:r>
-              <w:rPr>
-                <w:b w:val="0"/>
-              </w:rPr>
-              <w:t>희망 가정 기념사진</w:t>
-            </w:r>
-          </w:p>
-        </w:tc>
-        <w:tc>
-          <w:tcPr>
-            <w:tcW w:type="dxa" w:w="2880"/>
-          </w:tcPr>
-          <w:p>
-            <w:r>
-              <w:rPr>
-                <w:b w:val="0"/>
-              </w:rPr>
-              <w:t>________</w:t>
-            </w:r>
-          </w:p>
-        </w:tc>
-      </w:tr>
-    </w:tbl>
-    <w:p/>
-    <w:p>
-      <w:r>
-        <w:rPr>
-          <w:b w:val="0"/>
-        </w:rPr>
-        <w:t>아이들이 천천히 하거나 실수해도 따뜻한 박수로 격려해 주세요.</w:t>
-      </w:r>
-    </w:p>
-    <w:p>
-      <w:r>
-        <w:rPr>
-          <w:b w:val="0"/>
-        </w:rPr>
-        <w:t>촬영은 지정된 자리에서 하시고, 다른 가정의 사진은 동의 없이 공개하지 말아 주세요.</w:t>
-      </w:r>
-    </w:p>
-    <w:p>
-      <w:pPr>
-        <w:pStyle w:val="Heading1"/>
-        <w:jc w:val="center"/>
-      </w:pPr>
-      <w:r>
-        <w:rPr>
-          <w:b w:val="0"/>
-        </w:rPr>
-        <w:t>(교회명) 유치부·아동부 성탄 발표회 부모 안내문</w:t>
-      </w:r>
-    </w:p>
-    <w:p>
-      <w:r>
-        <w:rPr>
-          <w:b w:val="0"/>
-        </w:rPr>
-        <w:t>보호자님께, 성탄의 기쁨이 가정에 함께하기를 바랍니다.</w:t>
-      </w:r>
-    </w:p>
-    <w:p>
-      <w:r>
-        <w:rPr>
-          <w:b w:val="0"/>
-        </w:rPr>
-        <w:t>아이들과 예수님의 탄생을 기뻐하는 성탄 발표회를 준비합니다.</w:t>
-      </w:r>
-    </w:p>
-    <w:p>
-      <w:r>
-        <w:rPr>
-          <w:b w:val="0"/>
-        </w:rPr>
-        <w:t>찬양과 율동, 성극과 암송으로 함께 마음을 모으려 합니다.</w:t>
-      </w:r>
-    </w:p>
-    <w:p>
-      <w:r>
-        <w:rPr>
-          <w:b w:val="0"/>
-        </w:rPr>
-        <w:t>연습은 주일 부서 활동 시간에 짧게 진행합니다.</w:t>
-      </w:r>
-    </w:p>
-    <w:p>
-      <w:r>
-        <w:rPr>
-          <w:b w:val="0"/>
-        </w:rPr>
-        <w:t>아이들이 즐겁게 참여하도록 가정에서도 따뜻하게 격려해 주세요.</w:t>
-      </w:r>
-    </w:p>
-    <w:p>
-      <w:r>
-        <w:rPr>
-          <w:b w:val="0"/>
-        </w:rPr>
-        <w:t>참가 여부와 도움이 필요한 내용을 회신해 주시면 준비에 반영하겠습니다.</w:t>
-      </w:r>
-    </w:p>
-    <w:p>
-      <w:r>
-        <w:rPr>
-          <w:b w:val="0"/>
-        </w:rPr>
-        <w:t>(부서명) 담당 ________ 드림</w:t>
-      </w:r>
-    </w:p>
-    <w:p>
-      <w:pPr>
-        <w:pStyle w:val="ListBullet"/>
-      </w:pPr>
-      <w:r>
-        <w:rPr>
-          <w:b w:val="0"/>
-        </w:rPr>
-        <w:t>표어 : 함께 기뻐하는 성탄</w:t>
-      </w:r>
-    </w:p>
-    <w:p>
-      <w:pPr>
-        <w:pStyle w:val="ListBullet"/>
-      </w:pPr>
-      <w:r>
-        <w:rPr>
-          <w:b w:val="0"/>
-        </w:rPr>
-        <w:t>주제 : 예수님 오심을 기뻐해요</w:t>
-      </w:r>
-    </w:p>
-    <w:p>
-      <w:pPr>
-        <w:pStyle w:val="ListBullet"/>
-      </w:pPr>
-      <w:r>
-        <w:rPr>
-          <w:b w:val="0"/>
-        </w:rPr>
-        <w:t>말씀 : 누가복음 2:10~11</w:t>
-      </w:r>
-    </w:p>
-    <w:p>
-      <w:pPr>
-        <w:pStyle w:val="ListBullet"/>
-      </w:pPr>
-      <w:r>
-        <w:rPr>
-          <w:b w:val="0"/>
-        </w:rPr>
-        <w:t>일시 : ________년 ________월 ________일 ________시</w:t>
-      </w:r>
-    </w:p>
-    <w:p>
-      <w:pPr>
-        <w:pStyle w:val="ListBullet"/>
-      </w:pPr>
-      <w:r>
-        <w:rPr>
-          <w:b w:val="0"/>
-        </w:rPr>
-        <w:t>장소 : ________</w:t>
-      </w:r>
-    </w:p>
-    <w:p>
-      <w:pPr>
-        <w:pStyle w:val="ListBullet"/>
-      </w:pPr>
-      <w:r>
-        <w:rPr>
-          <w:b w:val="0"/>
-        </w:rPr>
-        <w:t>연습 : ________월 ________일부터 매주 ________요일 ________시</w:t>
-      </w:r>
-    </w:p>
-    <w:p>
-      <w:pPr>
-        <w:pStyle w:val="ListBullet"/>
-      </w:pPr>
-      <w:r>
-        <w:rPr>
-          <w:b w:val="0"/>
-        </w:rPr>
-        <w:t>회신 기한 : ________월 ________일</w:t>
-      </w:r>
-    </w:p>
-    <w:p>
-      <w:pPr>
-        <w:pStyle w:val="ListBullet"/>
-      </w:pPr>
-      <w:r>
-        <w:rPr>
-          <w:b w:val="0"/>
-        </w:rPr>
-        <w:t>문의 : (부서명) 담당 ________ / 연락처 ________</w:t>
-      </w:r>
-    </w:p>
     <w:p>
       <w:pPr>
         <w:pStyle w:val="Heading2"/>
@@ -3661,7 +5653,7 @@
         <w:rPr>
           <w:b w:val="0"/>
         </w:rPr>
-        <w:t>시간표</w:t>
+        <w:t>1. 행사 안내</w:t>
       </w:r>
     </w:p>
     <w:tbl>
@@ -3684,7 +5676,7 @@
               <w:rPr>
                 <w:b/>
               </w:rPr>
-              <w:t>시간</w:t>
+              <w:t>항목</w:t>
             </w:r>
           </w:p>
         </w:tc>
@@ -3712,7 +5704,7 @@
               <w:rPr>
                 <w:b w:val="0"/>
               </w:rPr>
-              <w:t>13:20</w:t>
+              <w:t>일시</w:t>
             </w:r>
           </w:p>
         </w:tc>
@@ -3725,7 +5717,7 @@
               <w:rPr>
                 <w:b w:val="0"/>
               </w:rPr>
-              <w:t>학생 도착·의상 준비</w:t>
+              <w:t>________</w:t>
             </w:r>
           </w:p>
         </w:tc>
@@ -3740,7 +5732,7 @@
               <w:rPr>
                 <w:b w:val="0"/>
               </w:rPr>
-              <w:t>14:00</w:t>
+              <w:t>장소</w:t>
             </w:r>
           </w:p>
         </w:tc>
@@ -3753,7 +5745,7 @@
               <w:rPr>
                 <w:b w:val="0"/>
               </w:rPr>
-              <w:t>예배·성탄 발표회</w:t>
+              <w:t>________</w:t>
             </w:r>
           </w:p>
         </w:tc>
@@ -3768,7 +5760,7 @@
               <w:rPr>
                 <w:b w:val="0"/>
               </w:rPr>
-              <w:t>15:00</w:t>
+              <w:t>주제</w:t>
             </w:r>
           </w:p>
         </w:tc>
@@ -3781,7 +5773,7 @@
               <w:rPr>
                 <w:b w:val="0"/>
               </w:rPr>
-              <w:t>보호자 인계</w:t>
+              <w:t>예수님의 탄생을 함께 기뻐해요</w:t>
             </w:r>
           </w:p>
         </w:tc>
@@ -3796,7 +5788,7 @@
               <w:rPr>
                 <w:b w:val="0"/>
               </w:rPr>
-              <w:t>인계 장소</w:t>
+              <w:t>주제 말씀</w:t>
             </w:r>
           </w:p>
         </w:tc>
@@ -3809,7 +5801,35 @@
               <w:rPr>
                 <w:b w:val="0"/>
               </w:rPr>
-              <w:t>________</w:t>
+              <w:t>누가복음 2:11</w:t>
+            </w:r>
+          </w:p>
+        </w:tc>
+      </w:tr>
+      <w:tr>
+        <w:tc>
+          <w:tcPr>
+            <w:tcW w:type="dxa" w:w="4320"/>
+          </w:tcPr>
+          <w:p>
+            <w:r>
+              <w:rPr>
+                <w:b w:val="0"/>
+              </w:rPr>
+              <w:t>주관</w:t>
+            </w:r>
+          </w:p>
+        </w:tc>
+        <w:tc>
+          <w:tcPr>
+            <w:tcW w:type="dxa" w:w="4320"/>
+          </w:tcPr>
+          <w:p>
+            <w:r>
+              <w:rPr>
+                <w:b w:val="0"/>
+              </w:rPr>
+              <w:t>(교회명) 유치부·아동부</w:t>
             </w:r>
           </w:p>
         </w:tc>
@@ -3824,51 +5844,858 @@
         <w:rPr>
           <w:b w:val="0"/>
         </w:rPr>
-        <w:t>준비물</w:t>
+        <w:t>2. 순서 예시</w:t>
       </w:r>
     </w:p>
+    <w:tbl>
+      <w:tblPr>
+        <w:tblStyle w:val="TableGrid"/>
+        <w:tblW w:type="auto" w:w="0"/>
+        <w:tblLook w:firstColumn="1" w:firstRow="1" w:lastColumn="0" w:lastRow="0" w:noHBand="0" w:noVBand="1" w:val="04A0"/>
+      </w:tblPr>
+      <w:tblGrid>
+        <w:gridCol w:w="1728"/>
+        <w:gridCol w:w="1728"/>
+        <w:gridCol w:w="1728"/>
+        <w:gridCol w:w="1728"/>
+        <w:gridCol w:w="1728"/>
+      </w:tblGrid>
+      <w:tr>
+        <w:tc>
+          <w:tcPr>
+            <w:tcW w:type="dxa" w:w="1728"/>
+          </w:tcPr>
+          <w:p>
+            <w:r>
+              <w:rPr>
+                <w:b/>
+              </w:rPr>
+              <w:t>시간</w:t>
+            </w:r>
+          </w:p>
+        </w:tc>
+        <w:tc>
+          <w:tcPr>
+            <w:tcW w:type="dxa" w:w="1728"/>
+          </w:tcPr>
+          <w:p>
+            <w:r>
+              <w:rPr>
+                <w:b/>
+              </w:rPr>
+              <w:t>순서</w:t>
+            </w:r>
+          </w:p>
+        </w:tc>
+        <w:tc>
+          <w:tcPr>
+            <w:tcW w:type="dxa" w:w="1728"/>
+          </w:tcPr>
+          <w:p>
+            <w:r>
+              <w:rPr>
+                <w:b/>
+              </w:rPr>
+              <w:t>내용·발표 반</w:t>
+            </w:r>
+          </w:p>
+        </w:tc>
+        <w:tc>
+          <w:tcPr>
+            <w:tcW w:type="dxa" w:w="1728"/>
+          </w:tcPr>
+          <w:p>
+            <w:r>
+              <w:rPr>
+                <w:b/>
+              </w:rPr>
+              <w:t>담당</w:t>
+            </w:r>
+          </w:p>
+        </w:tc>
+        <w:tc>
+          <w:tcPr>
+            <w:tcW w:type="dxa" w:w="1728"/>
+          </w:tcPr>
+          <w:p>
+            <w:r>
+              <w:rPr>
+                <w:b/>
+              </w:rPr>
+              <w:t>완료 기한</w:t>
+            </w:r>
+          </w:p>
+        </w:tc>
+      </w:tr>
+      <w:tr>
+        <w:tc>
+          <w:tcPr>
+            <w:tcW w:type="dxa" w:w="1728"/>
+          </w:tcPr>
+          <w:p>
+            <w:r>
+              <w:rPr>
+                <w:b w:val="0"/>
+              </w:rPr>
+              <w:t>14:00~14:03</w:t>
+            </w:r>
+          </w:p>
+        </w:tc>
+        <w:tc>
+          <w:tcPr>
+            <w:tcW w:type="dxa" w:w="1728"/>
+          </w:tcPr>
+          <w:p>
+            <w:r>
+              <w:rPr>
+                <w:b w:val="0"/>
+              </w:rPr>
+              <w:t>시작 인사</w:t>
+            </w:r>
+          </w:p>
+        </w:tc>
+        <w:tc>
+          <w:tcPr>
+            <w:tcW w:type="dxa" w:w="1728"/>
+          </w:tcPr>
+          <w:p>
+            <w:r>
+              <w:rPr>
+                <w:b w:val="0"/>
+              </w:rPr>
+              <w:t>행사 소개·안전 안내</w:t>
+            </w:r>
+          </w:p>
+        </w:tc>
+        <w:tc>
+          <w:tcPr>
+            <w:tcW w:type="dxa" w:w="1728"/>
+          </w:tcPr>
+          <w:p>
+            <w:r>
+              <w:rPr>
+                <w:b w:val="0"/>
+              </w:rPr>
+              <w:t>________</w:t>
+            </w:r>
+          </w:p>
+        </w:tc>
+        <w:tc>
+          <w:tcPr>
+            <w:tcW w:type="dxa" w:w="1728"/>
+          </w:tcPr>
+          <w:p>
+            <w:r>
+              <w:rPr>
+                <w:b w:val="0"/>
+              </w:rPr>
+              <w:t>14:03</w:t>
+            </w:r>
+          </w:p>
+        </w:tc>
+      </w:tr>
+      <w:tr>
+        <w:tc>
+          <w:tcPr>
+            <w:tcW w:type="dxa" w:w="1728"/>
+          </w:tcPr>
+          <w:p>
+            <w:r>
+              <w:rPr>
+                <w:b w:val="0"/>
+              </w:rPr>
+              <w:t>14:03~14:06</w:t>
+            </w:r>
+          </w:p>
+        </w:tc>
+        <w:tc>
+          <w:tcPr>
+            <w:tcW w:type="dxa" w:w="1728"/>
+          </w:tcPr>
+          <w:p>
+            <w:r>
+              <w:rPr>
+                <w:b w:val="0"/>
+              </w:rPr>
+              <w:t>기도</w:t>
+            </w:r>
+          </w:p>
+        </w:tc>
+        <w:tc>
+          <w:tcPr>
+            <w:tcW w:type="dxa" w:w="1728"/>
+          </w:tcPr>
+          <w:p>
+            <w:r>
+              <w:rPr>
+                <w:b w:val="0"/>
+              </w:rPr>
+              <w:t>감사와 축복의 기도</w:t>
+            </w:r>
+          </w:p>
+        </w:tc>
+        <w:tc>
+          <w:tcPr>
+            <w:tcW w:type="dxa" w:w="1728"/>
+          </w:tcPr>
+          <w:p>
+            <w:r>
+              <w:rPr>
+                <w:b w:val="0"/>
+              </w:rPr>
+              <w:t>________</w:t>
+            </w:r>
+          </w:p>
+        </w:tc>
+        <w:tc>
+          <w:tcPr>
+            <w:tcW w:type="dxa" w:w="1728"/>
+          </w:tcPr>
+          <w:p>
+            <w:r>
+              <w:rPr>
+                <w:b w:val="0"/>
+              </w:rPr>
+              <w:t>14:06</w:t>
+            </w:r>
+          </w:p>
+        </w:tc>
+      </w:tr>
+      <w:tr>
+        <w:tc>
+          <w:tcPr>
+            <w:tcW w:type="dxa" w:w="1728"/>
+          </w:tcPr>
+          <w:p>
+            <w:r>
+              <w:rPr>
+                <w:b w:val="0"/>
+              </w:rPr>
+              <w:t>14:06~14:11</w:t>
+            </w:r>
+          </w:p>
+        </w:tc>
+        <w:tc>
+          <w:tcPr>
+            <w:tcW w:type="dxa" w:w="1728"/>
+          </w:tcPr>
+          <w:p>
+            <w:r>
+              <w:rPr>
+                <w:b w:val="0"/>
+              </w:rPr>
+              <w:t>율동</w:t>
+            </w:r>
+          </w:p>
+        </w:tc>
+        <w:tc>
+          <w:tcPr>
+            <w:tcW w:type="dxa" w:w="1728"/>
+          </w:tcPr>
+          <w:p>
+            <w:r>
+              <w:rPr>
+                <w:b w:val="0"/>
+              </w:rPr>
+              <w:t>________반 / ________</w:t>
+            </w:r>
+          </w:p>
+        </w:tc>
+        <w:tc>
+          <w:tcPr>
+            <w:tcW w:type="dxa" w:w="1728"/>
+          </w:tcPr>
+          <w:p>
+            <w:r>
+              <w:rPr>
+                <w:b w:val="0"/>
+              </w:rPr>
+              <w:t>________</w:t>
+            </w:r>
+          </w:p>
+        </w:tc>
+        <w:tc>
+          <w:tcPr>
+            <w:tcW w:type="dxa" w:w="1728"/>
+          </w:tcPr>
+          <w:p>
+            <w:r>
+              <w:rPr>
+                <w:b w:val="0"/>
+              </w:rPr>
+              <w:t>14:11</w:t>
+            </w:r>
+          </w:p>
+        </w:tc>
+      </w:tr>
+      <w:tr>
+        <w:tc>
+          <w:tcPr>
+            <w:tcW w:type="dxa" w:w="1728"/>
+          </w:tcPr>
+          <w:p>
+            <w:r>
+              <w:rPr>
+                <w:b w:val="0"/>
+              </w:rPr>
+              <w:t>14:11~14:17</w:t>
+            </w:r>
+          </w:p>
+        </w:tc>
+        <w:tc>
+          <w:tcPr>
+            <w:tcW w:type="dxa" w:w="1728"/>
+          </w:tcPr>
+          <w:p>
+            <w:r>
+              <w:rPr>
+                <w:b w:val="0"/>
+              </w:rPr>
+              <w:t>찬양</w:t>
+            </w:r>
+          </w:p>
+        </w:tc>
+        <w:tc>
+          <w:tcPr>
+            <w:tcW w:type="dxa" w:w="1728"/>
+          </w:tcPr>
+          <w:p>
+            <w:r>
+              <w:rPr>
+                <w:b w:val="0"/>
+              </w:rPr>
+              <w:t>________반 / ________</w:t>
+            </w:r>
+          </w:p>
+        </w:tc>
+        <w:tc>
+          <w:tcPr>
+            <w:tcW w:type="dxa" w:w="1728"/>
+          </w:tcPr>
+          <w:p>
+            <w:r>
+              <w:rPr>
+                <w:b w:val="0"/>
+              </w:rPr>
+              <w:t>________</w:t>
+            </w:r>
+          </w:p>
+        </w:tc>
+        <w:tc>
+          <w:tcPr>
+            <w:tcW w:type="dxa" w:w="1728"/>
+          </w:tcPr>
+          <w:p>
+            <w:r>
+              <w:rPr>
+                <w:b w:val="0"/>
+              </w:rPr>
+              <w:t>14:17</w:t>
+            </w:r>
+          </w:p>
+        </w:tc>
+      </w:tr>
+      <w:tr>
+        <w:tc>
+          <w:tcPr>
+            <w:tcW w:type="dxa" w:w="1728"/>
+          </w:tcPr>
+          <w:p>
+            <w:r>
+              <w:rPr>
+                <w:b w:val="0"/>
+              </w:rPr>
+              <w:t>14:17~14:27</w:t>
+            </w:r>
+          </w:p>
+        </w:tc>
+        <w:tc>
+          <w:tcPr>
+            <w:tcW w:type="dxa" w:w="1728"/>
+          </w:tcPr>
+          <w:p>
+            <w:r>
+              <w:rPr>
+                <w:b w:val="0"/>
+              </w:rPr>
+              <w:t>성극</w:t>
+            </w:r>
+          </w:p>
+        </w:tc>
+        <w:tc>
+          <w:tcPr>
+            <w:tcW w:type="dxa" w:w="1728"/>
+          </w:tcPr>
+          <w:p>
+            <w:r>
+              <w:rPr>
+                <w:b w:val="0"/>
+              </w:rPr>
+              <w:t>________반 / ________</w:t>
+            </w:r>
+          </w:p>
+        </w:tc>
+        <w:tc>
+          <w:tcPr>
+            <w:tcW w:type="dxa" w:w="1728"/>
+          </w:tcPr>
+          <w:p>
+            <w:r>
+              <w:rPr>
+                <w:b w:val="0"/>
+              </w:rPr>
+              <w:t>________</w:t>
+            </w:r>
+          </w:p>
+        </w:tc>
+        <w:tc>
+          <w:tcPr>
+            <w:tcW w:type="dxa" w:w="1728"/>
+          </w:tcPr>
+          <w:p>
+            <w:r>
+              <w:rPr>
+                <w:b w:val="0"/>
+              </w:rPr>
+              <w:t>14:27</w:t>
+            </w:r>
+          </w:p>
+        </w:tc>
+      </w:tr>
+      <w:tr>
+        <w:tc>
+          <w:tcPr>
+            <w:tcW w:type="dxa" w:w="1728"/>
+          </w:tcPr>
+          <w:p>
+            <w:r>
+              <w:rPr>
+                <w:b w:val="0"/>
+              </w:rPr>
+              <w:t>14:27~14:32</w:t>
+            </w:r>
+          </w:p>
+        </w:tc>
+        <w:tc>
+          <w:tcPr>
+            <w:tcW w:type="dxa" w:w="1728"/>
+          </w:tcPr>
+          <w:p>
+            <w:r>
+              <w:rPr>
+                <w:b w:val="0"/>
+              </w:rPr>
+              <w:t>암송</w:t>
+            </w:r>
+          </w:p>
+        </w:tc>
+        <w:tc>
+          <w:tcPr>
+            <w:tcW w:type="dxa" w:w="1728"/>
+          </w:tcPr>
+          <w:p>
+            <w:r>
+              <w:rPr>
+                <w:b w:val="0"/>
+              </w:rPr>
+              <w:t>________반 / 장절 ________</w:t>
+            </w:r>
+          </w:p>
+        </w:tc>
+        <w:tc>
+          <w:tcPr>
+            <w:tcW w:type="dxa" w:w="1728"/>
+          </w:tcPr>
+          <w:p>
+            <w:r>
+              <w:rPr>
+                <w:b w:val="0"/>
+              </w:rPr>
+              <w:t>________</w:t>
+            </w:r>
+          </w:p>
+        </w:tc>
+        <w:tc>
+          <w:tcPr>
+            <w:tcW w:type="dxa" w:w="1728"/>
+          </w:tcPr>
+          <w:p>
+            <w:r>
+              <w:rPr>
+                <w:b w:val="0"/>
+              </w:rPr>
+              <w:t>14:32</w:t>
+            </w:r>
+          </w:p>
+        </w:tc>
+      </w:tr>
+      <w:tr>
+        <w:tc>
+          <w:tcPr>
+            <w:tcW w:type="dxa" w:w="1728"/>
+          </w:tcPr>
+          <w:p>
+            <w:r>
+              <w:rPr>
+                <w:b w:val="0"/>
+              </w:rPr>
+              <w:t>14:32~14:37</w:t>
+            </w:r>
+          </w:p>
+        </w:tc>
+        <w:tc>
+          <w:tcPr>
+            <w:tcW w:type="dxa" w:w="1728"/>
+          </w:tcPr>
+          <w:p>
+            <w:r>
+              <w:rPr>
+                <w:b w:val="0"/>
+              </w:rPr>
+              <w:t>함께 찬양</w:t>
+            </w:r>
+          </w:p>
+        </w:tc>
+        <w:tc>
+          <w:tcPr>
+            <w:tcW w:type="dxa" w:w="1728"/>
+          </w:tcPr>
+          <w:p>
+            <w:r>
+              <w:rPr>
+                <w:b w:val="0"/>
+              </w:rPr>
+              <w:t>곡명 ________</w:t>
+            </w:r>
+          </w:p>
+        </w:tc>
+        <w:tc>
+          <w:tcPr>
+            <w:tcW w:type="dxa" w:w="1728"/>
+          </w:tcPr>
+          <w:p>
+            <w:r>
+              <w:rPr>
+                <w:b w:val="0"/>
+              </w:rPr>
+              <w:t>________</w:t>
+            </w:r>
+          </w:p>
+        </w:tc>
+        <w:tc>
+          <w:tcPr>
+            <w:tcW w:type="dxa" w:w="1728"/>
+          </w:tcPr>
+          <w:p>
+            <w:r>
+              <w:rPr>
+                <w:b w:val="0"/>
+              </w:rPr>
+              <w:t>14:37</w:t>
+            </w:r>
+          </w:p>
+        </w:tc>
+      </w:tr>
+      <w:tr>
+        <w:tc>
+          <w:tcPr>
+            <w:tcW w:type="dxa" w:w="1728"/>
+          </w:tcPr>
+          <w:p>
+            <w:r>
+              <w:rPr>
+                <w:b w:val="0"/>
+              </w:rPr>
+              <w:t>14:37~14:40</w:t>
+            </w:r>
+          </w:p>
+        </w:tc>
+        <w:tc>
+          <w:tcPr>
+            <w:tcW w:type="dxa" w:w="1728"/>
+          </w:tcPr>
+          <w:p>
+            <w:r>
+              <w:rPr>
+                <w:b w:val="0"/>
+              </w:rPr>
+              <w:t>마침 기도·귀가 안내</w:t>
+            </w:r>
+          </w:p>
+        </w:tc>
+        <w:tc>
+          <w:tcPr>
+            <w:tcW w:type="dxa" w:w="1728"/>
+          </w:tcPr>
+          <w:p>
+            <w:r>
+              <w:rPr>
+                <w:b w:val="0"/>
+              </w:rPr>
+              <w:t>반별 보호자 인계 안내</w:t>
+            </w:r>
+          </w:p>
+        </w:tc>
+        <w:tc>
+          <w:tcPr>
+            <w:tcW w:type="dxa" w:w="1728"/>
+          </w:tcPr>
+          <w:p>
+            <w:r>
+              <w:rPr>
+                <w:b w:val="0"/>
+              </w:rPr>
+              <w:t>________</w:t>
+            </w:r>
+          </w:p>
+        </w:tc>
+        <w:tc>
+          <w:tcPr>
+            <w:tcW w:type="dxa" w:w="1728"/>
+          </w:tcPr>
+          <w:p>
+            <w:r>
+              <w:rPr>
+                <w:b w:val="0"/>
+              </w:rPr>
+              <w:t>14:40</w:t>
+            </w:r>
+          </w:p>
+        </w:tc>
+      </w:tr>
+    </w:tbl>
+    <w:p/>
     <w:p>
       <w:pPr>
-        <w:pStyle w:val="ListBullet"/>
+        <w:pStyle w:val="Heading2"/>
       </w:pPr>
       <w:r>
         <w:rPr>
           <w:b w:val="0"/>
         </w:rPr>
-        <w:t>흰 상의, 편한 하의, 미끄럽지 않은 신발, 이름을 적은 물병</w:t>
+        <w:t>3. 관람 안내</w:t>
+      </w:r>
+    </w:p>
+    <w:p>
+      <w:r>
+        <w:rPr>
+          <w:b w:val="0"/>
+        </w:rPr>
+        <w:t>가. 아동이 긴장하거나 잠시 멈추더라도 따뜻하게 기다려 주시기 바랍니다.</w:t>
+      </w:r>
+    </w:p>
+    <w:p>
+      <w:r>
+        <w:rPr>
+          <w:b w:val="0"/>
+        </w:rPr>
+        <w:t>나. 촬영 시 통로와 비상구를 비워 주시고, 다른 가정 아동의 사진·영상은 동의 없이 게시하지 않도록 협조해 주시기 바랍니다.</w:t>
+      </w:r>
+    </w:p>
+    <w:p>
+      <w:r>
+        <w:rPr>
+          <w:b w:val="0"/>
+        </w:rPr>
+        <w:t>다. 종료 후 지정된 인계 장소에서 담당 교사의 확인을 받고 아동과 함께 귀가해 주시기 바랍니다. 인계 담당: ________ / 완료 기한: 15:00.</w:t>
+      </w:r>
+    </w:p>
+    <w:p>
+      <w:r>
+        <w:rPr>
+          <w:b w:val="0"/>
+        </w:rPr>
+        <w:t>발신 부서: (교회명) 유치부·아동부 / 담당: ________ / 문의처: ________.</w:t>
+      </w:r>
+    </w:p>
+    <w:p>
+      <w:r>
+        <w:rPr>
+          <w:b w:val="0"/>
+        </w:rPr>
+        <w:t>끝.</w:t>
       </w:r>
     </w:p>
     <w:p>
       <w:pPr>
-        <w:pStyle w:val="ListBullet"/>
+        <w:pStyle w:val="Heading1"/>
+        <w:jc w:val="center"/>
       </w:pPr>
       <w:r>
         <w:rPr>
           <w:b w:val="0"/>
         </w:rPr>
-        <w:t>역할별 추가 준비물 : ________</w:t>
+        <w:t>[2026] (교회명) (유치부·아동부) 성탄 발표회 부모 안내</w:t>
       </w:r>
     </w:p>
+    <w:tbl>
+      <w:tblPr>
+        <w:tblStyle w:val="TableGrid"/>
+        <w:tblW w:type="auto" w:w="0"/>
+        <w:tblLook w:firstColumn="1" w:firstRow="1" w:lastColumn="0" w:lastRow="0" w:noHBand="0" w:noVBand="1" w:val="04A0"/>
+      </w:tblPr>
+      <w:tblGrid>
+        <w:gridCol w:w="2160"/>
+        <w:gridCol w:w="2160"/>
+        <w:gridCol w:w="2160"/>
+        <w:gridCol w:w="2160"/>
+      </w:tblGrid>
+      <w:tr>
+        <w:tc>
+          <w:tcPr>
+            <w:tcW w:type="dxa" w:w="2160"/>
+          </w:tcPr>
+          <w:p>
+            <w:r>
+              <w:rPr>
+                <w:b/>
+              </w:rPr>
+              <w:t>작성일</w:t>
+            </w:r>
+          </w:p>
+        </w:tc>
+        <w:tc>
+          <w:tcPr>
+            <w:tcW w:type="dxa" w:w="2160"/>
+          </w:tcPr>
+          <w:p>
+            <w:r>
+              <w:rPr>
+                <w:b/>
+              </w:rPr>
+              <w:t>작성자</w:t>
+            </w:r>
+          </w:p>
+        </w:tc>
+        <w:tc>
+          <w:tcPr>
+            <w:tcW w:type="dxa" w:w="2160"/>
+          </w:tcPr>
+          <w:p>
+            <w:r>
+              <w:rPr>
+                <w:b/>
+              </w:rPr>
+              <w:t>부서</w:t>
+            </w:r>
+          </w:p>
+        </w:tc>
+        <w:tc>
+          <w:tcPr>
+            <w:tcW w:type="dxa" w:w="2160"/>
+          </w:tcPr>
+          <w:p>
+            <w:r>
+              <w:rPr>
+                <w:b/>
+              </w:rPr>
+              <w:t>문서 상태(초안/확정)</w:t>
+            </w:r>
+          </w:p>
+        </w:tc>
+      </w:tr>
+      <w:tr>
+        <w:tc>
+          <w:tcPr>
+            <w:tcW w:type="dxa" w:w="2160"/>
+          </w:tcPr>
+          <w:p>
+            <w:r>
+              <w:rPr>
+                <w:b w:val="0"/>
+              </w:rPr>
+              <w:t>________</w:t>
+            </w:r>
+          </w:p>
+        </w:tc>
+        <w:tc>
+          <w:tcPr>
+            <w:tcW w:type="dxa" w:w="2160"/>
+          </w:tcPr>
+          <w:p>
+            <w:r>
+              <w:rPr>
+                <w:b w:val="0"/>
+              </w:rPr>
+              <w:t>________</w:t>
+            </w:r>
+          </w:p>
+        </w:tc>
+        <w:tc>
+          <w:tcPr>
+            <w:tcW w:type="dxa" w:w="2160"/>
+          </w:tcPr>
+          <w:p>
+            <w:r>
+              <w:rPr>
+                <w:b w:val="0"/>
+              </w:rPr>
+              <w:t>유치부·아동부</w:t>
+            </w:r>
+          </w:p>
+        </w:tc>
+        <w:tc>
+          <w:tcPr>
+            <w:tcW w:type="dxa" w:w="2160"/>
+          </w:tcPr>
+          <w:p>
+            <w:r>
+              <w:rPr>
+                <w:b w:val="0"/>
+              </w:rPr>
+              <w:t>________</w:t>
+            </w:r>
+          </w:p>
+        </w:tc>
+      </w:tr>
+    </w:tbl>
+    <w:p/>
     <w:p>
-      <w:pPr>
-        <w:pStyle w:val="ListBullet"/>
-      </w:pPr>
       <w:r>
         <w:rPr>
           <w:b w:val="0"/>
         </w:rPr>
-        <w:t>새 의상 구입은 필요하지 않습니다. 준비가 어려우면 담당자에게 알려 주세요.</w:t>
+        <w:t>(교회명) 유치부·아동부</w:t>
       </w:r>
     </w:p>
     <w:p>
-      <w:pPr>
-        <w:pStyle w:val="ListBullet"/>
-      </w:pPr>
       <w:r>
         <w:rPr>
           <w:b w:val="0"/>
         </w:rPr>
-        <w:t>결석·늦은 도착·인계자 변경 시 담당자에게 미리 연락해 주세요.</w:t>
+        <w:t>보호자님 가정에 하나님의 평안이 함께하시기를 기도합니다.</w:t>
+      </w:r>
+    </w:p>
+    <w:p>
+      <w:r>
+        <w:rPr>
+          <w:b w:val="0"/>
+        </w:rPr>
+        <w:t>우리 부서는 예수님의 탄생을 기뻐하며 성탄 발표회를 준비합니다.</w:t>
+      </w:r>
+    </w:p>
+    <w:p>
+      <w:r>
+        <w:rPr>
+          <w:b w:val="0"/>
+        </w:rPr>
+        <w:t>아동들은 연령과 참여 의사에 맞추어 율동·찬양·성극·암송에 참여합니다.</w:t>
+      </w:r>
+    </w:p>
+    <w:p>
+      <w:r>
+        <w:rPr>
+          <w:b w:val="0"/>
+        </w:rPr>
+        <w:t>발표를 준비하는 과정에서 서로 돕고 감사하는 마음을 배우도록 지도합니다.</w:t>
+      </w:r>
+    </w:p>
+    <w:p>
+      <w:r>
+        <w:rPr>
+          <w:b w:val="0"/>
+        </w:rPr>
+        <w:t>아래 일정을 확인하시고 참가 신청서를 기한 내 제출해 주시기 바랍니다.</w:t>
       </w:r>
     </w:p>
     <w:p>
@@ -3879,7 +6706,226 @@
         <w:rPr>
           <w:b w:val="0"/>
         </w:rPr>
-        <w:t>회신서</w:t>
+        <w:t>1. 개요</w:t>
+      </w:r>
+    </w:p>
+    <w:tbl>
+      <w:tblPr>
+        <w:tblStyle w:val="TableGrid"/>
+        <w:tblW w:type="auto" w:w="0"/>
+        <w:tblLook w:firstColumn="1" w:firstRow="1" w:lastColumn="0" w:lastRow="0" w:noHBand="0" w:noVBand="1" w:val="04A0"/>
+      </w:tblPr>
+      <w:tblGrid>
+        <w:gridCol w:w="4320"/>
+        <w:gridCol w:w="4320"/>
+      </w:tblGrid>
+      <w:tr>
+        <w:tc>
+          <w:tcPr>
+            <w:tcW w:type="dxa" w:w="4320"/>
+          </w:tcPr>
+          <w:p>
+            <w:r>
+              <w:rPr>
+                <w:b/>
+              </w:rPr>
+              <w:t>항목</w:t>
+            </w:r>
+          </w:p>
+        </w:tc>
+        <w:tc>
+          <w:tcPr>
+            <w:tcW w:type="dxa" w:w="4320"/>
+          </w:tcPr>
+          <w:p>
+            <w:r>
+              <w:rPr>
+                <w:b/>
+              </w:rPr>
+              <w:t>내용</w:t>
+            </w:r>
+          </w:p>
+        </w:tc>
+      </w:tr>
+      <w:tr>
+        <w:tc>
+          <w:tcPr>
+            <w:tcW w:type="dxa" w:w="4320"/>
+          </w:tcPr>
+          <w:p>
+            <w:r>
+              <w:rPr>
+                <w:b w:val="0"/>
+              </w:rPr>
+              <w:t>행사 일시</w:t>
+            </w:r>
+          </w:p>
+        </w:tc>
+        <w:tc>
+          <w:tcPr>
+            <w:tcW w:type="dxa" w:w="4320"/>
+          </w:tcPr>
+          <w:p>
+            <w:r>
+              <w:rPr>
+                <w:b w:val="0"/>
+              </w:rPr>
+              <w:t>________</w:t>
+            </w:r>
+          </w:p>
+        </w:tc>
+      </w:tr>
+      <w:tr>
+        <w:tc>
+          <w:tcPr>
+            <w:tcW w:type="dxa" w:w="4320"/>
+          </w:tcPr>
+          <w:p>
+            <w:r>
+              <w:rPr>
+                <w:b w:val="0"/>
+              </w:rPr>
+              <w:t>모이는 시각·장소</w:t>
+            </w:r>
+          </w:p>
+        </w:tc>
+        <w:tc>
+          <w:tcPr>
+            <w:tcW w:type="dxa" w:w="4320"/>
+          </w:tcPr>
+          <w:p>
+            <w:r>
+              <w:rPr>
+                <w:b w:val="0"/>
+              </w:rPr>
+              <w:t>________</w:t>
+            </w:r>
+          </w:p>
+        </w:tc>
+      </w:tr>
+      <w:tr>
+        <w:tc>
+          <w:tcPr>
+            <w:tcW w:type="dxa" w:w="4320"/>
+          </w:tcPr>
+          <w:p>
+            <w:r>
+              <w:rPr>
+                <w:b w:val="0"/>
+              </w:rPr>
+              <w:t>발표 장소</w:t>
+            </w:r>
+          </w:p>
+        </w:tc>
+        <w:tc>
+          <w:tcPr>
+            <w:tcW w:type="dxa" w:w="4320"/>
+          </w:tcPr>
+          <w:p>
+            <w:r>
+              <w:rPr>
+                <w:b w:val="0"/>
+              </w:rPr>
+              <w:t>________</w:t>
+            </w:r>
+          </w:p>
+        </w:tc>
+      </w:tr>
+      <w:tr>
+        <w:tc>
+          <w:tcPr>
+            <w:tcW w:type="dxa" w:w="4320"/>
+          </w:tcPr>
+          <w:p>
+            <w:r>
+              <w:rPr>
+                <w:b w:val="0"/>
+              </w:rPr>
+              <w:t>대상</w:t>
+            </w:r>
+          </w:p>
+        </w:tc>
+        <w:tc>
+          <w:tcPr>
+            <w:tcW w:type="dxa" w:w="4320"/>
+          </w:tcPr>
+          <w:p>
+            <w:r>
+              <w:rPr>
+                <w:b w:val="0"/>
+              </w:rPr>
+              <w:t>유치부·아동부 아동 및 보호자</w:t>
+            </w:r>
+          </w:p>
+        </w:tc>
+      </w:tr>
+      <w:tr>
+        <w:tc>
+          <w:tcPr>
+            <w:tcW w:type="dxa" w:w="4320"/>
+          </w:tcPr>
+          <w:p>
+            <w:r>
+              <w:rPr>
+                <w:b w:val="0"/>
+              </w:rPr>
+              <w:t>참가비</w:t>
+            </w:r>
+          </w:p>
+        </w:tc>
+        <w:tc>
+          <w:tcPr>
+            <w:tcW w:type="dxa" w:w="4320"/>
+          </w:tcPr>
+          <w:p>
+            <w:r>
+              <w:rPr>
+                <w:b w:val="0"/>
+              </w:rPr>
+              <w:t>금________원(금________원) / 무료인 경우 ‘무료’ 기재</w:t>
+            </w:r>
+          </w:p>
+        </w:tc>
+      </w:tr>
+      <w:tr>
+        <w:tc>
+          <w:tcPr>
+            <w:tcW w:type="dxa" w:w="4320"/>
+          </w:tcPr>
+          <w:p>
+            <w:r>
+              <w:rPr>
+                <w:b w:val="0"/>
+              </w:rPr>
+              <w:t>연습 일정</w:t>
+            </w:r>
+          </w:p>
+        </w:tc>
+        <w:tc>
+          <w:tcPr>
+            <w:tcW w:type="dxa" w:w="4320"/>
+          </w:tcPr>
+          <w:p>
+            <w:r>
+              <w:rPr>
+                <w:b w:val="0"/>
+              </w:rPr>
+              <w:t>________ / 일정 안내 담당: ________ / 안내 기한: ________</w:t>
+            </w:r>
+          </w:p>
+        </w:tc>
+      </w:tr>
+    </w:tbl>
+    <w:p/>
+    <w:p>
+      <w:pPr>
+        <w:pStyle w:val="Heading2"/>
+      </w:pPr>
+      <w:r>
+        <w:rPr>
+          <w:b w:val="0"/>
+        </w:rPr>
+        <w:t>2. 준비물</w:t>
       </w:r>
     </w:p>
     <w:p>
@@ -3887,7 +6933,7 @@
         <w:rPr>
           <w:b w:val="0"/>
         </w:rPr>
-        <w:t>-------------------- 절취선 --------------------</w:t>
+        <w:t>가. 활동하기 편한 옷, 미끄럽지 않은 신발, 개인 물병을 준비해 주시기 바랍니다.</w:t>
       </w:r>
     </w:p>
     <w:p>
@@ -3895,7 +6941,7 @@
         <w:rPr>
           <w:b w:val="0"/>
         </w:rPr>
-        <w:t>참가 여부 : □ 참가　□ 불참　□ 상담 필요</w:t>
+        <w:t>나. 반별 의상·추가 준비물은 ________입니다. 준비 안내 담당: ________ / 준비 기한: ________.</w:t>
       </w:r>
     </w:p>
     <w:p>
@@ -3903,7 +6949,18 @@
         <w:rPr>
           <w:b w:val="0"/>
         </w:rPr>
-        <w:t>학생 이름 : ________　부서·반 : ________</w:t>
+        <w:t>다. 귀중품은 가정에 보관해 주시고, 개인 물품에는 이름을 표시해 주시기 바랍니다.</w:t>
+      </w:r>
+    </w:p>
+    <w:p>
+      <w:pPr>
+        <w:pStyle w:val="Heading2"/>
+      </w:pPr>
+      <w:r>
+        <w:rPr>
+          <w:b w:val="0"/>
+        </w:rPr>
+        <w:t>3. 이동·귀가</w:t>
       </w:r>
     </w:p>
     <w:p>
@@ -3911,7 +6968,7 @@
         <w:rPr>
           <w:b w:val="0"/>
         </w:rPr>
-        <w:t>보호자 서명 : ________　연락처 : ________</w:t>
+        <w:t>가. 등원은 보호자 동행을 원칙으로 하며, 도착 후 담당 교사에게 아동을 인계해 주시기 바랍니다. 접수 담당: ________ / 접수 완료 시각: ________.</w:t>
       </w:r>
     </w:p>
     <w:p>
@@ -3919,7 +6976,7 @@
         <w:rPr>
           <w:b w:val="0"/>
         </w:rPr>
-        <w:t>귀가 시 인계받을 보호자 : ________　학생과의 관계 : ________</w:t>
+        <w:t>나. 종료 후 ________에서 지정 보호자에게 직접 인계합니다. 인계 담당: ________ / 인계 완료 시각: ________.</w:t>
       </w:r>
     </w:p>
     <w:p>
@@ -3927,7 +6984,18 @@
         <w:rPr>
           <w:b w:val="0"/>
         </w:rPr>
-        <w:t>참여 시 도움이 필요한 사항 : ________</w:t>
+        <w:t>다. 귀가 보호자 변경이나 별도 이동 지원이 필요한 경우 비공개로 알려 주시기 바랍니다. 확인 담당: ________ / 회신 기한: ________.</w:t>
+      </w:r>
+    </w:p>
+    <w:p>
+      <w:pPr>
+        <w:pStyle w:val="Heading2"/>
+      </w:pPr>
+      <w:r>
+        <w:rPr>
+          <w:b w:val="0"/>
+        </w:rPr>
+        <w:t>4. 신청 기한·방법</w:t>
       </w:r>
     </w:p>
     <w:p>
@@ -3935,7 +7003,362 @@
         <w:rPr>
           <w:b w:val="0"/>
         </w:rPr>
-        <w:t>개인정보 수집·이용 동의 : 행사 운영·보호자 연락을 위해 학생 이름·부서·반·보호자 성명·연락처·인계 정보를 수집·이용하며 행사 종료 후 30일 이내 파기합니다. 동의를 거부할 수 있으며, 거부 시 개별 연락과 인계 확인에 제한이 있을 수 있습니다. □ 동의　□ 미동의</w:t>
+        <w:t>가. 신청 기한: ________ / 제출 방법: 절취한 신청서를 ________에게 직접 제출.</w:t>
+      </w:r>
+    </w:p>
+    <w:p>
+      <w:r>
+        <w:rPr>
+          <w:b w:val="0"/>
+        </w:rPr>
+        <w:t>나. 접수 담당: ________ / 접수 확인 기한: ________.</w:t>
+      </w:r>
+    </w:p>
+    <w:p>
+      <w:r>
+        <w:rPr>
+          <w:b w:val="0"/>
+        </w:rPr>
+        <w:t>다. 건강·돌봄 관련 사항은 신청서 또는 담당자와의 개별 상담으로 알려 주시기 바랍니다. 확인 담당: ________ / 확인 기한: 행사 전날.</w:t>
+      </w:r>
+    </w:p>
+    <w:p>
+      <w:pPr>
+        <w:pStyle w:val="Heading2"/>
+      </w:pPr>
+      <w:r>
+        <w:rPr>
+          <w:b w:val="0"/>
+        </w:rPr>
+        <w:t>5. 문의</w:t>
+      </w:r>
+    </w:p>
+    <w:p>
+      <w:r>
+        <w:rPr>
+          <w:b w:val="0"/>
+        </w:rPr>
+        <w:t>문의 부서: (교회명) 유치부·아동부 / 담당: ________ / 문의처: ________ / 문의 가능 시간: ________.</w:t>
+      </w:r>
+    </w:p>
+    <w:p>
+      <w:r>
+        <w:rPr>
+          <w:b w:val="0"/>
+        </w:rPr>
+        <w:t>발신: (교회명) 유치부·아동부 / 담당: ________ / 발송일: ________.</w:t>
+      </w:r>
+    </w:p>
+    <w:p>
+      <w:r>
+        <w:rPr>
+          <w:b w:val="0"/>
+        </w:rPr>
+        <w:t>붙임 1. 성탄 발표회 참가 신청서 1부. 끝.</w:t>
+      </w:r>
+    </w:p>
+    <w:p>
+      <w:r>
+        <w:rPr>
+          <w:b w:val="0"/>
+        </w:rPr>
+        <w:t>절취선 ────────────────────────────────</w:t>
+      </w:r>
+    </w:p>
+    <w:p>
+      <w:r>
+        <w:rPr>
+          <w:b/>
+        </w:rPr>
+        <w:t>성탄 발표회 참가 신청서 — 회신용·비공개 보관</w:t>
+      </w:r>
+    </w:p>
+    <w:tbl>
+      <w:tblPr>
+        <w:tblStyle w:val="TableGrid"/>
+        <w:tblW w:type="auto" w:w="0"/>
+        <w:tblLook w:firstColumn="1" w:firstRow="1" w:lastColumn="0" w:lastRow="0" w:noHBand="0" w:noVBand="1" w:val="04A0"/>
+      </w:tblPr>
+      <w:tblGrid>
+        <w:gridCol w:w="4320"/>
+        <w:gridCol w:w="4320"/>
+      </w:tblGrid>
+      <w:tr>
+        <w:tc>
+          <w:tcPr>
+            <w:tcW w:type="dxa" w:w="4320"/>
+          </w:tcPr>
+          <w:p>
+            <w:r>
+              <w:rPr>
+                <w:b/>
+              </w:rPr>
+              <w:t>항목</w:t>
+            </w:r>
+          </w:p>
+        </w:tc>
+        <w:tc>
+          <w:tcPr>
+            <w:tcW w:type="dxa" w:w="4320"/>
+          </w:tcPr>
+          <w:p>
+            <w:r>
+              <w:rPr>
+                <w:b/>
+              </w:rPr>
+              <w:t>작성 내용</w:t>
+            </w:r>
+          </w:p>
+        </w:tc>
+      </w:tr>
+      <w:tr>
+        <w:tc>
+          <w:tcPr>
+            <w:tcW w:type="dxa" w:w="4320"/>
+          </w:tcPr>
+          <w:p>
+            <w:r>
+              <w:rPr>
+                <w:b w:val="0"/>
+              </w:rPr>
+              <w:t>부서·반</w:t>
+            </w:r>
+          </w:p>
+        </w:tc>
+        <w:tc>
+          <w:tcPr>
+            <w:tcW w:type="dxa" w:w="4320"/>
+          </w:tcPr>
+          <w:p>
+            <w:r>
+              <w:rPr>
+                <w:b w:val="0"/>
+              </w:rPr>
+              <w:t>________</w:t>
+            </w:r>
+          </w:p>
+        </w:tc>
+      </w:tr>
+      <w:tr>
+        <w:tc>
+          <w:tcPr>
+            <w:tcW w:type="dxa" w:w="4320"/>
+          </w:tcPr>
+          <w:p>
+            <w:r>
+              <w:rPr>
+                <w:b w:val="0"/>
+              </w:rPr>
+              <w:t>학생 이름</w:t>
+            </w:r>
+          </w:p>
+        </w:tc>
+        <w:tc>
+          <w:tcPr>
+            <w:tcW w:type="dxa" w:w="4320"/>
+          </w:tcPr>
+          <w:p>
+            <w:r>
+              <w:rPr>
+                <w:b w:val="0"/>
+              </w:rPr>
+              <w:t>________</w:t>
+            </w:r>
+          </w:p>
+        </w:tc>
+      </w:tr>
+      <w:tr>
+        <w:tc>
+          <w:tcPr>
+            <w:tcW w:type="dxa" w:w="4320"/>
+          </w:tcPr>
+          <w:p>
+            <w:r>
+              <w:rPr>
+                <w:b w:val="0"/>
+              </w:rPr>
+              <w:t>보호자 연락처</w:t>
+            </w:r>
+          </w:p>
+        </w:tc>
+        <w:tc>
+          <w:tcPr>
+            <w:tcW w:type="dxa" w:w="4320"/>
+          </w:tcPr>
+          <w:p>
+            <w:r>
+              <w:rPr>
+                <w:b w:val="0"/>
+              </w:rPr>
+              <w:t>________</w:t>
+            </w:r>
+          </w:p>
+        </w:tc>
+      </w:tr>
+      <w:tr>
+        <w:tc>
+          <w:tcPr>
+            <w:tcW w:type="dxa" w:w="4320"/>
+          </w:tcPr>
+          <w:p>
+            <w:r>
+              <w:rPr>
+                <w:b w:val="0"/>
+              </w:rPr>
+              <w:t>특이사항</w:t>
+            </w:r>
+          </w:p>
+        </w:tc>
+        <w:tc>
+          <w:tcPr>
+            <w:tcW w:type="dxa" w:w="4320"/>
+          </w:tcPr>
+          <w:p>
+            <w:r>
+              <w:rPr>
+                <w:b w:val="0"/>
+              </w:rPr>
+              <w:t>참여·돌봄에 필요한 최소한의 사항만 기재: ________</w:t>
+            </w:r>
+          </w:p>
+        </w:tc>
+      </w:tr>
+      <w:tr>
+        <w:tc>
+          <w:tcPr>
+            <w:tcW w:type="dxa" w:w="4320"/>
+          </w:tcPr>
+          <w:p>
+            <w:r>
+              <w:rPr>
+                <w:b w:val="0"/>
+              </w:rPr>
+              <w:t>참가 여부</w:t>
+            </w:r>
+          </w:p>
+        </w:tc>
+        <w:tc>
+          <w:tcPr>
+            <w:tcW w:type="dxa" w:w="4320"/>
+          </w:tcPr>
+          <w:p>
+            <w:r>
+              <w:rPr>
+                <w:b w:val="0"/>
+              </w:rPr>
+              <w:t>참가 / 불참 중 선택: ________</w:t>
+            </w:r>
+          </w:p>
+        </w:tc>
+      </w:tr>
+      <w:tr>
+        <w:tc>
+          <w:tcPr>
+            <w:tcW w:type="dxa" w:w="4320"/>
+          </w:tcPr>
+          <w:p>
+            <w:r>
+              <w:rPr>
+                <w:b w:val="0"/>
+              </w:rPr>
+              <w:t>귀가 보호자·관계</w:t>
+            </w:r>
+          </w:p>
+        </w:tc>
+        <w:tc>
+          <w:tcPr>
+            <w:tcW w:type="dxa" w:w="4320"/>
+          </w:tcPr>
+          <w:p>
+            <w:r>
+              <w:rPr>
+                <w:b w:val="0"/>
+              </w:rPr>
+              <w:t>________</w:t>
+            </w:r>
+          </w:p>
+        </w:tc>
+      </w:tr>
+      <w:tr>
+        <w:tc>
+          <w:tcPr>
+            <w:tcW w:type="dxa" w:w="4320"/>
+          </w:tcPr>
+          <w:p>
+            <w:r>
+              <w:rPr>
+                <w:b w:val="0"/>
+              </w:rPr>
+              <w:t>보호자 서명</w:t>
+            </w:r>
+          </w:p>
+        </w:tc>
+        <w:tc>
+          <w:tcPr>
+            <w:tcW w:type="dxa" w:w="4320"/>
+          </w:tcPr>
+          <w:p>
+            <w:r>
+              <w:rPr>
+                <w:b w:val="0"/>
+              </w:rPr>
+              <w:t>________</w:t>
+            </w:r>
+          </w:p>
+        </w:tc>
+      </w:tr>
+      <w:tr>
+        <w:tc>
+          <w:tcPr>
+            <w:tcW w:type="dxa" w:w="4320"/>
+          </w:tcPr>
+          <w:p>
+            <w:r>
+              <w:rPr>
+                <w:b w:val="0"/>
+              </w:rPr>
+              <w:t>작성일</w:t>
+            </w:r>
+          </w:p>
+        </w:tc>
+        <w:tc>
+          <w:tcPr>
+            <w:tcW w:type="dxa" w:w="4320"/>
+          </w:tcPr>
+          <w:p>
+            <w:r>
+              <w:rPr>
+                <w:b w:val="0"/>
+              </w:rPr>
+              <w:t>________</w:t>
+            </w:r>
+          </w:p>
+        </w:tc>
+      </w:tr>
+    </w:tbl>
+    <w:p/>
+    <w:p>
+      <w:r>
+        <w:rPr>
+          <w:b w:val="0"/>
+        </w:rPr>
+        <w:t>개인정보 수집·이용 동의: (교회명)은 행사 운영·비상 연락·귀가 확인을 위해 부서·학생 이름·보호자 연락처·귀가 보호자 정보를 행사 종료 후 ________까지 보유한 뒤 파기하며, 동의를 거부할 수 있으나 비상 연락·귀가 확인에 제한이 있을 수 있습니다. 동의 / 미동의: ________.</w:t>
+      </w:r>
+    </w:p>
+    <w:p>
+      <w:r>
+        <w:rPr>
+          <w:b w:val="0"/>
+        </w:rPr>
+        <w:t>건강 관련 민감정보 별도 동의: 특이사항에 건강정보를 자발적으로 기재한 경우에 한하여 안전·돌봄 목적으로 위 기간 동안 이용하는 데 동의 / 미동의: ________. 미동의 시 건강정보를 기재하지 않으며 필요한 돌봄 방법은 담당자와 별도 협의합니다.</w:t>
+      </w:r>
+    </w:p>
+    <w:p>
+      <w:r>
+        <w:rPr>
+          <w:b w:val="0"/>
+        </w:rPr>
+        <w:t>접수·보관 담당: ________ / 접수 기한: ________ / 파기 담당: ________ / 파기 기한: ________.</w:t>
       </w:r>
     </w:p>
     <w:sectPr>
